--- a/DQ_PIPELINE_DOCUMENTATION.docx
+++ b/DQ_PIPELINE_DOCUMENTATION.docx
@@ -58,12 +58,6 @@
         <w:gridCol w:w="9360"/>
       </w:tblGrid>
       <w:tr>
-        <w:tblPrEx>
-          <w:tblCellMar>
-            <w:top w:w="0" w:type="dxa"/>
-            <w:bottom w:w="0" w:type="dxa"/>
-          </w:tblCellMar>
-        </w:tblPrEx>
         <w:tc>
           <w:tcPr>
             <w:tcW w:w="9360" w:type="dxa"/>
@@ -89,7 +83,49 @@
               <w:rPr>
                 <w:color w:val="FFFFFF"/>
               </w:rPr>
-              <w:t>Version 1.1 (Bug-Fixed)  ·  Snowpark Python  ·  AWS S3  ·  Snowflake  ·  ANALYTICSWITHANAND</w:t>
+              <w:t xml:space="preserve">  Snowpark </w:t>
+            </w:r>
+            <w:proofErr w:type="gramStart"/>
+            <w:r>
+              <w:rPr>
+                <w:color w:val="FFFFFF"/>
+              </w:rPr>
+              <w:t>Python  ·</w:t>
+            </w:r>
+            <w:proofErr w:type="gramEnd"/>
+            <w:r>
+              <w:rPr>
+                <w:color w:val="FFFFFF"/>
+              </w:rPr>
+              <w:t xml:space="preserve">  AWS S</w:t>
+            </w:r>
+            <w:proofErr w:type="gramStart"/>
+            <w:r>
+              <w:rPr>
+                <w:color w:val="FFFFFF"/>
+              </w:rPr>
+              <w:t>3  ·</w:t>
+            </w:r>
+            <w:proofErr w:type="gramEnd"/>
+            <w:r>
+              <w:rPr>
+                <w:color w:val="FFFFFF"/>
+              </w:rPr>
+              <w:t xml:space="preserve">  </w:t>
+            </w:r>
+            <w:proofErr w:type="gramStart"/>
+            <w:r>
+              <w:rPr>
+                <w:color w:val="FFFFFF"/>
+              </w:rPr>
+              <w:t>Snowflake  ·</w:t>
+            </w:r>
+            <w:proofErr w:type="gramEnd"/>
+            <w:r>
+              <w:rPr>
+                <w:color w:val="FFFFFF"/>
+              </w:rPr>
+              <w:t xml:space="preserve">  ANALYTICSWITHANAND</w:t>
             </w:r>
           </w:p>
         </w:tc>
@@ -122,12 +158,6 @@
         <w:gridCol w:w="6560"/>
       </w:tblGrid>
       <w:tr>
-        <w:tblPrEx>
-          <w:tblCellMar>
-            <w:top w:w="0" w:type="dxa"/>
-            <w:bottom w:w="0" w:type="dxa"/>
-          </w:tblCellMar>
-        </w:tblPrEx>
         <w:tc>
           <w:tcPr>
             <w:tcW w:w="2800" w:type="dxa"/>
@@ -198,12 +228,6 @@
         </w:tc>
       </w:tr>
       <w:tr>
-        <w:tblPrEx>
-          <w:tblCellMar>
-            <w:top w:w="0" w:type="dxa"/>
-            <w:bottom w:w="0" w:type="dxa"/>
-          </w:tblCellMar>
-        </w:tblPrEx>
         <w:tc>
           <w:tcPr>
             <w:tcW w:w="2800" w:type="dxa"/>
@@ -260,12 +284,6 @@
         </w:tc>
       </w:tr>
       <w:tr>
-        <w:tblPrEx>
-          <w:tblCellMar>
-            <w:top w:w="0" w:type="dxa"/>
-            <w:bottom w:w="0" w:type="dxa"/>
-          </w:tblCellMar>
-        </w:tblPrEx>
         <w:tc>
           <w:tcPr>
             <w:tcW w:w="2800" w:type="dxa"/>
@@ -322,12 +340,6 @@
         </w:tc>
       </w:tr>
       <w:tr>
-        <w:tblPrEx>
-          <w:tblCellMar>
-            <w:top w:w="0" w:type="dxa"/>
-            <w:bottom w:w="0" w:type="dxa"/>
-          </w:tblCellMar>
-        </w:tblPrEx>
         <w:tc>
           <w:tcPr>
             <w:tcW w:w="2800" w:type="dxa"/>
@@ -384,12 +396,6 @@
         </w:tc>
       </w:tr>
       <w:tr>
-        <w:tblPrEx>
-          <w:tblCellMar>
-            <w:top w:w="0" w:type="dxa"/>
-            <w:bottom w:w="0" w:type="dxa"/>
-          </w:tblCellMar>
-        </w:tblPrEx>
         <w:tc>
           <w:tcPr>
             <w:tcW w:w="2800" w:type="dxa"/>
@@ -446,12 +452,6 @@
         </w:tc>
       </w:tr>
       <w:tr>
-        <w:tblPrEx>
-          <w:tblCellMar>
-            <w:top w:w="0" w:type="dxa"/>
-            <w:bottom w:w="0" w:type="dxa"/>
-          </w:tblCellMar>
-        </w:tblPrEx>
         <w:tc>
           <w:tcPr>
             <w:tcW w:w="2800" w:type="dxa"/>
@@ -508,12 +508,6 @@
         </w:tc>
       </w:tr>
       <w:tr>
-        <w:tblPrEx>
-          <w:tblCellMar>
-            <w:top w:w="0" w:type="dxa"/>
-            <w:bottom w:w="0" w:type="dxa"/>
-          </w:tblCellMar>
-        </w:tblPrEx>
         <w:tc>
           <w:tcPr>
             <w:tcW w:w="2800" w:type="dxa"/>
@@ -570,12 +564,6 @@
         </w:tc>
       </w:tr>
       <w:tr>
-        <w:tblPrEx>
-          <w:tblCellMar>
-            <w:top w:w="0" w:type="dxa"/>
-            <w:bottom w:w="0" w:type="dxa"/>
-          </w:tblCellMar>
-        </w:tblPrEx>
         <w:tc>
           <w:tcPr>
             <w:tcW w:w="2800" w:type="dxa"/>
@@ -632,12 +620,6 @@
         </w:tc>
       </w:tr>
       <w:tr>
-        <w:tblPrEx>
-          <w:tblCellMar>
-            <w:top w:w="0" w:type="dxa"/>
-            <w:bottom w:w="0" w:type="dxa"/>
-          </w:tblCellMar>
-        </w:tblPrEx>
         <w:tc>
           <w:tcPr>
             <w:tcW w:w="2800" w:type="dxa"/>
@@ -706,1883 +688,12 @@
           <w:bottom w:val="single" w:sz="8" w:space="4" w:color="2E75B6"/>
         </w:pBdr>
       </w:pPr>
-      <w:bookmarkStart w:id="0" w:name="_Toc230905878"/>
-      <w:r>
-        <w:lastRenderedPageBreak/>
-        <w:t>Table of Contents</w:t>
-      </w:r>
-      <w:bookmarkEnd w:id="0"/>
-    </w:p>
-    <w:sdt>
-      <w:sdtPr>
-        <w:alias w:val="Table of Contents"/>
-        <w:id w:val="1303734734"/>
-      </w:sdtPr>
-      <w:sdtContent>
-        <w:p>
-          <w:pPr>
-            <w:pStyle w:val="TOC1"/>
-            <w:tabs>
-              <w:tab w:val="right" w:leader="dot" w:pos="10070"/>
-            </w:tabs>
-            <w:rPr>
-              <w:noProof/>
-            </w:rPr>
-          </w:pPr>
-          <w:r>
-            <w:fldChar w:fldCharType="begin"/>
-          </w:r>
-          <w:r>
-            <w:instrText>TOC \h \o "1-3"</w:instrText>
-          </w:r>
-          <w:r>
-            <w:fldChar w:fldCharType="separate"/>
-          </w:r>
-          <w:hyperlink w:anchor="_Toc230905878" w:history="1">
-            <w:r>
-              <w:rPr>
-                <w:rStyle w:val="Hyperlink"/>
-                <w:noProof/>
-              </w:rPr>
-              <w:t>Table of Contents</w:t>
-            </w:r>
-            <w:r>
-              <w:rPr>
-                <w:noProof/>
-              </w:rPr>
-              <w:tab/>
-            </w:r>
-            <w:r>
-              <w:rPr>
-                <w:noProof/>
-              </w:rPr>
-              <w:fldChar w:fldCharType="begin"/>
-            </w:r>
-            <w:r>
-              <w:rPr>
-                <w:noProof/>
-              </w:rPr>
-              <w:instrText xml:space="preserve"> PAGEREF _Toc230905878 \h </w:instrText>
-            </w:r>
-            <w:r>
-              <w:rPr>
-                <w:noProof/>
-              </w:rPr>
-            </w:r>
-            <w:r>
-              <w:rPr>
-                <w:noProof/>
-              </w:rPr>
-              <w:fldChar w:fldCharType="separate"/>
-            </w:r>
-            <w:r>
-              <w:rPr>
-                <w:noProof/>
-              </w:rPr>
-              <w:t>1</w:t>
-            </w:r>
-            <w:r>
-              <w:rPr>
-                <w:noProof/>
-              </w:rPr>
-              <w:fldChar w:fldCharType="end"/>
-            </w:r>
-          </w:hyperlink>
-        </w:p>
-        <w:p>
-          <w:pPr>
-            <w:pStyle w:val="TOC1"/>
-            <w:tabs>
-              <w:tab w:val="right" w:leader="dot" w:pos="10070"/>
-            </w:tabs>
-            <w:rPr>
-              <w:noProof/>
-            </w:rPr>
-          </w:pPr>
-          <w:hyperlink w:anchor="_Toc230905879" w:history="1">
-            <w:r>
-              <w:rPr>
-                <w:rStyle w:val="Hyperlink"/>
-                <w:noProof/>
-              </w:rPr>
-              <w:t>1. Changelog — v1.0 → v1.1</w:t>
-            </w:r>
-            <w:r>
-              <w:rPr>
-                <w:noProof/>
-              </w:rPr>
-              <w:tab/>
-            </w:r>
-            <w:r>
-              <w:rPr>
-                <w:noProof/>
-              </w:rPr>
-              <w:fldChar w:fldCharType="begin"/>
-            </w:r>
-            <w:r>
-              <w:rPr>
-                <w:noProof/>
-              </w:rPr>
-              <w:instrText xml:space="preserve"> PAGEREF _Toc230905879 \h </w:instrText>
-            </w:r>
-            <w:r>
-              <w:rPr>
-                <w:noProof/>
-              </w:rPr>
-            </w:r>
-            <w:r>
-              <w:rPr>
-                <w:noProof/>
-              </w:rPr>
-              <w:fldChar w:fldCharType="separate"/>
-            </w:r>
-            <w:r>
-              <w:rPr>
-                <w:noProof/>
-              </w:rPr>
-              <w:t>1</w:t>
-            </w:r>
-            <w:r>
-              <w:rPr>
-                <w:noProof/>
-              </w:rPr>
-              <w:fldChar w:fldCharType="end"/>
-            </w:r>
-          </w:hyperlink>
-        </w:p>
-        <w:p>
-          <w:pPr>
-            <w:pStyle w:val="TOC1"/>
-            <w:tabs>
-              <w:tab w:val="right" w:leader="dot" w:pos="10070"/>
-            </w:tabs>
-            <w:rPr>
-              <w:noProof/>
-            </w:rPr>
-          </w:pPr>
-          <w:hyperlink w:anchor="_Toc230905880" w:history="1">
-            <w:r>
-              <w:rPr>
-                <w:rStyle w:val="Hyperlink"/>
-                <w:noProof/>
-              </w:rPr>
-              <w:t>2. Architecture</w:t>
-            </w:r>
-            <w:r>
-              <w:rPr>
-                <w:noProof/>
-              </w:rPr>
-              <w:tab/>
-            </w:r>
-            <w:r>
-              <w:rPr>
-                <w:noProof/>
-              </w:rPr>
-              <w:fldChar w:fldCharType="begin"/>
-            </w:r>
-            <w:r>
-              <w:rPr>
-                <w:noProof/>
-              </w:rPr>
-              <w:instrText xml:space="preserve"> PAGEREF _Toc230905880 \h </w:instrText>
-            </w:r>
-            <w:r>
-              <w:rPr>
-                <w:noProof/>
-              </w:rPr>
-            </w:r>
-            <w:r>
-              <w:rPr>
-                <w:noProof/>
-              </w:rPr>
-              <w:fldChar w:fldCharType="separate"/>
-            </w:r>
-            <w:r>
-              <w:rPr>
-                <w:noProof/>
-              </w:rPr>
-              <w:t>1</w:t>
-            </w:r>
-            <w:r>
-              <w:rPr>
-                <w:noProof/>
-              </w:rPr>
-              <w:fldChar w:fldCharType="end"/>
-            </w:r>
-          </w:hyperlink>
-        </w:p>
-        <w:p>
-          <w:pPr>
-            <w:pStyle w:val="TOC2"/>
-            <w:tabs>
-              <w:tab w:val="right" w:leader="dot" w:pos="10070"/>
-            </w:tabs>
-            <w:rPr>
-              <w:noProof/>
-            </w:rPr>
-          </w:pPr>
-          <w:hyperlink w:anchor="_Toc230905881" w:history="1">
-            <w:r>
-              <w:rPr>
-                <w:rStyle w:val="Hyperlink"/>
-                <w:noProof/>
-              </w:rPr>
-              <w:t>2.1 High-Level Data Flow</w:t>
-            </w:r>
-            <w:r>
-              <w:rPr>
-                <w:noProof/>
-              </w:rPr>
-              <w:tab/>
-            </w:r>
-            <w:r>
-              <w:rPr>
-                <w:noProof/>
-              </w:rPr>
-              <w:fldChar w:fldCharType="begin"/>
-            </w:r>
-            <w:r>
-              <w:rPr>
-                <w:noProof/>
-              </w:rPr>
-              <w:instrText xml:space="preserve"> PAGEREF _Toc230905881 \h </w:instrText>
-            </w:r>
-            <w:r>
-              <w:rPr>
-                <w:noProof/>
-              </w:rPr>
-            </w:r>
-            <w:r>
-              <w:rPr>
-                <w:noProof/>
-              </w:rPr>
-              <w:fldChar w:fldCharType="separate"/>
-            </w:r>
-            <w:r>
-              <w:rPr>
-                <w:noProof/>
-              </w:rPr>
-              <w:t>1</w:t>
-            </w:r>
-            <w:r>
-              <w:rPr>
-                <w:noProof/>
-              </w:rPr>
-              <w:fldChar w:fldCharType="end"/>
-            </w:r>
-          </w:hyperlink>
-        </w:p>
-        <w:p>
-          <w:pPr>
-            <w:pStyle w:val="TOC1"/>
-            <w:tabs>
-              <w:tab w:val="right" w:leader="dot" w:pos="10070"/>
-            </w:tabs>
-            <w:rPr>
-              <w:noProof/>
-            </w:rPr>
-          </w:pPr>
-          <w:hyperlink w:anchor="_Toc230905882" w:history="1">
-            <w:r>
-              <w:rPr>
-                <w:rStyle w:val="Hyperlink"/>
-                <w:noProof/>
-              </w:rPr>
-              <w:t>3. Snowflake Object Inventory</w:t>
-            </w:r>
-            <w:r>
-              <w:rPr>
-                <w:noProof/>
-              </w:rPr>
-              <w:tab/>
-            </w:r>
-            <w:r>
-              <w:rPr>
-                <w:noProof/>
-              </w:rPr>
-              <w:fldChar w:fldCharType="begin"/>
-            </w:r>
-            <w:r>
-              <w:rPr>
-                <w:noProof/>
-              </w:rPr>
-              <w:instrText xml:space="preserve"> PAGEREF _Toc230905882 \h </w:instrText>
-            </w:r>
-            <w:r>
-              <w:rPr>
-                <w:noProof/>
-              </w:rPr>
-            </w:r>
-            <w:r>
-              <w:rPr>
-                <w:noProof/>
-              </w:rPr>
-              <w:fldChar w:fldCharType="separate"/>
-            </w:r>
-            <w:r>
-              <w:rPr>
-                <w:noProof/>
-              </w:rPr>
-              <w:t>1</w:t>
-            </w:r>
-            <w:r>
-              <w:rPr>
-                <w:noProof/>
-              </w:rPr>
-              <w:fldChar w:fldCharType="end"/>
-            </w:r>
-          </w:hyperlink>
-        </w:p>
-        <w:p>
-          <w:pPr>
-            <w:pStyle w:val="TOC2"/>
-            <w:tabs>
-              <w:tab w:val="right" w:leader="dot" w:pos="10070"/>
-            </w:tabs>
-            <w:rPr>
-              <w:noProof/>
-            </w:rPr>
-          </w:pPr>
-          <w:hyperlink w:anchor="_Toc230905883" w:history="1">
-            <w:r>
-              <w:rPr>
-                <w:rStyle w:val="Hyperlink"/>
-                <w:noProof/>
-              </w:rPr>
-              <w:t>3.1 File Formats</w:t>
-            </w:r>
-            <w:r>
-              <w:rPr>
-                <w:noProof/>
-              </w:rPr>
-              <w:tab/>
-            </w:r>
-            <w:r>
-              <w:rPr>
-                <w:noProof/>
-              </w:rPr>
-              <w:fldChar w:fldCharType="begin"/>
-            </w:r>
-            <w:r>
-              <w:rPr>
-                <w:noProof/>
-              </w:rPr>
-              <w:instrText xml:space="preserve"> PAGEREF _Toc230905883 \h </w:instrText>
-            </w:r>
-            <w:r>
-              <w:rPr>
-                <w:noProof/>
-              </w:rPr>
-            </w:r>
-            <w:r>
-              <w:rPr>
-                <w:noProof/>
-              </w:rPr>
-              <w:fldChar w:fldCharType="separate"/>
-            </w:r>
-            <w:r>
-              <w:rPr>
-                <w:noProof/>
-              </w:rPr>
-              <w:t>1</w:t>
-            </w:r>
-            <w:r>
-              <w:rPr>
-                <w:noProof/>
-              </w:rPr>
-              <w:fldChar w:fldCharType="end"/>
-            </w:r>
-          </w:hyperlink>
-        </w:p>
-        <w:p>
-          <w:pPr>
-            <w:pStyle w:val="TOC2"/>
-            <w:tabs>
-              <w:tab w:val="right" w:leader="dot" w:pos="10070"/>
-            </w:tabs>
-            <w:rPr>
-              <w:noProof/>
-            </w:rPr>
-          </w:pPr>
-          <w:hyperlink w:anchor="_Toc230905884" w:history="1">
-            <w:r>
-              <w:rPr>
-                <w:rStyle w:val="Hyperlink"/>
-                <w:noProof/>
-              </w:rPr>
-              <w:t>3.2 External Stages</w:t>
-            </w:r>
-            <w:r>
-              <w:rPr>
-                <w:noProof/>
-              </w:rPr>
-              <w:tab/>
-            </w:r>
-            <w:r>
-              <w:rPr>
-                <w:noProof/>
-              </w:rPr>
-              <w:fldChar w:fldCharType="begin"/>
-            </w:r>
-            <w:r>
-              <w:rPr>
-                <w:noProof/>
-              </w:rPr>
-              <w:instrText xml:space="preserve"> PAGEREF _Toc230905884 \h </w:instrText>
-            </w:r>
-            <w:r>
-              <w:rPr>
-                <w:noProof/>
-              </w:rPr>
-            </w:r>
-            <w:r>
-              <w:rPr>
-                <w:noProof/>
-              </w:rPr>
-              <w:fldChar w:fldCharType="separate"/>
-            </w:r>
-            <w:r>
-              <w:rPr>
-                <w:noProof/>
-              </w:rPr>
-              <w:t>1</w:t>
-            </w:r>
-            <w:r>
-              <w:rPr>
-                <w:noProof/>
-              </w:rPr>
-              <w:fldChar w:fldCharType="end"/>
-            </w:r>
-          </w:hyperlink>
-        </w:p>
-        <w:p>
-          <w:pPr>
-            <w:pStyle w:val="TOC2"/>
-            <w:tabs>
-              <w:tab w:val="right" w:leader="dot" w:pos="10070"/>
-            </w:tabs>
-            <w:rPr>
-              <w:noProof/>
-            </w:rPr>
-          </w:pPr>
-          <w:hyperlink w:anchor="_Toc230905885" w:history="1">
-            <w:r>
-              <w:rPr>
-                <w:rStyle w:val="Hyperlink"/>
-                <w:noProof/>
-              </w:rPr>
-              <w:t>3.3 RAW.TRANSACTION — Target Table</w:t>
-            </w:r>
-            <w:r>
-              <w:rPr>
-                <w:noProof/>
-              </w:rPr>
-              <w:tab/>
-            </w:r>
-            <w:r>
-              <w:rPr>
-                <w:noProof/>
-              </w:rPr>
-              <w:fldChar w:fldCharType="begin"/>
-            </w:r>
-            <w:r>
-              <w:rPr>
-                <w:noProof/>
-              </w:rPr>
-              <w:instrText xml:space="preserve"> PAGEREF _Toc230905885 \h </w:instrText>
-            </w:r>
-            <w:r>
-              <w:rPr>
-                <w:noProof/>
-              </w:rPr>
-            </w:r>
-            <w:r>
-              <w:rPr>
-                <w:noProof/>
-              </w:rPr>
-              <w:fldChar w:fldCharType="separate"/>
-            </w:r>
-            <w:r>
-              <w:rPr>
-                <w:noProof/>
-              </w:rPr>
-              <w:t>1</w:t>
-            </w:r>
-            <w:r>
-              <w:rPr>
-                <w:noProof/>
-              </w:rPr>
-              <w:fldChar w:fldCharType="end"/>
-            </w:r>
-          </w:hyperlink>
-        </w:p>
-        <w:p>
-          <w:pPr>
-            <w:pStyle w:val="TOC2"/>
-            <w:tabs>
-              <w:tab w:val="right" w:leader="dot" w:pos="10070"/>
-            </w:tabs>
-            <w:rPr>
-              <w:noProof/>
-            </w:rPr>
-          </w:pPr>
-          <w:hyperlink w:anchor="_Toc230905886" w:history="1">
-            <w:r>
-              <w:rPr>
-                <w:rStyle w:val="Hyperlink"/>
-                <w:noProof/>
-              </w:rPr>
-              <w:t>3.4 DIM.CUSTOMERS / DIM.PRODUCTS — Seeding Fix</w:t>
-            </w:r>
-            <w:r>
-              <w:rPr>
-                <w:noProof/>
-              </w:rPr>
-              <w:tab/>
-            </w:r>
-            <w:r>
-              <w:rPr>
-                <w:noProof/>
-              </w:rPr>
-              <w:fldChar w:fldCharType="begin"/>
-            </w:r>
-            <w:r>
-              <w:rPr>
-                <w:noProof/>
-              </w:rPr>
-              <w:instrText xml:space="preserve"> PAGEREF _Toc230905886 \h </w:instrText>
-            </w:r>
-            <w:r>
-              <w:rPr>
-                <w:noProof/>
-              </w:rPr>
-            </w:r>
-            <w:r>
-              <w:rPr>
-                <w:noProof/>
-              </w:rPr>
-              <w:fldChar w:fldCharType="separate"/>
-            </w:r>
-            <w:r>
-              <w:rPr>
-                <w:noProof/>
-              </w:rPr>
-              <w:t>1</w:t>
-            </w:r>
-            <w:r>
-              <w:rPr>
-                <w:noProof/>
-              </w:rPr>
-              <w:fldChar w:fldCharType="end"/>
-            </w:r>
-          </w:hyperlink>
-        </w:p>
-        <w:p>
-          <w:pPr>
-            <w:pStyle w:val="TOC1"/>
-            <w:tabs>
-              <w:tab w:val="right" w:leader="dot" w:pos="10070"/>
-            </w:tabs>
-            <w:rPr>
-              <w:noProof/>
-            </w:rPr>
-          </w:pPr>
-          <w:hyperlink w:anchor="_Toc230905887" w:history="1">
-            <w:r>
-              <w:rPr>
-                <w:rStyle w:val="Hyperlink"/>
-                <w:noProof/>
-              </w:rPr>
-              <w:t>4. CSV Test File Catalogue</w:t>
-            </w:r>
-            <w:r>
-              <w:rPr>
-                <w:noProof/>
-              </w:rPr>
-              <w:tab/>
-            </w:r>
-            <w:r>
-              <w:rPr>
-                <w:noProof/>
-              </w:rPr>
-              <w:fldChar w:fldCharType="begin"/>
-            </w:r>
-            <w:r>
-              <w:rPr>
-                <w:noProof/>
-              </w:rPr>
-              <w:instrText xml:space="preserve"> PAGEREF _Toc230905887 \h </w:instrText>
-            </w:r>
-            <w:r>
-              <w:rPr>
-                <w:noProof/>
-              </w:rPr>
-            </w:r>
-            <w:r>
-              <w:rPr>
-                <w:noProof/>
-              </w:rPr>
-              <w:fldChar w:fldCharType="separate"/>
-            </w:r>
-            <w:r>
-              <w:rPr>
-                <w:noProof/>
-              </w:rPr>
-              <w:t>1</w:t>
-            </w:r>
-            <w:r>
-              <w:rPr>
-                <w:noProof/>
-              </w:rPr>
-              <w:fldChar w:fldCharType="end"/>
-            </w:r>
-          </w:hyperlink>
-        </w:p>
-        <w:p>
-          <w:pPr>
-            <w:pStyle w:val="TOC2"/>
-            <w:tabs>
-              <w:tab w:val="right" w:leader="dot" w:pos="10070"/>
-            </w:tabs>
-            <w:rPr>
-              <w:noProof/>
-            </w:rPr>
-          </w:pPr>
-          <w:hyperlink w:anchor="_Toc230905888" w:history="1">
-            <w:r>
-              <w:rPr>
-                <w:rStyle w:val="Hyperlink"/>
-                <w:noProof/>
-              </w:rPr>
-              <w:t>4.1 File Overview — v1.1</w:t>
-            </w:r>
-            <w:r>
-              <w:rPr>
-                <w:noProof/>
-              </w:rPr>
-              <w:tab/>
-            </w:r>
-            <w:r>
-              <w:rPr>
-                <w:noProof/>
-              </w:rPr>
-              <w:fldChar w:fldCharType="begin"/>
-            </w:r>
-            <w:r>
-              <w:rPr>
-                <w:noProof/>
-              </w:rPr>
-              <w:instrText xml:space="preserve"> PAGEREF _Toc230905888 \h </w:instrText>
-            </w:r>
-            <w:r>
-              <w:rPr>
-                <w:noProof/>
-              </w:rPr>
-            </w:r>
-            <w:r>
-              <w:rPr>
-                <w:noProof/>
-              </w:rPr>
-              <w:fldChar w:fldCharType="separate"/>
-            </w:r>
-            <w:r>
-              <w:rPr>
-                <w:noProof/>
-              </w:rPr>
-              <w:t>1</w:t>
-            </w:r>
-            <w:r>
-              <w:rPr>
-                <w:noProof/>
-              </w:rPr>
-              <w:fldChar w:fldCharType="end"/>
-            </w:r>
-          </w:hyperlink>
-        </w:p>
-        <w:p>
-          <w:pPr>
-            <w:pStyle w:val="TOC2"/>
-            <w:tabs>
-              <w:tab w:val="right" w:leader="dot" w:pos="10070"/>
-            </w:tabs>
-            <w:rPr>
-              <w:noProof/>
-            </w:rPr>
-          </w:pPr>
-          <w:hyperlink w:anchor="_Toc230905889" w:history="1">
-            <w:r>
-              <w:rPr>
-                <w:rStyle w:val="Hyperlink"/>
-                <w:noProof/>
-              </w:rPr>
-              <w:t>4.2 Why Files 02, 03, 07 Were Redesigned</w:t>
-            </w:r>
-            <w:r>
-              <w:rPr>
-                <w:noProof/>
-              </w:rPr>
-              <w:tab/>
-            </w:r>
-            <w:r>
-              <w:rPr>
-                <w:noProof/>
-              </w:rPr>
-              <w:fldChar w:fldCharType="begin"/>
-            </w:r>
-            <w:r>
-              <w:rPr>
-                <w:noProof/>
-              </w:rPr>
-              <w:instrText xml:space="preserve"> PAGEREF _Toc230905889 \h </w:instrText>
-            </w:r>
-            <w:r>
-              <w:rPr>
-                <w:noProof/>
-              </w:rPr>
-            </w:r>
-            <w:r>
-              <w:rPr>
-                <w:noProof/>
-              </w:rPr>
-              <w:fldChar w:fldCharType="separate"/>
-            </w:r>
-            <w:r>
-              <w:rPr>
-                <w:noProof/>
-              </w:rPr>
-              <w:t>1</w:t>
-            </w:r>
-            <w:r>
-              <w:rPr>
-                <w:noProof/>
-              </w:rPr>
-              <w:fldChar w:fldCharType="end"/>
-            </w:r>
-          </w:hyperlink>
-        </w:p>
-        <w:p>
-          <w:pPr>
-            <w:pStyle w:val="TOC1"/>
-            <w:tabs>
-              <w:tab w:val="right" w:leader="dot" w:pos="10070"/>
-            </w:tabs>
-            <w:rPr>
-              <w:noProof/>
-            </w:rPr>
-          </w:pPr>
-          <w:hyperlink w:anchor="_Toc230905890" w:history="1">
-            <w:r>
-              <w:rPr>
-                <w:rStyle w:val="Hyperlink"/>
-                <w:noProof/>
-              </w:rPr>
-              <w:t>5. Data Quality Checks</w:t>
-            </w:r>
-            <w:r>
-              <w:rPr>
-                <w:noProof/>
-              </w:rPr>
-              <w:tab/>
-            </w:r>
-            <w:r>
-              <w:rPr>
-                <w:noProof/>
-              </w:rPr>
-              <w:fldChar w:fldCharType="begin"/>
-            </w:r>
-            <w:r>
-              <w:rPr>
-                <w:noProof/>
-              </w:rPr>
-              <w:instrText xml:space="preserve"> PAGEREF _Toc230905890 \h </w:instrText>
-            </w:r>
-            <w:r>
-              <w:rPr>
-                <w:noProof/>
-              </w:rPr>
-            </w:r>
-            <w:r>
-              <w:rPr>
-                <w:noProof/>
-              </w:rPr>
-              <w:fldChar w:fldCharType="separate"/>
-            </w:r>
-            <w:r>
-              <w:rPr>
-                <w:noProof/>
-              </w:rPr>
-              <w:t>1</w:t>
-            </w:r>
-            <w:r>
-              <w:rPr>
-                <w:noProof/>
-              </w:rPr>
-              <w:fldChar w:fldCharType="end"/>
-            </w:r>
-          </w:hyperlink>
-        </w:p>
-        <w:p>
-          <w:pPr>
-            <w:pStyle w:val="TOC2"/>
-            <w:tabs>
-              <w:tab w:val="right" w:leader="dot" w:pos="10070"/>
-            </w:tabs>
-            <w:rPr>
-              <w:noProof/>
-            </w:rPr>
-          </w:pPr>
-          <w:hyperlink w:anchor="_Toc230905891" w:history="1">
-            <w:r>
-              <w:rPr>
-                <w:rStyle w:val="Hyperlink"/>
-                <w:noProof/>
-              </w:rPr>
-              <w:t>5.1 Check Matrix</w:t>
-            </w:r>
-            <w:r>
-              <w:rPr>
-                <w:noProof/>
-              </w:rPr>
-              <w:tab/>
-            </w:r>
-            <w:r>
-              <w:rPr>
-                <w:noProof/>
-              </w:rPr>
-              <w:fldChar w:fldCharType="begin"/>
-            </w:r>
-            <w:r>
-              <w:rPr>
-                <w:noProof/>
-              </w:rPr>
-              <w:instrText xml:space="preserve"> PAGEREF _Toc230905891 \h </w:instrText>
-            </w:r>
-            <w:r>
-              <w:rPr>
-                <w:noProof/>
-              </w:rPr>
-            </w:r>
-            <w:r>
-              <w:rPr>
-                <w:noProof/>
-              </w:rPr>
-              <w:fldChar w:fldCharType="separate"/>
-            </w:r>
-            <w:r>
-              <w:rPr>
-                <w:noProof/>
-              </w:rPr>
-              <w:t>1</w:t>
-            </w:r>
-            <w:r>
-              <w:rPr>
-                <w:noProof/>
-              </w:rPr>
-              <w:fldChar w:fldCharType="end"/>
-            </w:r>
-          </w:hyperlink>
-        </w:p>
-        <w:p>
-          <w:pPr>
-            <w:pStyle w:val="TOC2"/>
-            <w:tabs>
-              <w:tab w:val="right" w:leader="dot" w:pos="10070"/>
-            </w:tabs>
-            <w:rPr>
-              <w:noProof/>
-            </w:rPr>
-          </w:pPr>
-          <w:hyperlink w:anchor="_Toc230905892" w:history="1">
-            <w:r>
-              <w:rPr>
-                <w:rStyle w:val="Hyperlink"/>
-                <w:noProof/>
-              </w:rPr>
-              <w:t>5.2 Check 5 Bug Fix — AS NULLS Reserved Keyword</w:t>
-            </w:r>
-            <w:r>
-              <w:rPr>
-                <w:noProof/>
-              </w:rPr>
-              <w:tab/>
-            </w:r>
-            <w:r>
-              <w:rPr>
-                <w:noProof/>
-              </w:rPr>
-              <w:fldChar w:fldCharType="begin"/>
-            </w:r>
-            <w:r>
-              <w:rPr>
-                <w:noProof/>
-              </w:rPr>
-              <w:instrText xml:space="preserve"> PAGEREF _Toc230905892 \h </w:instrText>
-            </w:r>
-            <w:r>
-              <w:rPr>
-                <w:noProof/>
-              </w:rPr>
-            </w:r>
-            <w:r>
-              <w:rPr>
-                <w:noProof/>
-              </w:rPr>
-              <w:fldChar w:fldCharType="separate"/>
-            </w:r>
-            <w:r>
-              <w:rPr>
-                <w:noProof/>
-              </w:rPr>
-              <w:t>1</w:t>
-            </w:r>
-            <w:r>
-              <w:rPr>
-                <w:noProof/>
-              </w:rPr>
-              <w:fldChar w:fldCharType="end"/>
-            </w:r>
-          </w:hyperlink>
-        </w:p>
-        <w:p>
-          <w:pPr>
-            <w:pStyle w:val="TOC2"/>
-            <w:tabs>
-              <w:tab w:val="right" w:leader="dot" w:pos="10070"/>
-            </w:tabs>
-            <w:rPr>
-              <w:noProof/>
-            </w:rPr>
-          </w:pPr>
-          <w:hyperlink w:anchor="_Toc230905893" w:history="1">
-            <w:r>
-              <w:rPr>
-                <w:rStyle w:val="Hyperlink"/>
-                <w:noProof/>
-              </w:rPr>
-              <w:t>5.3 Check 8 Bug Fix — FK Dimension Seeding</w:t>
-            </w:r>
-            <w:r>
-              <w:rPr>
-                <w:noProof/>
-              </w:rPr>
-              <w:tab/>
-            </w:r>
-            <w:r>
-              <w:rPr>
-                <w:noProof/>
-              </w:rPr>
-              <w:fldChar w:fldCharType="begin"/>
-            </w:r>
-            <w:r>
-              <w:rPr>
-                <w:noProof/>
-              </w:rPr>
-              <w:instrText xml:space="preserve"> PAGEREF _Toc230905893 \h </w:instrText>
-            </w:r>
-            <w:r>
-              <w:rPr>
-                <w:noProof/>
-              </w:rPr>
-            </w:r>
-            <w:r>
-              <w:rPr>
-                <w:noProof/>
-              </w:rPr>
-              <w:fldChar w:fldCharType="separate"/>
-            </w:r>
-            <w:r>
-              <w:rPr>
-                <w:noProof/>
-              </w:rPr>
-              <w:t>1</w:t>
-            </w:r>
-            <w:r>
-              <w:rPr>
-                <w:noProof/>
-              </w:rPr>
-              <w:fldChar w:fldCharType="end"/>
-            </w:r>
-          </w:hyperlink>
-        </w:p>
-        <w:p>
-          <w:pPr>
-            <w:pStyle w:val="TOC1"/>
-            <w:tabs>
-              <w:tab w:val="right" w:leader="dot" w:pos="10070"/>
-            </w:tabs>
-            <w:rPr>
-              <w:noProof/>
-            </w:rPr>
-          </w:pPr>
-          <w:hyperlink w:anchor="_Toc230905894" w:history="1">
-            <w:r>
-              <w:rPr>
-                <w:rStyle w:val="Hyperlink"/>
-                <w:noProof/>
-              </w:rPr>
-              <w:t>6. S3 File Move — How It Works</w:t>
-            </w:r>
-            <w:r>
-              <w:rPr>
-                <w:noProof/>
-              </w:rPr>
-              <w:tab/>
-            </w:r>
-            <w:r>
-              <w:rPr>
-                <w:noProof/>
-              </w:rPr>
-              <w:fldChar w:fldCharType="begin"/>
-            </w:r>
-            <w:r>
-              <w:rPr>
-                <w:noProof/>
-              </w:rPr>
-              <w:instrText xml:space="preserve"> PAGEREF _Toc230905894 \h </w:instrText>
-            </w:r>
-            <w:r>
-              <w:rPr>
-                <w:noProof/>
-              </w:rPr>
-            </w:r>
-            <w:r>
-              <w:rPr>
-                <w:noProof/>
-              </w:rPr>
-              <w:fldChar w:fldCharType="separate"/>
-            </w:r>
-            <w:r>
-              <w:rPr>
-                <w:noProof/>
-              </w:rPr>
-              <w:t>1</w:t>
-            </w:r>
-            <w:r>
-              <w:rPr>
-                <w:noProof/>
-              </w:rPr>
-              <w:fldChar w:fldCharType="end"/>
-            </w:r>
-          </w:hyperlink>
-        </w:p>
-        <w:p>
-          <w:pPr>
-            <w:pStyle w:val="TOC2"/>
-            <w:tabs>
-              <w:tab w:val="right" w:leader="dot" w:pos="10070"/>
-            </w:tabs>
-            <w:rPr>
-              <w:noProof/>
-            </w:rPr>
-          </w:pPr>
-          <w:hyperlink w:anchor="_Toc230905895" w:history="1">
-            <w:r>
-              <w:rPr>
-                <w:rStyle w:val="Hyperlink"/>
-                <w:noProof/>
-              </w:rPr>
-              <w:t>6.1 The move_file() Function</w:t>
-            </w:r>
-            <w:r>
-              <w:rPr>
-                <w:noProof/>
-              </w:rPr>
-              <w:tab/>
-            </w:r>
-            <w:r>
-              <w:rPr>
-                <w:noProof/>
-              </w:rPr>
-              <w:fldChar w:fldCharType="begin"/>
-            </w:r>
-            <w:r>
-              <w:rPr>
-                <w:noProof/>
-              </w:rPr>
-              <w:instrText xml:space="preserve"> PAGEREF _Toc230905895 \h </w:instrText>
-            </w:r>
-            <w:r>
-              <w:rPr>
-                <w:noProof/>
-              </w:rPr>
-            </w:r>
-            <w:r>
-              <w:rPr>
-                <w:noProof/>
-              </w:rPr>
-              <w:fldChar w:fldCharType="separate"/>
-            </w:r>
-            <w:r>
-              <w:rPr>
-                <w:noProof/>
-              </w:rPr>
-              <w:t>1</w:t>
-            </w:r>
-            <w:r>
-              <w:rPr>
-                <w:noProof/>
-              </w:rPr>
-              <w:fldChar w:fldCharType="end"/>
-            </w:r>
-          </w:hyperlink>
-        </w:p>
-        <w:p>
-          <w:pPr>
-            <w:pStyle w:val="TOC2"/>
-            <w:tabs>
-              <w:tab w:val="right" w:leader="dot" w:pos="10070"/>
-            </w:tabs>
-            <w:rPr>
-              <w:noProof/>
-            </w:rPr>
-          </w:pPr>
-          <w:hyperlink w:anchor="_Toc230905896" w:history="1">
-            <w:r>
-              <w:rPr>
-                <w:rStyle w:val="Hyperlink"/>
-                <w:noProof/>
-              </w:rPr>
-              <w:t>6.2 Stage Name Resolution</w:t>
-            </w:r>
-            <w:r>
-              <w:rPr>
-                <w:noProof/>
-              </w:rPr>
-              <w:tab/>
-            </w:r>
-            <w:r>
-              <w:rPr>
-                <w:noProof/>
-              </w:rPr>
-              <w:fldChar w:fldCharType="begin"/>
-            </w:r>
-            <w:r>
-              <w:rPr>
-                <w:noProof/>
-              </w:rPr>
-              <w:instrText xml:space="preserve"> PAGEREF _Toc230905896 \h </w:instrText>
-            </w:r>
-            <w:r>
-              <w:rPr>
-                <w:noProof/>
-              </w:rPr>
-            </w:r>
-            <w:r>
-              <w:rPr>
-                <w:noProof/>
-              </w:rPr>
-              <w:fldChar w:fldCharType="separate"/>
-            </w:r>
-            <w:r>
-              <w:rPr>
-                <w:noProof/>
-              </w:rPr>
-              <w:t>1</w:t>
-            </w:r>
-            <w:r>
-              <w:rPr>
-                <w:noProof/>
-              </w:rPr>
-              <w:fldChar w:fldCharType="end"/>
-            </w:r>
-          </w:hyperlink>
-        </w:p>
-        <w:p>
-          <w:pPr>
-            <w:pStyle w:val="TOC2"/>
-            <w:tabs>
-              <w:tab w:val="right" w:leader="dot" w:pos="10070"/>
-            </w:tabs>
-            <w:rPr>
-              <w:noProof/>
-            </w:rPr>
-          </w:pPr>
-          <w:hyperlink w:anchor="_Toc230905897" w:history="1">
-            <w:r>
-              <w:rPr>
-                <w:rStyle w:val="Hyperlink"/>
-                <w:noProof/>
-              </w:rPr>
-              <w:t>6.3 What Happens in S3</w:t>
-            </w:r>
-            <w:r>
-              <w:rPr>
-                <w:noProof/>
-              </w:rPr>
-              <w:tab/>
-            </w:r>
-            <w:r>
-              <w:rPr>
-                <w:noProof/>
-              </w:rPr>
-              <w:fldChar w:fldCharType="begin"/>
-            </w:r>
-            <w:r>
-              <w:rPr>
-                <w:noProof/>
-              </w:rPr>
-              <w:instrText xml:space="preserve"> PAGEREF _Toc230905897 \h </w:instrText>
-            </w:r>
-            <w:r>
-              <w:rPr>
-                <w:noProof/>
-              </w:rPr>
-            </w:r>
-            <w:r>
-              <w:rPr>
-                <w:noProof/>
-              </w:rPr>
-              <w:fldChar w:fldCharType="separate"/>
-            </w:r>
-            <w:r>
-              <w:rPr>
-                <w:noProof/>
-              </w:rPr>
-              <w:t>1</w:t>
-            </w:r>
-            <w:r>
-              <w:rPr>
-                <w:noProof/>
-              </w:rPr>
-              <w:fldChar w:fldCharType="end"/>
-            </w:r>
-          </w:hyperlink>
-        </w:p>
-        <w:p>
-          <w:pPr>
-            <w:pStyle w:val="TOC2"/>
-            <w:tabs>
-              <w:tab w:val="right" w:leader="dot" w:pos="10070"/>
-            </w:tabs>
-            <w:rPr>
-              <w:noProof/>
-            </w:rPr>
-          </w:pPr>
-          <w:hyperlink w:anchor="_Toc230905898" w:history="1">
-            <w:r>
-              <w:rPr>
-                <w:rStyle w:val="Hyperlink"/>
-                <w:noProof/>
-              </w:rPr>
-              <w:t>6.4 COPY FILES vs Other Approaches</w:t>
-            </w:r>
-            <w:r>
-              <w:rPr>
-                <w:noProof/>
-              </w:rPr>
-              <w:tab/>
-            </w:r>
-            <w:r>
-              <w:rPr>
-                <w:noProof/>
-              </w:rPr>
-              <w:fldChar w:fldCharType="begin"/>
-            </w:r>
-            <w:r>
-              <w:rPr>
-                <w:noProof/>
-              </w:rPr>
-              <w:instrText xml:space="preserve"> PAGEREF _Toc230905898 \h </w:instrText>
-            </w:r>
-            <w:r>
-              <w:rPr>
-                <w:noProof/>
-              </w:rPr>
-            </w:r>
-            <w:r>
-              <w:rPr>
-                <w:noProof/>
-              </w:rPr>
-              <w:fldChar w:fldCharType="separate"/>
-            </w:r>
-            <w:r>
-              <w:rPr>
-                <w:noProof/>
-              </w:rPr>
-              <w:t>1</w:t>
-            </w:r>
-            <w:r>
-              <w:rPr>
-                <w:noProof/>
-              </w:rPr>
-              <w:fldChar w:fldCharType="end"/>
-            </w:r>
-          </w:hyperlink>
-        </w:p>
-        <w:p>
-          <w:pPr>
-            <w:pStyle w:val="TOC2"/>
-            <w:tabs>
-              <w:tab w:val="right" w:leader="dot" w:pos="10070"/>
-            </w:tabs>
-            <w:rPr>
-              <w:noProof/>
-            </w:rPr>
-          </w:pPr>
-          <w:hyperlink w:anchor="_Toc230905899" w:history="1">
-            <w:r>
-              <w:rPr>
-                <w:rStyle w:val="Hyperlink"/>
-                <w:noProof/>
-              </w:rPr>
-              <w:t>6.5 IAM Permissions Required</w:t>
-            </w:r>
-            <w:r>
-              <w:rPr>
-                <w:noProof/>
-              </w:rPr>
-              <w:tab/>
-            </w:r>
-            <w:r>
-              <w:rPr>
-                <w:noProof/>
-              </w:rPr>
-              <w:fldChar w:fldCharType="begin"/>
-            </w:r>
-            <w:r>
-              <w:rPr>
-                <w:noProof/>
-              </w:rPr>
-              <w:instrText xml:space="preserve"> PAGEREF _Toc230905899 \h </w:instrText>
-            </w:r>
-            <w:r>
-              <w:rPr>
-                <w:noProof/>
-              </w:rPr>
-            </w:r>
-            <w:r>
-              <w:rPr>
-                <w:noProof/>
-              </w:rPr>
-              <w:fldChar w:fldCharType="separate"/>
-            </w:r>
-            <w:r>
-              <w:rPr>
-                <w:noProof/>
-              </w:rPr>
-              <w:t>1</w:t>
-            </w:r>
-            <w:r>
-              <w:rPr>
-                <w:noProof/>
-              </w:rPr>
-              <w:fldChar w:fldCharType="end"/>
-            </w:r>
-          </w:hyperlink>
-        </w:p>
-        <w:p>
-          <w:pPr>
-            <w:pStyle w:val="TOC1"/>
-            <w:tabs>
-              <w:tab w:val="right" w:leader="dot" w:pos="10070"/>
-            </w:tabs>
-            <w:rPr>
-              <w:noProof/>
-            </w:rPr>
-          </w:pPr>
-          <w:hyperlink w:anchor="_Toc230905900" w:history="1">
-            <w:r>
-              <w:rPr>
-                <w:rStyle w:val="Hyperlink"/>
-                <w:noProof/>
-              </w:rPr>
-              <w:t>7. DDL Key Changes — v1.1</w:t>
-            </w:r>
-            <w:r>
-              <w:rPr>
-                <w:noProof/>
-              </w:rPr>
-              <w:tab/>
-            </w:r>
-            <w:r>
-              <w:rPr>
-                <w:noProof/>
-              </w:rPr>
-              <w:fldChar w:fldCharType="begin"/>
-            </w:r>
-            <w:r>
-              <w:rPr>
-                <w:noProof/>
-              </w:rPr>
-              <w:instrText xml:space="preserve"> PAGEREF _Toc230905900 \h </w:instrText>
-            </w:r>
-            <w:r>
-              <w:rPr>
-                <w:noProof/>
-              </w:rPr>
-            </w:r>
-            <w:r>
-              <w:rPr>
-                <w:noProof/>
-              </w:rPr>
-              <w:fldChar w:fldCharType="separate"/>
-            </w:r>
-            <w:r>
-              <w:rPr>
-                <w:noProof/>
-              </w:rPr>
-              <w:t>1</w:t>
-            </w:r>
-            <w:r>
-              <w:rPr>
-                <w:noProof/>
-              </w:rPr>
-              <w:fldChar w:fldCharType="end"/>
-            </w:r>
-          </w:hyperlink>
-        </w:p>
-        <w:p>
-          <w:pPr>
-            <w:pStyle w:val="TOC2"/>
-            <w:tabs>
-              <w:tab w:val="right" w:leader="dot" w:pos="10070"/>
-            </w:tabs>
-            <w:rPr>
-              <w:noProof/>
-            </w:rPr>
-          </w:pPr>
-          <w:hyperlink w:anchor="_Toc230905901" w:history="1">
-            <w:r>
-              <w:rPr>
-                <w:rStyle w:val="Hyperlink"/>
-                <w:noProof/>
-              </w:rPr>
-              <w:t>7.1 File Format Fix</w:t>
-            </w:r>
-            <w:r>
-              <w:rPr>
-                <w:noProof/>
-              </w:rPr>
-              <w:tab/>
-            </w:r>
-            <w:r>
-              <w:rPr>
-                <w:noProof/>
-              </w:rPr>
-              <w:fldChar w:fldCharType="begin"/>
-            </w:r>
-            <w:r>
-              <w:rPr>
-                <w:noProof/>
-              </w:rPr>
-              <w:instrText xml:space="preserve"> PAGEREF _Toc230905901 \h </w:instrText>
-            </w:r>
-            <w:r>
-              <w:rPr>
-                <w:noProof/>
-              </w:rPr>
-            </w:r>
-            <w:r>
-              <w:rPr>
-                <w:noProof/>
-              </w:rPr>
-              <w:fldChar w:fldCharType="separate"/>
-            </w:r>
-            <w:r>
-              <w:rPr>
-                <w:noProof/>
-              </w:rPr>
-              <w:t>1</w:t>
-            </w:r>
-            <w:r>
-              <w:rPr>
-                <w:noProof/>
-              </w:rPr>
-              <w:fldChar w:fldCharType="end"/>
-            </w:r>
-          </w:hyperlink>
-        </w:p>
-        <w:p>
-          <w:pPr>
-            <w:pStyle w:val="TOC2"/>
-            <w:tabs>
-              <w:tab w:val="right" w:leader="dot" w:pos="10070"/>
-            </w:tabs>
-            <w:rPr>
-              <w:noProof/>
-            </w:rPr>
-          </w:pPr>
-          <w:hyperlink w:anchor="_Toc230905902" w:history="1">
-            <w:r>
-              <w:rPr>
-                <w:rStyle w:val="Hyperlink"/>
-                <w:noProof/>
-              </w:rPr>
-              <w:t>7.2 Dimension Seeding Fix</w:t>
-            </w:r>
-            <w:r>
-              <w:rPr>
-                <w:noProof/>
-              </w:rPr>
-              <w:tab/>
-            </w:r>
-            <w:r>
-              <w:rPr>
-                <w:noProof/>
-              </w:rPr>
-              <w:fldChar w:fldCharType="begin"/>
-            </w:r>
-            <w:r>
-              <w:rPr>
-                <w:noProof/>
-              </w:rPr>
-              <w:instrText xml:space="preserve"> PAGEREF _Toc230905902 \h </w:instrText>
-            </w:r>
-            <w:r>
-              <w:rPr>
-                <w:noProof/>
-              </w:rPr>
-            </w:r>
-            <w:r>
-              <w:rPr>
-                <w:noProof/>
-              </w:rPr>
-              <w:fldChar w:fldCharType="separate"/>
-            </w:r>
-            <w:r>
-              <w:rPr>
-                <w:noProof/>
-              </w:rPr>
-              <w:t>1</w:t>
-            </w:r>
-            <w:r>
-              <w:rPr>
-                <w:noProof/>
-              </w:rPr>
-              <w:fldChar w:fldCharType="end"/>
-            </w:r>
-          </w:hyperlink>
-        </w:p>
-        <w:p>
-          <w:pPr>
-            <w:pStyle w:val="TOC1"/>
-            <w:tabs>
-              <w:tab w:val="right" w:leader="dot" w:pos="10070"/>
-            </w:tabs>
-            <w:rPr>
-              <w:noProof/>
-            </w:rPr>
-          </w:pPr>
-          <w:hyperlink w:anchor="_Toc230905903" w:history="1">
-            <w:r>
-              <w:rPr>
-                <w:rStyle w:val="Hyperlink"/>
-                <w:noProof/>
-              </w:rPr>
-              <w:t>8. Execution Walkthrough</w:t>
-            </w:r>
-            <w:r>
-              <w:rPr>
-                <w:noProof/>
-              </w:rPr>
-              <w:tab/>
-            </w:r>
-            <w:r>
-              <w:rPr>
-                <w:noProof/>
-              </w:rPr>
-              <w:fldChar w:fldCharType="begin"/>
-            </w:r>
-            <w:r>
-              <w:rPr>
-                <w:noProof/>
-              </w:rPr>
-              <w:instrText xml:space="preserve"> PAGEREF _Toc230905903 \h </w:instrText>
-            </w:r>
-            <w:r>
-              <w:rPr>
-                <w:noProof/>
-              </w:rPr>
-            </w:r>
-            <w:r>
-              <w:rPr>
-                <w:noProof/>
-              </w:rPr>
-              <w:fldChar w:fldCharType="separate"/>
-            </w:r>
-            <w:r>
-              <w:rPr>
-                <w:noProof/>
-              </w:rPr>
-              <w:t>1</w:t>
-            </w:r>
-            <w:r>
-              <w:rPr>
-                <w:noProof/>
-              </w:rPr>
-              <w:fldChar w:fldCharType="end"/>
-            </w:r>
-          </w:hyperlink>
-        </w:p>
-        <w:p>
-          <w:pPr>
-            <w:pStyle w:val="TOC2"/>
-            <w:tabs>
-              <w:tab w:val="right" w:leader="dot" w:pos="10070"/>
-            </w:tabs>
-            <w:rPr>
-              <w:noProof/>
-            </w:rPr>
-          </w:pPr>
-          <w:hyperlink w:anchor="_Toc230905904" w:history="1">
-            <w:r>
-              <w:rPr>
-                <w:rStyle w:val="Hyperlink"/>
-                <w:noProof/>
-              </w:rPr>
-              <w:t>8.1 Step-by-Step Execution Order</w:t>
-            </w:r>
-            <w:r>
-              <w:rPr>
-                <w:noProof/>
-              </w:rPr>
-              <w:tab/>
-            </w:r>
-            <w:r>
-              <w:rPr>
-                <w:noProof/>
-              </w:rPr>
-              <w:fldChar w:fldCharType="begin"/>
-            </w:r>
-            <w:r>
-              <w:rPr>
-                <w:noProof/>
-              </w:rPr>
-              <w:instrText xml:space="preserve"> PAGEREF _Toc230905904 \h </w:instrText>
-            </w:r>
-            <w:r>
-              <w:rPr>
-                <w:noProof/>
-              </w:rPr>
-            </w:r>
-            <w:r>
-              <w:rPr>
-                <w:noProof/>
-              </w:rPr>
-              <w:fldChar w:fldCharType="separate"/>
-            </w:r>
-            <w:r>
-              <w:rPr>
-                <w:noProof/>
-              </w:rPr>
-              <w:t>1</w:t>
-            </w:r>
-            <w:r>
-              <w:rPr>
-                <w:noProof/>
-              </w:rPr>
-              <w:fldChar w:fldCharType="end"/>
-            </w:r>
-          </w:hyperlink>
-        </w:p>
-        <w:p>
-          <w:pPr>
-            <w:pStyle w:val="TOC2"/>
-            <w:tabs>
-              <w:tab w:val="right" w:leader="dot" w:pos="10070"/>
-            </w:tabs>
-            <w:rPr>
-              <w:noProof/>
-            </w:rPr>
-          </w:pPr>
-          <w:hyperlink w:anchor="_Toc230905905" w:history="1">
-            <w:r>
-              <w:rPr>
-                <w:rStyle w:val="Hyperlink"/>
-                <w:noProof/>
-              </w:rPr>
-              <w:t>8.2 Expected Output</w:t>
-            </w:r>
-            <w:r>
-              <w:rPr>
-                <w:noProof/>
-              </w:rPr>
-              <w:tab/>
-            </w:r>
-            <w:r>
-              <w:rPr>
-                <w:noProof/>
-              </w:rPr>
-              <w:fldChar w:fldCharType="begin"/>
-            </w:r>
-            <w:r>
-              <w:rPr>
-                <w:noProof/>
-              </w:rPr>
-              <w:instrText xml:space="preserve"> PAGEREF _Toc230905905 \h </w:instrText>
-            </w:r>
-            <w:r>
-              <w:rPr>
-                <w:noProof/>
-              </w:rPr>
-            </w:r>
-            <w:r>
-              <w:rPr>
-                <w:noProof/>
-              </w:rPr>
-              <w:fldChar w:fldCharType="separate"/>
-            </w:r>
-            <w:r>
-              <w:rPr>
-                <w:noProof/>
-              </w:rPr>
-              <w:t>1</w:t>
-            </w:r>
-            <w:r>
-              <w:rPr>
-                <w:noProof/>
-              </w:rPr>
-              <w:fldChar w:fldCharType="end"/>
-            </w:r>
-          </w:hyperlink>
-        </w:p>
-        <w:p>
-          <w:pPr>
-            <w:pStyle w:val="TOC1"/>
-            <w:tabs>
-              <w:tab w:val="right" w:leader="dot" w:pos="10070"/>
-            </w:tabs>
-            <w:rPr>
-              <w:noProof/>
-            </w:rPr>
-          </w:pPr>
-          <w:hyperlink w:anchor="_Toc230905906" w:history="1">
-            <w:r>
-              <w:rPr>
-                <w:rStyle w:val="Hyperlink"/>
-                <w:noProof/>
-              </w:rPr>
-              <w:t>9. Audit Queries</w:t>
-            </w:r>
-            <w:r>
-              <w:rPr>
-                <w:noProof/>
-              </w:rPr>
-              <w:tab/>
-            </w:r>
-            <w:r>
-              <w:rPr>
-                <w:noProof/>
-              </w:rPr>
-              <w:fldChar w:fldCharType="begin"/>
-            </w:r>
-            <w:r>
-              <w:rPr>
-                <w:noProof/>
-              </w:rPr>
-              <w:instrText xml:space="preserve"> PAGEREF _Toc230905906 \h </w:instrText>
-            </w:r>
-            <w:r>
-              <w:rPr>
-                <w:noProof/>
-              </w:rPr>
-            </w:r>
-            <w:r>
-              <w:rPr>
-                <w:noProof/>
-              </w:rPr>
-              <w:fldChar w:fldCharType="separate"/>
-            </w:r>
-            <w:r>
-              <w:rPr>
-                <w:noProof/>
-              </w:rPr>
-              <w:t>1</w:t>
-            </w:r>
-            <w:r>
-              <w:rPr>
-                <w:noProof/>
-              </w:rPr>
-              <w:fldChar w:fldCharType="end"/>
-            </w:r>
-          </w:hyperlink>
-        </w:p>
-        <w:p>
-          <w:pPr>
-            <w:pStyle w:val="TOC1"/>
-            <w:tabs>
-              <w:tab w:val="right" w:leader="dot" w:pos="10070"/>
-            </w:tabs>
-            <w:rPr>
-              <w:noProof/>
-            </w:rPr>
-          </w:pPr>
-          <w:hyperlink w:anchor="_Toc230905907" w:history="1">
-            <w:r>
-              <w:rPr>
-                <w:rStyle w:val="Hyperlink"/>
-                <w:noProof/>
-              </w:rPr>
-              <w:t>10. Troubleshooting &amp; FAQ</w:t>
-            </w:r>
-            <w:r>
-              <w:rPr>
-                <w:noProof/>
-              </w:rPr>
-              <w:tab/>
-            </w:r>
-            <w:r>
-              <w:rPr>
-                <w:noProof/>
-              </w:rPr>
-              <w:fldChar w:fldCharType="begin"/>
-            </w:r>
-            <w:r>
-              <w:rPr>
-                <w:noProof/>
-              </w:rPr>
-              <w:instrText xml:space="preserve"> PAGEREF _Toc230905907 \h </w:instrText>
-            </w:r>
-            <w:r>
-              <w:rPr>
-                <w:noProof/>
-              </w:rPr>
-            </w:r>
-            <w:r>
-              <w:rPr>
-                <w:noProof/>
-              </w:rPr>
-              <w:fldChar w:fldCharType="separate"/>
-            </w:r>
-            <w:r>
-              <w:rPr>
-                <w:noProof/>
-              </w:rPr>
-              <w:t>1</w:t>
-            </w:r>
-            <w:r>
-              <w:rPr>
-                <w:noProof/>
-              </w:rPr>
-              <w:fldChar w:fldCharType="end"/>
-            </w:r>
-          </w:hyperlink>
-        </w:p>
-        <w:p>
-          <w:r>
-            <w:fldChar w:fldCharType="end"/>
-          </w:r>
-        </w:p>
-      </w:sdtContent>
-    </w:sdt>
-    <w:p>
-      <w:r>
-        <w:br w:type="page"/>
-      </w:r>
-    </w:p>
-    <w:p>
-      <w:pPr>
-        <w:pStyle w:val="Heading1"/>
-        <w:pBdr>
-          <w:bottom w:val="single" w:sz="8" w:space="4" w:color="2E75B6"/>
-        </w:pBdr>
-      </w:pPr>
-      <w:bookmarkStart w:id="1" w:name="_Toc230905879"/>
+      <w:bookmarkStart w:id="0" w:name="_Toc230905879"/>
       <w:r>
         <w:lastRenderedPageBreak/>
         <w:t>1. Changelog — v1.0 → v1.1</w:t>
       </w:r>
-      <w:bookmarkEnd w:id="1"/>
+      <w:bookmarkEnd w:id="0"/>
     </w:p>
     <w:p>
       <w:pPr>
@@ -2624,12 +735,6 @@
         <w:gridCol w:w="3638"/>
       </w:tblGrid>
       <w:tr>
-        <w:tblPrEx>
-          <w:tblCellMar>
-            <w:top w:w="0" w:type="dxa"/>
-            <w:bottom w:w="0" w:type="dxa"/>
-          </w:tblCellMar>
-        </w:tblPrEx>
         <w:tc>
           <w:tcPr>
             <w:tcW w:w="300" w:type="dxa"/>
@@ -2768,12 +873,6 @@
         </w:tc>
       </w:tr>
       <w:tr>
-        <w:tblPrEx>
-          <w:tblCellMar>
-            <w:top w:w="0" w:type="dxa"/>
-            <w:bottom w:w="0" w:type="dxa"/>
-          </w:tblCellMar>
-        </w:tblPrEx>
         <w:tc>
           <w:tcPr>
             <w:tcW w:w="300" w:type="dxa"/>
@@ -2878,18 +977,44 @@
                 <w:sz w:val="18"/>
                 <w:szCs w:val="18"/>
               </w:rPr>
-              <w:t>Renamed alias to AS NULL_CNT in check_null_pct()</w:t>
+              <w:t xml:space="preserve">Renamed alias to AS NULL_CNT in </w:t>
+            </w:r>
+            <w:proofErr w:type="spellStart"/>
+            <w:r>
+              <w:rPr>
+                <w:sz w:val="18"/>
+                <w:szCs w:val="18"/>
+              </w:rPr>
+              <w:t>check_null_</w:t>
+            </w:r>
+            <w:proofErr w:type="gramStart"/>
+            <w:r>
+              <w:rPr>
+                <w:sz w:val="18"/>
+                <w:szCs w:val="18"/>
+              </w:rPr>
+              <w:t>pct</w:t>
+            </w:r>
+            <w:proofErr w:type="spellEnd"/>
+            <w:r>
+              <w:rPr>
+                <w:sz w:val="18"/>
+                <w:szCs w:val="18"/>
+              </w:rPr>
+              <w:t>(</w:t>
+            </w:r>
+            <w:proofErr w:type="gramEnd"/>
+            <w:r>
+              <w:rPr>
+                <w:sz w:val="18"/>
+                <w:szCs w:val="18"/>
+              </w:rPr>
+              <w:t>)</w:t>
             </w:r>
           </w:p>
         </w:tc>
       </w:tr>
       <w:tr>
-        <w:tblPrEx>
-          <w:tblCellMar>
-            <w:top w:w="0" w:type="dxa"/>
-            <w:bottom w:w="0" w:type="dxa"/>
-          </w:tblCellMar>
-        </w:tblPrEx>
         <w:tc>
           <w:tcPr>
             <w:tcW w:w="300" w:type="dxa"/>
@@ -2994,18 +1119,44 @@
                 <w:sz w:val="18"/>
                 <w:szCs w:val="18"/>
               </w:rPr>
-              <w:t>Replaced SEQ4() with ROW_NUMBER() → CUST-0001..0050</w:t>
+              <w:t>Replaced SEQ4() with ROW_</w:t>
+            </w:r>
+            <w:proofErr w:type="gramStart"/>
+            <w:r>
+              <w:rPr>
+                <w:sz w:val="18"/>
+                <w:szCs w:val="18"/>
+              </w:rPr>
+              <w:t>NUMBER(</w:t>
+            </w:r>
+            <w:proofErr w:type="gramEnd"/>
+            <w:r>
+              <w:rPr>
+                <w:sz w:val="18"/>
+                <w:szCs w:val="18"/>
+              </w:rPr>
+              <w:t>) → CUST-</w:t>
+            </w:r>
+            <w:proofErr w:type="gramStart"/>
+            <w:r>
+              <w:rPr>
+                <w:sz w:val="18"/>
+                <w:szCs w:val="18"/>
+              </w:rPr>
+              <w:t>0001..</w:t>
+            </w:r>
+            <w:proofErr w:type="gramEnd"/>
+            <w:r>
+              <w:rPr>
+                <w:sz w:val="18"/>
+                <w:szCs w:val="18"/>
+              </w:rPr>
+              <w:t>0050</w:t>
             </w:r>
           </w:p>
         </w:tc>
       </w:tr>
       <w:tr>
-        <w:tblPrEx>
-          <w:tblCellMar>
-            <w:top w:w="0" w:type="dxa"/>
-            <w:bottom w:w="0" w:type="dxa"/>
-          </w:tblCellMar>
-        </w:tblPrEx>
         <w:tc>
           <w:tcPr>
             <w:tcW w:w="300" w:type="dxa"/>
@@ -3116,12 +1267,6 @@
         </w:tc>
       </w:tr>
       <w:tr>
-        <w:tblPrEx>
-          <w:tblCellMar>
-            <w:top w:w="0" w:type="dxa"/>
-            <w:bottom w:w="0" w:type="dxa"/>
-          </w:tblCellMar>
-        </w:tblPrEx>
         <w:tc>
           <w:tcPr>
             <w:tcW w:w="300" w:type="dxa"/>
@@ -3232,12 +1377,6 @@
         </w:tc>
       </w:tr>
       <w:tr>
-        <w:tblPrEx>
-          <w:tblCellMar>
-            <w:top w:w="0" w:type="dxa"/>
-            <w:bottom w:w="0" w:type="dxa"/>
-          </w:tblCellMar>
-        </w:tblPrEx>
         <w:tc>
           <w:tcPr>
             <w:tcW w:w="300" w:type="dxa"/>
@@ -3315,7 +1454,23 @@
                 <w:sz w:val="18"/>
                 <w:szCs w:val="18"/>
               </w:rPr>
-              <w:t>229 bytes passed min_file_size_bytes=100</w:t>
+              <w:t xml:space="preserve">229 bytes passed </w:t>
+            </w:r>
+            <w:proofErr w:type="spellStart"/>
+            <w:r>
+              <w:rPr>
+                <w:sz w:val="18"/>
+                <w:szCs w:val="18"/>
+              </w:rPr>
+              <w:t>min_file_size_bytes</w:t>
+            </w:r>
+            <w:proofErr w:type="spellEnd"/>
+            <w:r>
+              <w:rPr>
+                <w:sz w:val="18"/>
+                <w:szCs w:val="18"/>
+              </w:rPr>
+              <w:t>=100</w:t>
             </w:r>
           </w:p>
         </w:tc>
@@ -3342,18 +1497,28 @@
                 <w:sz w:val="18"/>
                 <w:szCs w:val="18"/>
               </w:rPr>
-              <w:t>Redesigned as FK violation — CUST-9001..9050 not in DIM</w:t>
+              <w:t>Redesigned as FK violation — CUST-</w:t>
+            </w:r>
+            <w:proofErr w:type="gramStart"/>
+            <w:r>
+              <w:rPr>
+                <w:sz w:val="18"/>
+                <w:szCs w:val="18"/>
+              </w:rPr>
+              <w:t>9001..</w:t>
+            </w:r>
+            <w:proofErr w:type="gramEnd"/>
+            <w:r>
+              <w:rPr>
+                <w:sz w:val="18"/>
+                <w:szCs w:val="18"/>
+              </w:rPr>
+              <w:t>9050 not in DIM</w:t>
             </w:r>
           </w:p>
         </w:tc>
       </w:tr>
       <w:tr>
-        <w:tblPrEx>
-          <w:tblCellMar>
-            <w:top w:w="0" w:type="dxa"/>
-            <w:bottom w:w="0" w:type="dxa"/>
-          </w:tblCellMar>
-        </w:tblPrEx>
         <w:tc>
           <w:tcPr>
             <w:tcW w:w="300" w:type="dxa"/>
@@ -3458,18 +1623,53 @@
                 <w:sz w:val="18"/>
                 <w:szCs w:val="18"/>
               </w:rPr>
-              <w:t>Added session.sql('USE DATABASE ANALYTICS_DB') in main()</w:t>
+              <w:t xml:space="preserve">Added </w:t>
+            </w:r>
+            <w:proofErr w:type="spellStart"/>
+            <w:proofErr w:type="gramStart"/>
+            <w:r>
+              <w:rPr>
+                <w:sz w:val="18"/>
+                <w:szCs w:val="18"/>
+              </w:rPr>
+              <w:t>session.sql</w:t>
+            </w:r>
+            <w:proofErr w:type="spellEnd"/>
+            <w:r>
+              <w:rPr>
+                <w:sz w:val="18"/>
+                <w:szCs w:val="18"/>
+              </w:rPr>
+              <w:t>(</w:t>
+            </w:r>
+            <w:proofErr w:type="gramEnd"/>
+            <w:r>
+              <w:rPr>
+                <w:sz w:val="18"/>
+                <w:szCs w:val="18"/>
+              </w:rPr>
+              <w:t xml:space="preserve">'USE DATABASE ANALYTICS_DB') in </w:t>
+            </w:r>
+            <w:proofErr w:type="gramStart"/>
+            <w:r>
+              <w:rPr>
+                <w:sz w:val="18"/>
+                <w:szCs w:val="18"/>
+              </w:rPr>
+              <w:t>main(</w:t>
+            </w:r>
+            <w:proofErr w:type="gramEnd"/>
+            <w:r>
+              <w:rPr>
+                <w:sz w:val="18"/>
+                <w:szCs w:val="18"/>
+              </w:rPr>
+              <w:t>)</w:t>
             </w:r>
           </w:p>
         </w:tc>
       </w:tr>
       <w:tr>
-        <w:tblPrEx>
-          <w:tblCellMar>
-            <w:top w:w="0" w:type="dxa"/>
-            <w:bottom w:w="0" w:type="dxa"/>
-          </w:tblCellMar>
-        </w:tblPrEx>
         <w:tc>
           <w:tcPr>
             <w:tcW w:w="300" w:type="dxa"/>
@@ -3574,7 +1774,48 @@
                 <w:sz w:val="18"/>
                 <w:szCs w:val="18"/>
               </w:rPr>
-              <w:t>Added traceback.format_exc() print in except Exception</w:t>
+              <w:t xml:space="preserve">Added </w:t>
+            </w:r>
+            <w:proofErr w:type="spellStart"/>
+            <w:proofErr w:type="gramStart"/>
+            <w:r>
+              <w:rPr>
+                <w:sz w:val="18"/>
+                <w:szCs w:val="18"/>
+              </w:rPr>
+              <w:t>traceback.format</w:t>
+            </w:r>
+            <w:proofErr w:type="gramEnd"/>
+            <w:r>
+              <w:rPr>
+                <w:sz w:val="18"/>
+                <w:szCs w:val="18"/>
+              </w:rPr>
+              <w:t>_</w:t>
+            </w:r>
+            <w:proofErr w:type="gramStart"/>
+            <w:r>
+              <w:rPr>
+                <w:sz w:val="18"/>
+                <w:szCs w:val="18"/>
+              </w:rPr>
+              <w:t>exc</w:t>
+            </w:r>
+            <w:proofErr w:type="spellEnd"/>
+            <w:r>
+              <w:rPr>
+                <w:sz w:val="18"/>
+                <w:szCs w:val="18"/>
+              </w:rPr>
+              <w:t>(</w:t>
+            </w:r>
+            <w:proofErr w:type="gramEnd"/>
+            <w:r>
+              <w:rPr>
+                <w:sz w:val="18"/>
+                <w:szCs w:val="18"/>
+              </w:rPr>
+              <w:t>) print in except Exception</w:t>
             </w:r>
           </w:p>
         </w:tc>
@@ -3592,22 +1833,22 @@
           <w:bottom w:val="single" w:sz="8" w:space="4" w:color="2E75B6"/>
         </w:pBdr>
       </w:pPr>
-      <w:bookmarkStart w:id="2" w:name="_Toc230905880"/>
+      <w:bookmarkStart w:id="1" w:name="_Toc230905880"/>
       <w:r>
         <w:lastRenderedPageBreak/>
         <w:t>2. Architecture</w:t>
       </w:r>
+      <w:bookmarkEnd w:id="1"/>
+    </w:p>
+    <w:p>
+      <w:pPr>
+        <w:pStyle w:val="Heading2"/>
+      </w:pPr>
+      <w:bookmarkStart w:id="2" w:name="_Toc230905881"/>
+      <w:r>
+        <w:t>2.1 High-Level Data Flow</w:t>
+      </w:r>
       <w:bookmarkEnd w:id="2"/>
-    </w:p>
-    <w:p>
-      <w:pPr>
-        <w:pStyle w:val="Heading2"/>
-      </w:pPr>
-      <w:bookmarkStart w:id="3" w:name="_Toc230905881"/>
-      <w:r>
-        <w:t>2.1 High-Level Data Flow</w:t>
-      </w:r>
-      <w:bookmarkEnd w:id="3"/>
     </w:p>
     <w:p>
       <w:pPr>
@@ -3646,12 +1887,6 @@
         <w:gridCol w:w="9360"/>
       </w:tblGrid>
       <w:tr>
-        <w:tblPrEx>
-          <w:tblCellMar>
-            <w:top w:w="0" w:type="dxa"/>
-            <w:bottom w:w="0" w:type="dxa"/>
-          </w:tblCellMar>
-        </w:tblPrEx>
         <w:tc>
           <w:tcPr>
             <w:tcW w:w="9360" w:type="dxa"/>
@@ -3681,7 +1916,29 @@
                 <w:sz w:val="22"/>
                 <w:szCs w:val="22"/>
               </w:rPr>
-              <w:t>AWS S3 — snowflake-dq-pipeline-bucket</w:t>
+              <w:t>AWS S3 — snowflake-</w:t>
+            </w:r>
+            <w:proofErr w:type="spellStart"/>
+            <w:r>
+              <w:rPr>
+                <w:b/>
+                <w:bCs/>
+                <w:color w:val="1B3A6B"/>
+                <w:sz w:val="22"/>
+                <w:szCs w:val="22"/>
+              </w:rPr>
+              <w:t>dq</w:t>
+            </w:r>
+            <w:proofErr w:type="spellEnd"/>
+            <w:r>
+              <w:rPr>
+                <w:b/>
+                <w:bCs/>
+                <w:color w:val="1B3A6B"/>
+                <w:sz w:val="22"/>
+                <w:szCs w:val="22"/>
+              </w:rPr>
+              <w:t>-pipeline-bucket</w:t>
             </w:r>
           </w:p>
           <w:p>
@@ -3692,7 +1949,27 @@
                 <w:sz w:val="17"/>
                 <w:szCs w:val="17"/>
               </w:rPr>
-              <w:t>/transactions/incoming/   ← 7 CSV files uploaded here</w:t>
+              <w:t>/</w:t>
+            </w:r>
+            <w:proofErr w:type="gramStart"/>
+            <w:r>
+              <w:rPr>
+                <w:rFonts w:ascii="Courier New" w:eastAsia="Courier New" w:hAnsi="Courier New" w:cs="Courier New"/>
+                <w:color w:val="595959"/>
+                <w:sz w:val="17"/>
+                <w:szCs w:val="17"/>
+              </w:rPr>
+              <w:t>transactions</w:t>
+            </w:r>
+            <w:proofErr w:type="gramEnd"/>
+            <w:r>
+              <w:rPr>
+                <w:rFonts w:ascii="Courier New" w:eastAsia="Courier New" w:hAnsi="Courier New" w:cs="Courier New"/>
+                <w:color w:val="595959"/>
+                <w:sz w:val="17"/>
+                <w:szCs w:val="17"/>
+              </w:rPr>
+              <w:t>/incoming/   ← 7 CSV files uploaded here</w:t>
             </w:r>
           </w:p>
           <w:p>
@@ -3703,7 +1980,67 @@
                 <w:sz w:val="17"/>
                 <w:szCs w:val="17"/>
               </w:rPr>
-              <w:t>/transactions/processed/  ← PASS files moved here  (files 01, 02, 03)</w:t>
+              <w:t>/</w:t>
+            </w:r>
+            <w:proofErr w:type="gramStart"/>
+            <w:r>
+              <w:rPr>
+                <w:rFonts w:ascii="Courier New" w:eastAsia="Courier New" w:hAnsi="Courier New" w:cs="Courier New"/>
+                <w:color w:val="1E7145"/>
+                <w:sz w:val="17"/>
+                <w:szCs w:val="17"/>
+              </w:rPr>
+              <w:t>transactions</w:t>
+            </w:r>
+            <w:proofErr w:type="gramEnd"/>
+            <w:r>
+              <w:rPr>
+                <w:rFonts w:ascii="Courier New" w:eastAsia="Courier New" w:hAnsi="Courier New" w:cs="Courier New"/>
+                <w:color w:val="1E7145"/>
+                <w:sz w:val="17"/>
+                <w:szCs w:val="17"/>
+              </w:rPr>
+              <w:t>/processed</w:t>
+            </w:r>
+            <w:proofErr w:type="gramStart"/>
+            <w:r>
+              <w:rPr>
+                <w:rFonts w:ascii="Courier New" w:eastAsia="Courier New" w:hAnsi="Courier New" w:cs="Courier New"/>
+                <w:color w:val="1E7145"/>
+                <w:sz w:val="17"/>
+                <w:szCs w:val="17"/>
+              </w:rPr>
+              <w:t>/  ←</w:t>
+            </w:r>
+            <w:proofErr w:type="gramEnd"/>
+            <w:r>
+              <w:rPr>
+                <w:rFonts w:ascii="Courier New" w:eastAsia="Courier New" w:hAnsi="Courier New" w:cs="Courier New"/>
+                <w:color w:val="1E7145"/>
+                <w:sz w:val="17"/>
+                <w:szCs w:val="17"/>
+              </w:rPr>
+              <w:t xml:space="preserve"> PASS files moved </w:t>
+            </w:r>
+            <w:proofErr w:type="gramStart"/>
+            <w:r>
+              <w:rPr>
+                <w:rFonts w:ascii="Courier New" w:eastAsia="Courier New" w:hAnsi="Courier New" w:cs="Courier New"/>
+                <w:color w:val="1E7145"/>
+                <w:sz w:val="17"/>
+                <w:szCs w:val="17"/>
+              </w:rPr>
+              <w:t>here  (</w:t>
+            </w:r>
+            <w:proofErr w:type="gramEnd"/>
+            <w:r>
+              <w:rPr>
+                <w:rFonts w:ascii="Courier New" w:eastAsia="Courier New" w:hAnsi="Courier New" w:cs="Courier New"/>
+                <w:color w:val="1E7145"/>
+                <w:sz w:val="17"/>
+                <w:szCs w:val="17"/>
+              </w:rPr>
+              <w:t>files 01, 02, 03)</w:t>
             </w:r>
           </w:p>
           <w:p>
@@ -3714,7 +2051,47 @@
                 <w:sz w:val="17"/>
                 <w:szCs w:val="17"/>
               </w:rPr>
-              <w:t>/transactions/quarantine/ ← FAIL files moved here  (files 04–07)</w:t>
+              <w:t>/</w:t>
+            </w:r>
+            <w:proofErr w:type="gramStart"/>
+            <w:r>
+              <w:rPr>
+                <w:rFonts w:ascii="Courier New" w:eastAsia="Courier New" w:hAnsi="Courier New" w:cs="Courier New"/>
+                <w:color w:val="C00000"/>
+                <w:sz w:val="17"/>
+                <w:szCs w:val="17"/>
+              </w:rPr>
+              <w:t>transactions</w:t>
+            </w:r>
+            <w:proofErr w:type="gramEnd"/>
+            <w:r>
+              <w:rPr>
+                <w:rFonts w:ascii="Courier New" w:eastAsia="Courier New" w:hAnsi="Courier New" w:cs="Courier New"/>
+                <w:color w:val="C00000"/>
+                <w:sz w:val="17"/>
+                <w:szCs w:val="17"/>
+              </w:rPr>
+              <w:t xml:space="preserve">/quarantine/ ← FAIL files moved </w:t>
+            </w:r>
+            <w:proofErr w:type="gramStart"/>
+            <w:r>
+              <w:rPr>
+                <w:rFonts w:ascii="Courier New" w:eastAsia="Courier New" w:hAnsi="Courier New" w:cs="Courier New"/>
+                <w:color w:val="C00000"/>
+                <w:sz w:val="17"/>
+                <w:szCs w:val="17"/>
+              </w:rPr>
+              <w:t>here  (</w:t>
+            </w:r>
+            <w:proofErr w:type="gramEnd"/>
+            <w:r>
+              <w:rPr>
+                <w:rFonts w:ascii="Courier New" w:eastAsia="Courier New" w:hAnsi="Courier New" w:cs="Courier New"/>
+                <w:color w:val="C00000"/>
+                <w:sz w:val="17"/>
+                <w:szCs w:val="17"/>
+              </w:rPr>
+              <w:t>files 04–07)</w:t>
             </w:r>
           </w:p>
         </w:tc>
@@ -3729,6 +2106,7 @@
       <w:pPr>
         <w:jc w:val="center"/>
       </w:pPr>
+      <w:proofErr w:type="gramStart"/>
       <w:r>
         <w:rPr>
           <w:b/>
@@ -3737,7 +2115,40 @@
           <w:sz w:val="18"/>
           <w:szCs w:val="18"/>
         </w:rPr>
-        <w:t>▼  IAM Role Trust  (S3_STORAGE_INTEGRATION)</w:t>
+        <w:t>▼  IAM</w:t>
+      </w:r>
+      <w:proofErr w:type="gramEnd"/>
+      <w:r>
+        <w:rPr>
+          <w:b/>
+          <w:bCs/>
+          <w:color w:val="2E75B6"/>
+          <w:sz w:val="18"/>
+          <w:szCs w:val="18"/>
+        </w:rPr>
+        <w:t xml:space="preserve"> Role </w:t>
+      </w:r>
+      <w:proofErr w:type="gramStart"/>
+      <w:r>
+        <w:rPr>
+          <w:b/>
+          <w:bCs/>
+          <w:color w:val="2E75B6"/>
+          <w:sz w:val="18"/>
+          <w:szCs w:val="18"/>
+        </w:rPr>
+        <w:t>Trust  (</w:t>
+      </w:r>
+      <w:proofErr w:type="gramEnd"/>
+      <w:r>
+        <w:rPr>
+          <w:b/>
+          <w:bCs/>
+          <w:color w:val="2E75B6"/>
+          <w:sz w:val="18"/>
+          <w:szCs w:val="18"/>
+        </w:rPr>
+        <w:t>S3_STORAGE_INTEGRATION)</w:t>
       </w:r>
     </w:p>
     <w:p>
@@ -3766,12 +2177,6 @@
         <w:gridCol w:w="9360"/>
       </w:tblGrid>
       <w:tr>
-        <w:tblPrEx>
-          <w:tblCellMar>
-            <w:top w:w="0" w:type="dxa"/>
-            <w:bottom w:w="0" w:type="dxa"/>
-          </w:tblCellMar>
-        </w:tblPrEx>
         <w:tc>
           <w:tcPr>
             <w:tcW w:w="9360" w:type="dxa"/>
@@ -3847,6 +2252,7 @@
       <w:pPr>
         <w:jc w:val="center"/>
       </w:pPr>
+      <w:proofErr w:type="gramStart"/>
       <w:r>
         <w:rPr>
           <w:b/>
@@ -3855,7 +2261,18 @@
           <w:sz w:val="18"/>
           <w:szCs w:val="18"/>
         </w:rPr>
-        <w:t>▼  Snowpark Python Session</w:t>
+        <w:t>▼  Snowpark</w:t>
+      </w:r>
+      <w:proofErr w:type="gramEnd"/>
+      <w:r>
+        <w:rPr>
+          <w:b/>
+          <w:bCs/>
+          <w:color w:val="2E75B6"/>
+          <w:sz w:val="18"/>
+          <w:szCs w:val="18"/>
+        </w:rPr>
+        <w:t xml:space="preserve"> Python Session</w:t>
       </w:r>
     </w:p>
     <w:p>
@@ -3884,12 +2301,6 @@
         <w:gridCol w:w="9360"/>
       </w:tblGrid>
       <w:tr>
-        <w:tblPrEx>
-          <w:tblCellMar>
-            <w:top w:w="0" w:type="dxa"/>
-            <w:bottom w:w="0" w:type="dxa"/>
-          </w:tblCellMar>
-        </w:tblPrEx>
         <w:tc>
           <w:tcPr>
             <w:tcW w:w="9360" w:type="dxa"/>
@@ -3936,7 +2347,29 @@
                 <w:sz w:val="19"/>
                 <w:szCs w:val="19"/>
               </w:rPr>
-              <w:t>GATE CHECKS  (fail-fast — reject immediately on first failure)</w:t>
+              <w:t xml:space="preserve">GATE </w:t>
+            </w:r>
+            <w:proofErr w:type="gramStart"/>
+            <w:r>
+              <w:rPr>
+                <w:b/>
+                <w:bCs/>
+                <w:color w:val="C55A11"/>
+                <w:sz w:val="19"/>
+                <w:szCs w:val="19"/>
+              </w:rPr>
+              <w:t>CHECKS  (</w:t>
+            </w:r>
+            <w:proofErr w:type="gramEnd"/>
+            <w:r>
+              <w:rPr>
+                <w:b/>
+                <w:bCs/>
+                <w:color w:val="C55A11"/>
+                <w:sz w:val="19"/>
+                <w:szCs w:val="19"/>
+              </w:rPr>
+              <w:t>fail-fast — reject immediately on first failure)</w:t>
             </w:r>
           </w:p>
           <w:p>
@@ -3946,27 +2379,63 @@
                 <w:sz w:val="17"/>
                 <w:szCs w:val="17"/>
               </w:rPr>
-              <w:t>[1] File Size         &lt; 100 bytes (dev) / 1 MB (prod)  → REJECT</w:t>
-            </w:r>
-          </w:p>
-          <w:p>
+              <w:t>[1] File Size         &lt; 100 bytes (dev) / 1 MB (</w:t>
+            </w:r>
+            <w:proofErr w:type="gramStart"/>
             <w:r>
               <w:rPr>
                 <w:rFonts w:ascii="Courier New" w:eastAsia="Courier New" w:hAnsi="Courier New" w:cs="Courier New"/>
                 <w:sz w:val="17"/>
                 <w:szCs w:val="17"/>
               </w:rPr>
-              <w:t>[2] Column Count      &lt; 7 columns                      → REJECT</w:t>
-            </w:r>
-          </w:p>
-          <w:p>
+              <w:t>prod)  →</w:t>
+            </w:r>
+            <w:proofErr w:type="gramEnd"/>
             <w:r>
               <w:rPr>
                 <w:rFonts w:ascii="Courier New" w:eastAsia="Courier New" w:hAnsi="Courier New" w:cs="Courier New"/>
                 <w:sz w:val="17"/>
                 <w:szCs w:val="17"/>
               </w:rPr>
-              <w:t>[3] Required Columns  missing mandatory column names   → REJECT</w:t>
+              <w:t xml:space="preserve"> REJECT</w:t>
+            </w:r>
+          </w:p>
+          <w:p>
+            <w:r>
+              <w:rPr>
+                <w:rFonts w:ascii="Courier New" w:eastAsia="Courier New" w:hAnsi="Courier New" w:cs="Courier New"/>
+                <w:sz w:val="17"/>
+                <w:szCs w:val="17"/>
+              </w:rPr>
+              <w:t>[2] Column Count      &lt; 7 columns                      → REJECT</w:t>
+            </w:r>
+          </w:p>
+          <w:p>
+            <w:r>
+              <w:rPr>
+                <w:rFonts w:ascii="Courier New" w:eastAsia="Courier New" w:hAnsi="Courier New" w:cs="Courier New"/>
+                <w:sz w:val="17"/>
+                <w:szCs w:val="17"/>
+              </w:rPr>
+              <w:t xml:space="preserve">[3] Required </w:t>
+            </w:r>
+            <w:proofErr w:type="gramStart"/>
+            <w:r>
+              <w:rPr>
+                <w:rFonts w:ascii="Courier New" w:eastAsia="Courier New" w:hAnsi="Courier New" w:cs="Courier New"/>
+                <w:sz w:val="17"/>
+                <w:szCs w:val="17"/>
+              </w:rPr>
+              <w:t>Columns  missing</w:t>
+            </w:r>
+            <w:proofErr w:type="gramEnd"/>
+            <w:r>
+              <w:rPr>
+                <w:rFonts w:ascii="Courier New" w:eastAsia="Courier New" w:hAnsi="Courier New" w:cs="Courier New"/>
+                <w:sz w:val="17"/>
+                <w:szCs w:val="17"/>
+              </w:rPr>
+              <w:t xml:space="preserve"> mandatory column names   → REJECT</w:t>
             </w:r>
           </w:p>
           <w:p>
@@ -3983,7 +2452,29 @@
                 <w:sz w:val="19"/>
                 <w:szCs w:val="19"/>
               </w:rPr>
-              <w:t>THRESHOLD CHECKS  (all must pass)</w:t>
+              <w:t xml:space="preserve">THRESHOLD </w:t>
+            </w:r>
+            <w:proofErr w:type="gramStart"/>
+            <w:r>
+              <w:rPr>
+                <w:b/>
+                <w:bCs/>
+                <w:color w:val="C00000"/>
+                <w:sz w:val="19"/>
+                <w:szCs w:val="19"/>
+              </w:rPr>
+              <w:t>CHECKS  (</w:t>
+            </w:r>
+            <w:proofErr w:type="gramEnd"/>
+            <w:r>
+              <w:rPr>
+                <w:b/>
+                <w:bCs/>
+                <w:color w:val="C00000"/>
+                <w:sz w:val="19"/>
+                <w:szCs w:val="19"/>
+              </w:rPr>
+              <w:t>all must pass)</w:t>
             </w:r>
           </w:p>
           <w:p>
@@ -4004,30 +2495,9 @@
                 <w:sz w:val="17"/>
                 <w:szCs w:val="17"/>
               </w:rPr>
-              <w:t>[5] Null % / Column   &gt; 30% null in any column         → REJECT  ← BUG FIXED</w:t>
-            </w:r>
-          </w:p>
-          <w:p>
-            <w:r>
-              <w:rPr>
-                <w:rFonts w:ascii="Courier New" w:eastAsia="Courier New" w:hAnsi="Courier New" w:cs="Courier New"/>
-                <w:sz w:val="17"/>
-                <w:szCs w:val="17"/>
-              </w:rPr>
-              <w:t>[6] Data Types        non-castable values              → REJECT</w:t>
-            </w:r>
-          </w:p>
-          <w:p>
-            <w:r>
-              <w:rPr>
-                <w:rFonts w:ascii="Courier New" w:eastAsia="Courier New" w:hAnsi="Courier New" w:cs="Courier New"/>
-                <w:sz w:val="17"/>
-                <w:szCs w:val="17"/>
-              </w:rPr>
-              <w:t>[7] PK Uniqueness     duplicate TRANSACTION_IDs        → REJECT</w:t>
-            </w:r>
-          </w:p>
-          <w:p>
+              <w:t xml:space="preserve">[5] Null % / Column   &gt; 30% null in any column         → </w:t>
+            </w:r>
+            <w:proofErr w:type="gramStart"/>
             <w:r>
               <w:rPr>
                 <w:rFonts w:ascii="Courier New" w:eastAsia="Courier New" w:hAnsi="Courier New" w:cs="Courier New"/>
@@ -4035,7 +2505,88 @@
                 <w:sz w:val="17"/>
                 <w:szCs w:val="17"/>
               </w:rPr>
-              <w:t>[8] FK Constraint     orphan CUSTOMER_ID / PRODUCT_ID  → REJECT  ← BUG FIXED</w:t>
+              <w:t>REJECT  ←</w:t>
+            </w:r>
+            <w:proofErr w:type="gramEnd"/>
+            <w:r>
+              <w:rPr>
+                <w:rFonts w:ascii="Courier New" w:eastAsia="Courier New" w:hAnsi="Courier New" w:cs="Courier New"/>
+                <w:color w:val="1E7145"/>
+                <w:sz w:val="17"/>
+                <w:szCs w:val="17"/>
+              </w:rPr>
+              <w:t xml:space="preserve"> BUG FIXED</w:t>
+            </w:r>
+          </w:p>
+          <w:p>
+            <w:r>
+              <w:rPr>
+                <w:rFonts w:ascii="Courier New" w:eastAsia="Courier New" w:hAnsi="Courier New" w:cs="Courier New"/>
+                <w:sz w:val="17"/>
+                <w:szCs w:val="17"/>
+              </w:rPr>
+              <w:t>[6] Data Types        non-castable values              → REJECT</w:t>
+            </w:r>
+          </w:p>
+          <w:p>
+            <w:r>
+              <w:rPr>
+                <w:rFonts w:ascii="Courier New" w:eastAsia="Courier New" w:hAnsi="Courier New" w:cs="Courier New"/>
+                <w:sz w:val="17"/>
+                <w:szCs w:val="17"/>
+              </w:rPr>
+              <w:t>[7] PK Uniqueness     duplicate TRANSACTION_IDs        → REJECT</w:t>
+            </w:r>
+          </w:p>
+          <w:p>
+            <w:r>
+              <w:rPr>
+                <w:rFonts w:ascii="Courier New" w:eastAsia="Courier New" w:hAnsi="Courier New" w:cs="Courier New"/>
+                <w:color w:val="1E7145"/>
+                <w:sz w:val="17"/>
+                <w:szCs w:val="17"/>
+              </w:rPr>
+              <w:t>[8] FK Constraint     orphan CUSTOMER_ID / PRODUCT_</w:t>
+            </w:r>
+            <w:proofErr w:type="gramStart"/>
+            <w:r>
+              <w:rPr>
+                <w:rFonts w:ascii="Courier New" w:eastAsia="Courier New" w:hAnsi="Courier New" w:cs="Courier New"/>
+                <w:color w:val="1E7145"/>
+                <w:sz w:val="17"/>
+                <w:szCs w:val="17"/>
+              </w:rPr>
+              <w:t>ID  →</w:t>
+            </w:r>
+            <w:proofErr w:type="gramEnd"/>
+            <w:r>
+              <w:rPr>
+                <w:rFonts w:ascii="Courier New" w:eastAsia="Courier New" w:hAnsi="Courier New" w:cs="Courier New"/>
+                <w:color w:val="1E7145"/>
+                <w:sz w:val="17"/>
+                <w:szCs w:val="17"/>
+              </w:rPr>
+              <w:t xml:space="preserve"> </w:t>
+            </w:r>
+            <w:proofErr w:type="gramStart"/>
+            <w:r>
+              <w:rPr>
+                <w:rFonts w:ascii="Courier New" w:eastAsia="Courier New" w:hAnsi="Courier New" w:cs="Courier New"/>
+                <w:color w:val="1E7145"/>
+                <w:sz w:val="17"/>
+                <w:szCs w:val="17"/>
+              </w:rPr>
+              <w:t>REJECT  ←</w:t>
+            </w:r>
+            <w:proofErr w:type="gramEnd"/>
+            <w:r>
+              <w:rPr>
+                <w:rFonts w:ascii="Courier New" w:eastAsia="Courier New" w:hAnsi="Courier New" w:cs="Courier New"/>
+                <w:color w:val="1E7145"/>
+                <w:sz w:val="17"/>
+                <w:szCs w:val="17"/>
+              </w:rPr>
+              <w:t xml:space="preserve"> BUG FIXED</w:t>
             </w:r>
           </w:p>
           <w:p>
@@ -4052,7 +2603,29 @@
                 <w:sz w:val="19"/>
                 <w:szCs w:val="19"/>
               </w:rPr>
-              <w:t>ADVISORY CHECKS  (warn only — file still loads)</w:t>
+              <w:t xml:space="preserve">ADVISORY </w:t>
+            </w:r>
+            <w:proofErr w:type="gramStart"/>
+            <w:r>
+              <w:rPr>
+                <w:b/>
+                <w:bCs/>
+                <w:color w:val="1E7145"/>
+                <w:sz w:val="19"/>
+                <w:szCs w:val="19"/>
+              </w:rPr>
+              <w:t>CHECKS  (</w:t>
+            </w:r>
+            <w:proofErr w:type="gramEnd"/>
+            <w:r>
+              <w:rPr>
+                <w:b/>
+                <w:bCs/>
+                <w:color w:val="1E7145"/>
+                <w:sz w:val="19"/>
+                <w:szCs w:val="19"/>
+              </w:rPr>
+              <w:t>warn only — file still loads)</w:t>
             </w:r>
           </w:p>
           <w:p>
@@ -4062,7 +2635,25 @@
                 <w:sz w:val="17"/>
                 <w:szCs w:val="17"/>
               </w:rPr>
-              <w:t>[9-12]  Duplicates / Date range / Numeric range / Allowed values → WARN</w:t>
+              <w:t>[9-12</w:t>
+            </w:r>
+            <w:proofErr w:type="gramStart"/>
+            <w:r>
+              <w:rPr>
+                <w:rFonts w:ascii="Courier New" w:eastAsia="Courier New" w:hAnsi="Courier New" w:cs="Courier New"/>
+                <w:sz w:val="17"/>
+                <w:szCs w:val="17"/>
+              </w:rPr>
+              <w:t>]  Duplicates</w:t>
+            </w:r>
+            <w:proofErr w:type="gramEnd"/>
+            <w:r>
+              <w:rPr>
+                <w:rFonts w:ascii="Courier New" w:eastAsia="Courier New" w:hAnsi="Courier New" w:cs="Courier New"/>
+                <w:sz w:val="17"/>
+                <w:szCs w:val="17"/>
+              </w:rPr>
+              <w:t xml:space="preserve"> / Date range / Numeric range / Allowed values → WARN</w:t>
             </w:r>
           </w:p>
         </w:tc>
@@ -4080,32 +2671,46 @@
           <w:bottom w:val="single" w:sz="8" w:space="4" w:color="2E75B6"/>
         </w:pBdr>
       </w:pPr>
-      <w:bookmarkStart w:id="4" w:name="_Toc230905882"/>
+      <w:bookmarkStart w:id="3" w:name="_Toc230905882"/>
       <w:r>
         <w:lastRenderedPageBreak/>
         <w:t>3. Snowflake Object Inventory</w:t>
       </w:r>
+      <w:bookmarkEnd w:id="3"/>
+    </w:p>
+    <w:p>
+      <w:pPr>
+        <w:pStyle w:val="Heading2"/>
+      </w:pPr>
+      <w:bookmarkStart w:id="4" w:name="_Toc230905883"/>
+      <w:r>
+        <w:t>3.1 File Formats</w:t>
+      </w:r>
       <w:bookmarkEnd w:id="4"/>
     </w:p>
     <w:p>
       <w:pPr>
-        <w:pStyle w:val="Heading2"/>
-      </w:pPr>
-      <w:bookmarkStart w:id="5" w:name="_Toc230905883"/>
-      <w:r>
-        <w:t>3.1 File Formats</w:t>
-      </w:r>
-      <w:bookmarkEnd w:id="5"/>
-    </w:p>
-    <w:p>
-      <w:pPr>
         <w:spacing w:before="60" w:after="60"/>
       </w:pPr>
       <w:r>
         <w:rPr>
           <w:color w:val="000000"/>
         </w:rPr>
-        <w:t>Both file formats now include RECORD_DELIMITER = '\n' to match the Unix line endings in the CSV files generated with lineterminator='\n'. Without this, the last column value in each row had '\r' appended, corrupting values in the temp table.</w:t>
+        <w:t xml:space="preserve">Both file formats now include RECORD_DELIMITER = '\n' to match the Unix line endings in the CSV files generated with </w:t>
+      </w:r>
+      <w:proofErr w:type="spellStart"/>
+      <w:r>
+        <w:rPr>
+          <w:color w:val="000000"/>
+        </w:rPr>
+        <w:t>lineterminator</w:t>
+      </w:r>
+      <w:proofErr w:type="spellEnd"/>
+      <w:r>
+        <w:rPr>
+          <w:color w:val="000000"/>
+        </w:rPr>
+        <w:t>='\n'. Without this, the last column value in each row had '\r' appended, corrupting values in the temp table.</w:t>
       </w:r>
     </w:p>
     <w:p>
@@ -4137,12 +2742,6 @@
         <w:gridCol w:w="1527"/>
       </w:tblGrid>
       <w:tr>
-        <w:tblPrEx>
-          <w:tblCellMar>
-            <w:top w:w="0" w:type="dxa"/>
-            <w:bottom w:w="0" w:type="dxa"/>
-          </w:tblCellMar>
-        </w:tblPrEx>
         <w:tc>
           <w:tcPr>
             <w:tcW w:w="3000" w:type="dxa"/>
@@ -4281,12 +2880,6 @@
         </w:tc>
       </w:tr>
       <w:tr>
-        <w:tblPrEx>
-          <w:tblCellMar>
-            <w:top w:w="0" w:type="dxa"/>
-            <w:bottom w:w="0" w:type="dxa"/>
-          </w:tblCellMar>
-        </w:tblPrEx>
         <w:tc>
           <w:tcPr>
             <w:tcW w:w="3000" w:type="dxa"/>
@@ -4391,18 +2984,44 @@
                 <w:sz w:val="18"/>
                 <w:szCs w:val="18"/>
               </w:rPr>
-              <w:t>Main data loading — used in COPY INTO and load_to_temp()</w:t>
+              <w:t xml:space="preserve">Main data loading — used in COPY INTO and </w:t>
+            </w:r>
+            <w:proofErr w:type="spellStart"/>
+            <w:r>
+              <w:rPr>
+                <w:sz w:val="18"/>
+                <w:szCs w:val="18"/>
+              </w:rPr>
+              <w:t>load_to_</w:t>
+            </w:r>
+            <w:proofErr w:type="gramStart"/>
+            <w:r>
+              <w:rPr>
+                <w:sz w:val="18"/>
+                <w:szCs w:val="18"/>
+              </w:rPr>
+              <w:t>temp</w:t>
+            </w:r>
+            <w:proofErr w:type="spellEnd"/>
+            <w:r>
+              <w:rPr>
+                <w:sz w:val="18"/>
+                <w:szCs w:val="18"/>
+              </w:rPr>
+              <w:t>(</w:t>
+            </w:r>
+            <w:proofErr w:type="gramEnd"/>
+            <w:r>
+              <w:rPr>
+                <w:sz w:val="18"/>
+                <w:szCs w:val="18"/>
+              </w:rPr>
+              <w:t>)</w:t>
             </w:r>
           </w:p>
         </w:tc>
       </w:tr>
       <w:tr>
-        <w:tblPrEx>
-          <w:tblCellMar>
-            <w:top w:w="0" w:type="dxa"/>
-            <w:bottom w:w="0" w:type="dxa"/>
-          </w:tblCellMar>
-        </w:tblPrEx>
         <w:tc>
           <w:tcPr>
             <w:tcW w:w="3000" w:type="dxa"/>
@@ -4522,11 +3141,11 @@
       <w:pPr>
         <w:pStyle w:val="Heading2"/>
       </w:pPr>
-      <w:bookmarkStart w:id="6" w:name="_Toc230905884"/>
+      <w:bookmarkStart w:id="5" w:name="_Toc230905884"/>
       <w:r>
         <w:t>3.2 External Stages</w:t>
       </w:r>
-      <w:bookmarkEnd w:id="6"/>
+      <w:bookmarkEnd w:id="5"/>
     </w:p>
     <w:tbl>
       <w:tblPr>
@@ -4551,12 +3170,6 @@
         <w:gridCol w:w="2918"/>
       </w:tblGrid>
       <w:tr>
-        <w:tblPrEx>
-          <w:tblCellMar>
-            <w:top w:w="0" w:type="dxa"/>
-            <w:bottom w:w="0" w:type="dxa"/>
-          </w:tblCellMar>
-        </w:tblPrEx>
         <w:tc>
           <w:tcPr>
             <w:tcW w:w="3200" w:type="dxa"/>
@@ -4661,12 +3274,6 @@
         </w:tc>
       </w:tr>
       <w:tr>
-        <w:tblPrEx>
-          <w:tblCellMar>
-            <w:top w:w="0" w:type="dxa"/>
-            <w:bottom w:w="0" w:type="dxa"/>
-          </w:tblCellMar>
-        </w:tblPrEx>
         <w:tc>
           <w:tcPr>
             <w:tcW w:w="3200" w:type="dxa"/>
@@ -4750,12 +3357,6 @@
         </w:tc>
       </w:tr>
       <w:tr>
-        <w:tblPrEx>
-          <w:tblCellMar>
-            <w:top w:w="0" w:type="dxa"/>
-            <w:bottom w:w="0" w:type="dxa"/>
-          </w:tblCellMar>
-        </w:tblPrEx>
         <w:tc>
           <w:tcPr>
             <w:tcW w:w="3200" w:type="dxa"/>
@@ -4833,18 +3434,28 @@
                 <w:sz w:val="18"/>
                 <w:szCs w:val="18"/>
               </w:rPr>
-              <w:t>PASS destination — files moved here by move_file('processed')</w:t>
+              <w:t xml:space="preserve">PASS destination — files moved here by </w:t>
+            </w:r>
+            <w:proofErr w:type="spellStart"/>
+            <w:r>
+              <w:rPr>
+                <w:sz w:val="18"/>
+                <w:szCs w:val="18"/>
+              </w:rPr>
+              <w:t>move_file</w:t>
+            </w:r>
+            <w:proofErr w:type="spellEnd"/>
+            <w:r>
+              <w:rPr>
+                <w:sz w:val="18"/>
+                <w:szCs w:val="18"/>
+              </w:rPr>
+              <w:t>('processed')</w:t>
             </w:r>
           </w:p>
         </w:tc>
       </w:tr>
       <w:tr>
-        <w:tblPrEx>
-          <w:tblCellMar>
-            <w:top w:w="0" w:type="dxa"/>
-            <w:bottom w:w="0" w:type="dxa"/>
-          </w:tblCellMar>
-        </w:tblPrEx>
         <w:tc>
           <w:tcPr>
             <w:tcW w:w="3200" w:type="dxa"/>
@@ -4922,7 +3533,23 @@
                 <w:sz w:val="18"/>
                 <w:szCs w:val="18"/>
               </w:rPr>
-              <w:t>FAIL destination — files moved here by move_file('quarantine')</w:t>
+              <w:t xml:space="preserve">FAIL destination — files moved here by </w:t>
+            </w:r>
+            <w:proofErr w:type="spellStart"/>
+            <w:r>
+              <w:rPr>
+                <w:sz w:val="18"/>
+                <w:szCs w:val="18"/>
+              </w:rPr>
+              <w:t>move_file</w:t>
+            </w:r>
+            <w:proofErr w:type="spellEnd"/>
+            <w:r>
+              <w:rPr>
+                <w:sz w:val="18"/>
+                <w:szCs w:val="18"/>
+              </w:rPr>
+              <w:t>('quarantine')</w:t>
             </w:r>
           </w:p>
         </w:tc>
@@ -4937,11 +3564,11 @@
       <w:pPr>
         <w:pStyle w:val="Heading2"/>
       </w:pPr>
-      <w:bookmarkStart w:id="7" w:name="_Toc230905885"/>
+      <w:bookmarkStart w:id="6" w:name="_Toc230905885"/>
       <w:r>
         <w:t>3.3 RAW.TRANSACTION — Target Table</w:t>
       </w:r>
-      <w:bookmarkEnd w:id="7"/>
+      <w:bookmarkEnd w:id="6"/>
     </w:p>
     <w:tbl>
       <w:tblPr>
@@ -4967,12 +3594,6 @@
         <w:gridCol w:w="4347"/>
       </w:tblGrid>
       <w:tr>
-        <w:tblPrEx>
-          <w:tblCellMar>
-            <w:top w:w="0" w:type="dxa"/>
-            <w:bottom w:w="0" w:type="dxa"/>
-          </w:tblCellMar>
-        </w:tblPrEx>
         <w:tc>
           <w:tcPr>
             <w:tcW w:w="2200" w:type="dxa"/>
@@ -5111,12 +3732,6 @@
         </w:tc>
       </w:tr>
       <w:tr>
-        <w:tblPrEx>
-          <w:tblCellMar>
-            <w:top w:w="0" w:type="dxa"/>
-            <w:bottom w:w="0" w:type="dxa"/>
-          </w:tblCellMar>
-        </w:tblPrEx>
         <w:tc>
           <w:tcPr>
             <w:tcW w:w="2200" w:type="dxa"/>
@@ -5162,12 +3777,21 @@
             </w:tcMar>
           </w:tcPr>
           <w:p>
-            <w:r>
-              <w:rPr>
-                <w:sz w:val="18"/>
-                <w:szCs w:val="18"/>
-              </w:rPr>
-              <w:t>VARCHAR(36)</w:t>
+            <w:proofErr w:type="gramStart"/>
+            <w:r>
+              <w:rPr>
+                <w:sz w:val="18"/>
+                <w:szCs w:val="18"/>
+              </w:rPr>
+              <w:t>VARCHAR(</w:t>
+            </w:r>
+            <w:proofErr w:type="gramEnd"/>
+            <w:r>
+              <w:rPr>
+                <w:sz w:val="18"/>
+                <w:szCs w:val="18"/>
+              </w:rPr>
+              <w:t>36)</w:t>
             </w:r>
           </w:p>
         </w:tc>
@@ -5227,12 +3851,6 @@
         </w:tc>
       </w:tr>
       <w:tr>
-        <w:tblPrEx>
-          <w:tblCellMar>
-            <w:top w:w="0" w:type="dxa"/>
-            <w:bottom w:w="0" w:type="dxa"/>
-          </w:tblCellMar>
-        </w:tblPrEx>
         <w:tc>
           <w:tcPr>
             <w:tcW w:w="2200" w:type="dxa"/>
@@ -5278,12 +3896,21 @@
             </w:tcMar>
           </w:tcPr>
           <w:p>
-            <w:r>
-              <w:rPr>
-                <w:sz w:val="18"/>
-                <w:szCs w:val="18"/>
-              </w:rPr>
-              <w:t>VARCHAR(36)</w:t>
+            <w:proofErr w:type="gramStart"/>
+            <w:r>
+              <w:rPr>
+                <w:sz w:val="18"/>
+                <w:szCs w:val="18"/>
+              </w:rPr>
+              <w:t>VARCHAR(</w:t>
+            </w:r>
+            <w:proofErr w:type="gramEnd"/>
+            <w:r>
+              <w:rPr>
+                <w:sz w:val="18"/>
+                <w:szCs w:val="18"/>
+              </w:rPr>
+              <w:t>36)</w:t>
             </w:r>
           </w:p>
         </w:tc>
@@ -5343,12 +3970,6 @@
         </w:tc>
       </w:tr>
       <w:tr>
-        <w:tblPrEx>
-          <w:tblCellMar>
-            <w:top w:w="0" w:type="dxa"/>
-            <w:bottom w:w="0" w:type="dxa"/>
-          </w:tblCellMar>
-        </w:tblPrEx>
         <w:tc>
           <w:tcPr>
             <w:tcW w:w="2200" w:type="dxa"/>
@@ -5394,12 +4015,21 @@
             </w:tcMar>
           </w:tcPr>
           <w:p>
-            <w:r>
-              <w:rPr>
-                <w:sz w:val="18"/>
-                <w:szCs w:val="18"/>
-              </w:rPr>
-              <w:t>VARCHAR(36)</w:t>
+            <w:proofErr w:type="gramStart"/>
+            <w:r>
+              <w:rPr>
+                <w:sz w:val="18"/>
+                <w:szCs w:val="18"/>
+              </w:rPr>
+              <w:t>VARCHAR(</w:t>
+            </w:r>
+            <w:proofErr w:type="gramEnd"/>
+            <w:r>
+              <w:rPr>
+                <w:sz w:val="18"/>
+                <w:szCs w:val="18"/>
+              </w:rPr>
+              <w:t>36)</w:t>
             </w:r>
           </w:p>
         </w:tc>
@@ -5459,12 +4089,6 @@
         </w:tc>
       </w:tr>
       <w:tr>
-        <w:tblPrEx>
-          <w:tblCellMar>
-            <w:top w:w="0" w:type="dxa"/>
-            <w:bottom w:w="0" w:type="dxa"/>
-          </w:tblCellMar>
-        </w:tblPrEx>
         <w:tc>
           <w:tcPr>
             <w:tcW w:w="2200" w:type="dxa"/>
@@ -5575,12 +4199,6 @@
         </w:tc>
       </w:tr>
       <w:tr>
-        <w:tblPrEx>
-          <w:tblCellMar>
-            <w:top w:w="0" w:type="dxa"/>
-            <w:bottom w:w="0" w:type="dxa"/>
-          </w:tblCellMar>
-        </w:tblPrEx>
         <w:tc>
           <w:tcPr>
             <w:tcW w:w="2200" w:type="dxa"/>
@@ -5691,12 +4309,6 @@
         </w:tc>
       </w:tr>
       <w:tr>
-        <w:tblPrEx>
-          <w:tblCellMar>
-            <w:top w:w="0" w:type="dxa"/>
-            <w:bottom w:w="0" w:type="dxa"/>
-          </w:tblCellMar>
-        </w:tblPrEx>
         <w:tc>
           <w:tcPr>
             <w:tcW w:w="2200" w:type="dxa"/>
@@ -5807,12 +4419,6 @@
         </w:tc>
       </w:tr>
       <w:tr>
-        <w:tblPrEx>
-          <w:tblCellMar>
-            <w:top w:w="0" w:type="dxa"/>
-            <w:bottom w:w="0" w:type="dxa"/>
-          </w:tblCellMar>
-        </w:tblPrEx>
         <w:tc>
           <w:tcPr>
             <w:tcW w:w="2200" w:type="dxa"/>
@@ -5858,12 +4464,21 @@
             </w:tcMar>
           </w:tcPr>
           <w:p>
-            <w:r>
-              <w:rPr>
-                <w:sz w:val="18"/>
-                <w:szCs w:val="18"/>
-              </w:rPr>
-              <w:t>VARCHAR(20)</w:t>
+            <w:proofErr w:type="gramStart"/>
+            <w:r>
+              <w:rPr>
+                <w:sz w:val="18"/>
+                <w:szCs w:val="18"/>
+              </w:rPr>
+              <w:t>VARCHAR(</w:t>
+            </w:r>
+            <w:proofErr w:type="gramEnd"/>
+            <w:r>
+              <w:rPr>
+                <w:sz w:val="18"/>
+                <w:szCs w:val="18"/>
+              </w:rPr>
+              <w:t>20)</w:t>
             </w:r>
           </w:p>
         </w:tc>
@@ -5923,12 +4538,6 @@
         </w:tc>
       </w:tr>
       <w:tr>
-        <w:tblPrEx>
-          <w:tblCellMar>
-            <w:top w:w="0" w:type="dxa"/>
-            <w:bottom w:w="0" w:type="dxa"/>
-          </w:tblCellMar>
-        </w:tblPrEx>
         <w:tc>
           <w:tcPr>
             <w:tcW w:w="2200" w:type="dxa"/>
@@ -5974,12 +4583,21 @@
             </w:tcMar>
           </w:tcPr>
           <w:p>
-            <w:r>
-              <w:rPr>
-                <w:sz w:val="18"/>
-                <w:szCs w:val="18"/>
-              </w:rPr>
-              <w:t>VARCHAR(50)</w:t>
+            <w:proofErr w:type="gramStart"/>
+            <w:r>
+              <w:rPr>
+                <w:sz w:val="18"/>
+                <w:szCs w:val="18"/>
+              </w:rPr>
+              <w:t>VARCHAR(</w:t>
+            </w:r>
+            <w:proofErr w:type="gramEnd"/>
+            <w:r>
+              <w:rPr>
+                <w:sz w:val="18"/>
+                <w:szCs w:val="18"/>
+              </w:rPr>
+              <w:t>50)</w:t>
             </w:r>
           </w:p>
         </w:tc>
@@ -6039,12 +4657,6 @@
         </w:tc>
       </w:tr>
       <w:tr>
-        <w:tblPrEx>
-          <w:tblCellMar>
-            <w:top w:w="0" w:type="dxa"/>
-            <w:bottom w:w="0" w:type="dxa"/>
-          </w:tblCellMar>
-        </w:tblPrEx>
         <w:tc>
           <w:tcPr>
             <w:tcW w:w="2200" w:type="dxa"/>
@@ -6090,12 +4702,21 @@
             </w:tcMar>
           </w:tcPr>
           <w:p>
-            <w:r>
-              <w:rPr>
-                <w:sz w:val="18"/>
-                <w:szCs w:val="18"/>
-              </w:rPr>
-              <w:t>VARCHAR(3)</w:t>
+            <w:proofErr w:type="gramStart"/>
+            <w:r>
+              <w:rPr>
+                <w:sz w:val="18"/>
+                <w:szCs w:val="18"/>
+              </w:rPr>
+              <w:t>VARCHAR(</w:t>
+            </w:r>
+            <w:proofErr w:type="gramEnd"/>
+            <w:r>
+              <w:rPr>
+                <w:sz w:val="18"/>
+                <w:szCs w:val="18"/>
+              </w:rPr>
+              <w:t>3)</w:t>
             </w:r>
           </w:p>
         </w:tc>
@@ -6155,12 +4776,6 @@
         </w:tc>
       </w:tr>
       <w:tr>
-        <w:tblPrEx>
-          <w:tblCellMar>
-            <w:top w:w="0" w:type="dxa"/>
-            <w:bottom w:w="0" w:type="dxa"/>
-          </w:tblCellMar>
-        </w:tblPrEx>
         <w:tc>
           <w:tcPr>
             <w:tcW w:w="2200" w:type="dxa"/>
@@ -6239,7 +4854,23 @@
                 <w:sz w:val="18"/>
                 <w:szCs w:val="18"/>
               </w:rPr>
-              <w:t>DEFAULT NOW()</w:t>
+              <w:t xml:space="preserve">DEFAULT </w:t>
+            </w:r>
+            <w:proofErr w:type="gramStart"/>
+            <w:r>
+              <w:rPr>
+                <w:sz w:val="18"/>
+                <w:szCs w:val="18"/>
+              </w:rPr>
+              <w:t>NOW(</w:t>
+            </w:r>
+            <w:proofErr w:type="gramEnd"/>
+            <w:r>
+              <w:rPr>
+                <w:sz w:val="18"/>
+                <w:szCs w:val="18"/>
+              </w:rPr>
+              <w:t>)</w:t>
             </w:r>
           </w:p>
         </w:tc>
@@ -6272,12 +4903,6 @@
         </w:tc>
       </w:tr>
       <w:tr>
-        <w:tblPrEx>
-          <w:tblCellMar>
-            <w:top w:w="0" w:type="dxa"/>
-            <w:bottom w:w="0" w:type="dxa"/>
-          </w:tblCellMar>
-        </w:tblPrEx>
         <w:tc>
           <w:tcPr>
             <w:tcW w:w="2200" w:type="dxa"/>
@@ -6323,12 +4948,21 @@
             </w:tcMar>
           </w:tcPr>
           <w:p>
-            <w:r>
-              <w:rPr>
-                <w:sz w:val="18"/>
-                <w:szCs w:val="18"/>
-              </w:rPr>
-              <w:t>VARCHAR(36)</w:t>
+            <w:proofErr w:type="gramStart"/>
+            <w:r>
+              <w:rPr>
+                <w:sz w:val="18"/>
+                <w:szCs w:val="18"/>
+              </w:rPr>
+              <w:t>VARCHAR(</w:t>
+            </w:r>
+            <w:proofErr w:type="gramEnd"/>
+            <w:r>
+              <w:rPr>
+                <w:sz w:val="18"/>
+                <w:szCs w:val="18"/>
+              </w:rPr>
+              <w:t>36)</w:t>
             </w:r>
           </w:p>
         </w:tc>
@@ -6388,12 +5022,6 @@
         </w:tc>
       </w:tr>
       <w:tr>
-        <w:tblPrEx>
-          <w:tblCellMar>
-            <w:top w:w="0" w:type="dxa"/>
-            <w:bottom w:w="0" w:type="dxa"/>
-          </w:tblCellMar>
-        </w:tblPrEx>
         <w:tc>
           <w:tcPr>
             <w:tcW w:w="2200" w:type="dxa"/>
@@ -6439,12 +5067,21 @@
             </w:tcMar>
           </w:tcPr>
           <w:p>
-            <w:r>
-              <w:rPr>
-                <w:sz w:val="18"/>
-                <w:szCs w:val="18"/>
-              </w:rPr>
-              <w:t>VARCHAR(500)</w:t>
+            <w:proofErr w:type="gramStart"/>
+            <w:r>
+              <w:rPr>
+                <w:sz w:val="18"/>
+                <w:szCs w:val="18"/>
+              </w:rPr>
+              <w:t>VARCHAR(</w:t>
+            </w:r>
+            <w:proofErr w:type="gramEnd"/>
+            <w:r>
+              <w:rPr>
+                <w:sz w:val="18"/>
+                <w:szCs w:val="18"/>
+              </w:rPr>
+              <w:t>500)</w:t>
             </w:r>
           </w:p>
         </w:tc>
@@ -6504,12 +5141,6 @@
         </w:tc>
       </w:tr>
       <w:tr>
-        <w:tblPrEx>
-          <w:tblCellMar>
-            <w:top w:w="0" w:type="dxa"/>
-            <w:bottom w:w="0" w:type="dxa"/>
-          </w:tblCellMar>
-        </w:tblPrEx>
         <w:tc>
           <w:tcPr>
             <w:tcW w:w="2200" w:type="dxa"/>
@@ -6629,11 +5260,11 @@
       <w:pPr>
         <w:pStyle w:val="Heading2"/>
       </w:pPr>
-      <w:bookmarkStart w:id="8" w:name="_Toc230905886"/>
+      <w:bookmarkStart w:id="7" w:name="_Toc230905886"/>
       <w:r>
         <w:t>3.4 DIM.CUSTOMERS / DIM.PRODUCTS — Seeding Fix</w:t>
       </w:r>
-      <w:bookmarkEnd w:id="8"/>
+      <w:bookmarkEnd w:id="7"/>
     </w:p>
     <w:tbl>
       <w:tblPr>
@@ -6656,12 +5287,6 @@
         <w:gridCol w:w="9360"/>
       </w:tblGrid>
       <w:tr>
-        <w:tblPrEx>
-          <w:tblCellMar>
-            <w:top w:w="0" w:type="dxa"/>
-            <w:bottom w:w="0" w:type="dxa"/>
-          </w:tblCellMar>
-        </w:tblPrEx>
         <w:tc>
           <w:tcPr>
             <w:tcW w:w="9360" w:type="dxa"/>
@@ -6688,7 +5313,51 @@
                 <w:sz w:val="19"/>
                 <w:szCs w:val="19"/>
               </w:rPr>
-              <w:t>BUG FIX — SEQ4() starts at 0 — dimension IDs were CUST-0000..0049 but CSVs used CUST-0001..0050</w:t>
+              <w:t>BUG FIX — SEQ4() starts at 0 — dimension IDs were CUST-</w:t>
+            </w:r>
+            <w:proofErr w:type="gramStart"/>
+            <w:r>
+              <w:rPr>
+                <w:b/>
+                <w:bCs/>
+                <w:color w:val="C00000"/>
+                <w:sz w:val="19"/>
+                <w:szCs w:val="19"/>
+              </w:rPr>
+              <w:t>0000..</w:t>
+            </w:r>
+            <w:proofErr w:type="gramEnd"/>
+            <w:r>
+              <w:rPr>
+                <w:b/>
+                <w:bCs/>
+                <w:color w:val="C00000"/>
+                <w:sz w:val="19"/>
+                <w:szCs w:val="19"/>
+              </w:rPr>
+              <w:t>0049 but CSVs used CUST-</w:t>
+            </w:r>
+            <w:proofErr w:type="gramStart"/>
+            <w:r>
+              <w:rPr>
+                <w:b/>
+                <w:bCs/>
+                <w:color w:val="C00000"/>
+                <w:sz w:val="19"/>
+                <w:szCs w:val="19"/>
+              </w:rPr>
+              <w:t>0001..</w:t>
+            </w:r>
+            <w:proofErr w:type="gramEnd"/>
+            <w:r>
+              <w:rPr>
+                <w:b/>
+                <w:bCs/>
+                <w:color w:val="C00000"/>
+                <w:sz w:val="19"/>
+                <w:szCs w:val="19"/>
+              </w:rPr>
+              <w:t>0050</w:t>
             </w:r>
           </w:p>
           <w:p>
@@ -6734,13 +5403,9 @@
                 <w:sz w:val="16"/>
                 <w:szCs w:val="16"/>
               </w:rPr>
-              <w:t>SELECT 'CUST-' || LPAD(SEQ4()::STRING, 4, '0')   ← SEQ4 starts at 0</w:t>
-            </w:r>
-          </w:p>
-          <w:p>
-            <w:pPr>
-              <w:ind w:left="240"/>
-            </w:pPr>
+              <w:t xml:space="preserve">SELECT 'CUST-' || </w:t>
+            </w:r>
+            <w:proofErr w:type="gramStart"/>
             <w:r>
               <w:rPr>
                 <w:rFonts w:ascii="Courier New" w:eastAsia="Courier New" w:hAnsi="Courier New" w:cs="Courier New"/>
@@ -6748,7 +5413,91 @@
                 <w:sz w:val="16"/>
                 <w:szCs w:val="16"/>
               </w:rPr>
-              <w:t>-- Generated: CUST-0000, CUST-0001 ... CUST-0049  (MISSING CUST-0050)</w:t>
+              <w:t>LPAD(</w:t>
+            </w:r>
+            <w:proofErr w:type="gramEnd"/>
+            <w:r>
+              <w:rPr>
+                <w:rFonts w:ascii="Courier New" w:eastAsia="Courier New" w:hAnsi="Courier New" w:cs="Courier New"/>
+                <w:color w:val="C00000"/>
+                <w:sz w:val="16"/>
+                <w:szCs w:val="16"/>
+              </w:rPr>
+              <w:t>SEQ4(</w:t>
+            </w:r>
+            <w:proofErr w:type="gramStart"/>
+            <w:r>
+              <w:rPr>
+                <w:rFonts w:ascii="Courier New" w:eastAsia="Courier New" w:hAnsi="Courier New" w:cs="Courier New"/>
+                <w:color w:val="C00000"/>
+                <w:sz w:val="16"/>
+                <w:szCs w:val="16"/>
+              </w:rPr>
+              <w:t>)::</w:t>
+            </w:r>
+            <w:proofErr w:type="gramEnd"/>
+            <w:r>
+              <w:rPr>
+                <w:rFonts w:ascii="Courier New" w:eastAsia="Courier New" w:hAnsi="Courier New" w:cs="Courier New"/>
+                <w:color w:val="C00000"/>
+                <w:sz w:val="16"/>
+                <w:szCs w:val="16"/>
+              </w:rPr>
+              <w:t>STRING, 4, '0</w:t>
+            </w:r>
+            <w:proofErr w:type="gramStart"/>
+            <w:r>
+              <w:rPr>
+                <w:rFonts w:ascii="Courier New" w:eastAsia="Courier New" w:hAnsi="Courier New" w:cs="Courier New"/>
+                <w:color w:val="C00000"/>
+                <w:sz w:val="16"/>
+                <w:szCs w:val="16"/>
+              </w:rPr>
+              <w:t xml:space="preserve">')   </w:t>
+            </w:r>
+            <w:proofErr w:type="gramEnd"/>
+            <w:r>
+              <w:rPr>
+                <w:rFonts w:ascii="Courier New" w:eastAsia="Courier New" w:hAnsi="Courier New" w:cs="Courier New"/>
+                <w:color w:val="C00000"/>
+                <w:sz w:val="16"/>
+                <w:szCs w:val="16"/>
+              </w:rPr>
+              <w:t>← SEQ4 starts at 0</w:t>
+            </w:r>
+          </w:p>
+          <w:p>
+            <w:pPr>
+              <w:ind w:left="240"/>
+            </w:pPr>
+            <w:r>
+              <w:rPr>
+                <w:rFonts w:ascii="Courier New" w:eastAsia="Courier New" w:hAnsi="Courier New" w:cs="Courier New"/>
+                <w:color w:val="C00000"/>
+                <w:sz w:val="16"/>
+                <w:szCs w:val="16"/>
+              </w:rPr>
+              <w:t>-- Generated: CUST-0000, CUST-0001 ... CUST-</w:t>
+            </w:r>
+            <w:proofErr w:type="gramStart"/>
+            <w:r>
+              <w:rPr>
+                <w:rFonts w:ascii="Courier New" w:eastAsia="Courier New" w:hAnsi="Courier New" w:cs="Courier New"/>
+                <w:color w:val="C00000"/>
+                <w:sz w:val="16"/>
+                <w:szCs w:val="16"/>
+              </w:rPr>
+              <w:t>0049  (</w:t>
+            </w:r>
+            <w:proofErr w:type="gramEnd"/>
+            <w:r>
+              <w:rPr>
+                <w:rFonts w:ascii="Courier New" w:eastAsia="Courier New" w:hAnsi="Courier New" w:cs="Courier New"/>
+                <w:color w:val="C00000"/>
+                <w:sz w:val="16"/>
+                <w:szCs w:val="16"/>
+              </w:rPr>
+              <w:t>MISSING CUST-0050)</w:t>
             </w:r>
           </w:p>
           <w:p>
@@ -6794,13 +5543,9 @@
                 <w:sz w:val="16"/>
                 <w:szCs w:val="16"/>
               </w:rPr>
-              <w:t>SELECT 'CUST-' || LPAD(RN::STRING, 4, '0'), 'Customer ' || RN</w:t>
-            </w:r>
-          </w:p>
-          <w:p>
-            <w:pPr>
-              <w:ind w:left="240"/>
-            </w:pPr>
+              <w:t xml:space="preserve">SELECT 'CUST-' || </w:t>
+            </w:r>
+            <w:proofErr w:type="gramStart"/>
             <w:r>
               <w:rPr>
                 <w:rFonts w:ascii="Courier New" w:eastAsia="Courier New" w:hAnsi="Courier New" w:cs="Courier New"/>
@@ -6808,13 +5553,9 @@
                 <w:sz w:val="16"/>
                 <w:szCs w:val="16"/>
               </w:rPr>
-              <w:t>FROM (SELECT ROW_NUMBER() OVER (ORDER BY SEQ4()) AS RN</w:t>
-            </w:r>
-          </w:p>
-          <w:p>
-            <w:pPr>
-              <w:ind w:left="240"/>
-            </w:pPr>
+              <w:t>LPAD(RN::</w:t>
+            </w:r>
+            <w:proofErr w:type="gramEnd"/>
             <w:r>
               <w:rPr>
                 <w:rFonts w:ascii="Courier New" w:eastAsia="Courier New" w:hAnsi="Courier New" w:cs="Courier New"/>
@@ -6822,7 +5563,7 @@
                 <w:sz w:val="16"/>
                 <w:szCs w:val="16"/>
               </w:rPr>
-              <w:t xml:space="preserve">      FROM TABLE(GENERATOR(ROWCOUNT =&gt; 50)))</w:t>
+              <w:t>STRING, 4, '0'), 'Customer ' || RN</w:t>
             </w:r>
           </w:p>
           <w:p>
@@ -6836,7 +5577,95 @@
                 <w:sz w:val="16"/>
                 <w:szCs w:val="16"/>
               </w:rPr>
-              <w:t>-- Generated: CUST-0001, CUST-0002 ... CUST-0050  (matches CSV exactly)</w:t>
+              <w:t>FROM (SELECT ROW_</w:t>
+            </w:r>
+            <w:proofErr w:type="gramStart"/>
+            <w:r>
+              <w:rPr>
+                <w:rFonts w:ascii="Courier New" w:eastAsia="Courier New" w:hAnsi="Courier New" w:cs="Courier New"/>
+                <w:color w:val="1E7145"/>
+                <w:sz w:val="16"/>
+                <w:szCs w:val="16"/>
+              </w:rPr>
+              <w:t>NUMBER(</w:t>
+            </w:r>
+            <w:proofErr w:type="gramEnd"/>
+            <w:r>
+              <w:rPr>
+                <w:rFonts w:ascii="Courier New" w:eastAsia="Courier New" w:hAnsi="Courier New" w:cs="Courier New"/>
+                <w:color w:val="1E7145"/>
+                <w:sz w:val="16"/>
+                <w:szCs w:val="16"/>
+              </w:rPr>
+              <w:t>) OVER (ORDER BY SEQ4()) AS RN</w:t>
+            </w:r>
+          </w:p>
+          <w:p>
+            <w:pPr>
+              <w:ind w:left="240"/>
+            </w:pPr>
+            <w:r>
+              <w:rPr>
+                <w:rFonts w:ascii="Courier New" w:eastAsia="Courier New" w:hAnsi="Courier New" w:cs="Courier New"/>
+                <w:color w:val="1E7145"/>
+                <w:sz w:val="16"/>
+                <w:szCs w:val="16"/>
+              </w:rPr>
+              <w:t xml:space="preserve">      FROM </w:t>
+            </w:r>
+            <w:proofErr w:type="gramStart"/>
+            <w:r>
+              <w:rPr>
+                <w:rFonts w:ascii="Courier New" w:eastAsia="Courier New" w:hAnsi="Courier New" w:cs="Courier New"/>
+                <w:color w:val="1E7145"/>
+                <w:sz w:val="16"/>
+                <w:szCs w:val="16"/>
+              </w:rPr>
+              <w:t>TABLE(GENERATOR(</w:t>
+            </w:r>
+            <w:proofErr w:type="gramEnd"/>
+            <w:r>
+              <w:rPr>
+                <w:rFonts w:ascii="Courier New" w:eastAsia="Courier New" w:hAnsi="Courier New" w:cs="Courier New"/>
+                <w:color w:val="1E7145"/>
+                <w:sz w:val="16"/>
+                <w:szCs w:val="16"/>
+              </w:rPr>
+              <w:t>ROWCOUNT =&gt; 50)))</w:t>
+            </w:r>
+          </w:p>
+          <w:p>
+            <w:pPr>
+              <w:ind w:left="240"/>
+            </w:pPr>
+            <w:r>
+              <w:rPr>
+                <w:rFonts w:ascii="Courier New" w:eastAsia="Courier New" w:hAnsi="Courier New" w:cs="Courier New"/>
+                <w:color w:val="1E7145"/>
+                <w:sz w:val="16"/>
+                <w:szCs w:val="16"/>
+              </w:rPr>
+              <w:t>-- Generated: CUST-0001, CUST-0002 ... CUST-</w:t>
+            </w:r>
+            <w:proofErr w:type="gramStart"/>
+            <w:r>
+              <w:rPr>
+                <w:rFonts w:ascii="Courier New" w:eastAsia="Courier New" w:hAnsi="Courier New" w:cs="Courier New"/>
+                <w:color w:val="1E7145"/>
+                <w:sz w:val="16"/>
+                <w:szCs w:val="16"/>
+              </w:rPr>
+              <w:t>0050  (</w:t>
+            </w:r>
+            <w:proofErr w:type="gramEnd"/>
+            <w:r>
+              <w:rPr>
+                <w:rFonts w:ascii="Courier New" w:eastAsia="Courier New" w:hAnsi="Courier New" w:cs="Courier New"/>
+                <w:color w:val="1E7145"/>
+                <w:sz w:val="16"/>
+                <w:szCs w:val="16"/>
+              </w:rPr>
+              <w:t>matches CSV exactly)</w:t>
             </w:r>
           </w:p>
           <w:p>
@@ -6871,22 +5700,22 @@
           <w:bottom w:val="single" w:sz="8" w:space="4" w:color="2E75B6"/>
         </w:pBdr>
       </w:pPr>
-      <w:bookmarkStart w:id="9" w:name="_Toc230905887"/>
+      <w:bookmarkStart w:id="8" w:name="_Toc230905887"/>
       <w:r>
         <w:lastRenderedPageBreak/>
         <w:t>4. CSV Test File Catalogue</w:t>
       </w:r>
+      <w:bookmarkEnd w:id="8"/>
+    </w:p>
+    <w:p>
+      <w:pPr>
+        <w:pStyle w:val="Heading2"/>
+      </w:pPr>
+      <w:bookmarkStart w:id="9" w:name="_Toc230905888"/>
+      <w:r>
+        <w:t>4.1 File Overview — v1.1</w:t>
+      </w:r>
       <w:bookmarkEnd w:id="9"/>
-    </w:p>
-    <w:p>
-      <w:pPr>
-        <w:pStyle w:val="Heading2"/>
-      </w:pPr>
-      <w:bookmarkStart w:id="10" w:name="_Toc230905888"/>
-      <w:r>
-        <w:t>4.1 File Overview — v1.1</w:t>
-      </w:r>
-      <w:bookmarkEnd w:id="10"/>
     </w:p>
     <w:p>
       <w:pPr>
@@ -6929,12 +5758,6 @@
         <w:gridCol w:w="1812"/>
       </w:tblGrid>
       <w:tr>
-        <w:tblPrEx>
-          <w:tblCellMar>
-            <w:top w:w="0" w:type="dxa"/>
-            <w:bottom w:w="0" w:type="dxa"/>
-          </w:tblCellMar>
-        </w:tblPrEx>
         <w:tc>
           <w:tcPr>
             <w:tcW w:w="2400" w:type="dxa"/>
@@ -7102,12 +5925,6 @@
         </w:tc>
       </w:tr>
       <w:tr>
-        <w:tblPrEx>
-          <w:tblCellMar>
-            <w:top w:w="0" w:type="dxa"/>
-            <w:bottom w:w="0" w:type="dxa"/>
-          </w:tblCellMar>
-        </w:tblPrEx>
         <w:tc>
           <w:tcPr>
             <w:tcW w:w="2400" w:type="dxa"/>
@@ -7257,12 +6074,6 @@
         </w:tc>
       </w:tr>
       <w:tr>
-        <w:tblPrEx>
-          <w:tblCellMar>
-            <w:top w:w="0" w:type="dxa"/>
-            <w:bottom w:w="0" w:type="dxa"/>
-          </w:tblCellMar>
-        </w:tblPrEx>
         <w:tc>
           <w:tcPr>
             <w:tcW w:w="2400" w:type="dxa"/>
@@ -7412,12 +6223,6 @@
         </w:tc>
       </w:tr>
       <w:tr>
-        <w:tblPrEx>
-          <w:tblCellMar>
-            <w:top w:w="0" w:type="dxa"/>
-            <w:bottom w:w="0" w:type="dxa"/>
-          </w:tblCellMar>
-        </w:tblPrEx>
         <w:tc>
           <w:tcPr>
             <w:tcW w:w="2400" w:type="dxa"/>
@@ -7567,12 +6372,6 @@
         </w:tc>
       </w:tr>
       <w:tr>
-        <w:tblPrEx>
-          <w:tblCellMar>
-            <w:top w:w="0" w:type="dxa"/>
-            <w:bottom w:w="0" w:type="dxa"/>
-          </w:tblCellMar>
-        </w:tblPrEx>
         <w:tc>
           <w:tcPr>
             <w:tcW w:w="2400" w:type="dxa"/>
@@ -7722,12 +6521,6 @@
         </w:tc>
       </w:tr>
       <w:tr>
-        <w:tblPrEx>
-          <w:tblCellMar>
-            <w:top w:w="0" w:type="dxa"/>
-            <w:bottom w:w="0" w:type="dxa"/>
-          </w:tblCellMar>
-        </w:tblPrEx>
         <w:tc>
           <w:tcPr>
             <w:tcW w:w="2400" w:type="dxa"/>
@@ -7877,12 +6670,6 @@
         </w:tc>
       </w:tr>
       <w:tr>
-        <w:tblPrEx>
-          <w:tblCellMar>
-            <w:top w:w="0" w:type="dxa"/>
-            <w:bottom w:w="0" w:type="dxa"/>
-          </w:tblCellMar>
-        </w:tblPrEx>
         <w:tc>
           <w:tcPr>
             <w:tcW w:w="2400" w:type="dxa"/>
@@ -8032,12 +6819,6 @@
         </w:tc>
       </w:tr>
       <w:tr>
-        <w:tblPrEx>
-          <w:tblCellMar>
-            <w:top w:w="0" w:type="dxa"/>
-            <w:bottom w:w="0" w:type="dxa"/>
-          </w:tblCellMar>
-        </w:tblPrEx>
         <w:tc>
           <w:tcPr>
             <w:tcW w:w="2400" w:type="dxa"/>
@@ -8119,7 +6900,23 @@
                 <w:sz w:val="18"/>
                 <w:szCs w:val="18"/>
               </w:rPr>
-              <w:t>CUSTOMER_ID uses CUST-9001..9050 (not in DIM)</w:t>
+              <w:t>CUSTOMER_ID uses CUST-</w:t>
+            </w:r>
+            <w:proofErr w:type="gramStart"/>
+            <w:r>
+              <w:rPr>
+                <w:sz w:val="18"/>
+                <w:szCs w:val="18"/>
+              </w:rPr>
+              <w:t>9001..</w:t>
+            </w:r>
+            <w:proofErr w:type="gramEnd"/>
+            <w:r>
+              <w:rPr>
+                <w:sz w:val="18"/>
+                <w:szCs w:val="18"/>
+              </w:rPr>
+              <w:t>9050 (not in DIM)</w:t>
             </w:r>
           </w:p>
         </w:tc>
@@ -8196,11 +6993,11 @@
       <w:pPr>
         <w:pStyle w:val="Heading2"/>
       </w:pPr>
-      <w:bookmarkStart w:id="11" w:name="_Toc230905889"/>
+      <w:bookmarkStart w:id="10" w:name="_Toc230905889"/>
       <w:r>
         <w:t>4.2 Why Files 02, 03, 07 Were Redesigned</w:t>
       </w:r>
-      <w:bookmarkEnd w:id="11"/>
+      <w:bookmarkEnd w:id="10"/>
     </w:p>
     <w:tbl>
       <w:tblPr>
@@ -8226,12 +7023,6 @@
         <w:gridCol w:w="3000"/>
       </w:tblGrid>
       <w:tr>
-        <w:tblPrEx>
-          <w:tblCellMar>
-            <w:top w:w="0" w:type="dxa"/>
-            <w:bottom w:w="0" w:type="dxa"/>
-          </w:tblCellMar>
-        </w:tblPrEx>
         <w:tc>
           <w:tcPr>
             <w:tcW w:w="1200" w:type="dxa"/>
@@ -8370,12 +7161,6 @@
         </w:tc>
       </w:tr>
       <w:tr>
-        <w:tblPrEx>
-          <w:tblCellMar>
-            <w:top w:w="0" w:type="dxa"/>
-            <w:bottom w:w="0" w:type="dxa"/>
-          </w:tblCellMar>
-        </w:tblPrEx>
         <w:tc>
           <w:tcPr>
             <w:tcW w:w="1200" w:type="dxa"/>
@@ -8453,8 +7238,17 @@
                 <w:sz w:val="18"/>
                 <w:szCs w:val="18"/>
               </w:rPr>
-              <w:t>Only 1 of 7 files could pass — requirement is 3 PASS</w:t>
-            </w:r>
+              <w:t xml:space="preserve">Only 1 of 7 files could pass — requirement is 3 </w:t>
+            </w:r>
+            <w:proofErr w:type="gramStart"/>
+            <w:r>
+              <w:rPr>
+                <w:sz w:val="18"/>
+                <w:szCs w:val="18"/>
+              </w:rPr>
+              <w:t>PASS</w:t>
+            </w:r>
+            <w:proofErr w:type="gramEnd"/>
           </w:p>
         </w:tc>
         <w:tc>
@@ -8486,12 +7280,6 @@
         </w:tc>
       </w:tr>
       <w:tr>
-        <w:tblPrEx>
-          <w:tblCellMar>
-            <w:top w:w="0" w:type="dxa"/>
-            <w:bottom w:w="0" w:type="dxa"/>
-          </w:tblCellMar>
-        </w:tblPrEx>
         <w:tc>
           <w:tcPr>
             <w:tcW w:w="1200" w:type="dxa"/>
@@ -8602,12 +7390,6 @@
         </w:tc>
       </w:tr>
       <w:tr>
-        <w:tblPrEx>
-          <w:tblCellMar>
-            <w:top w:w="0" w:type="dxa"/>
-            <w:bottom w:w="0" w:type="dxa"/>
-          </w:tblCellMar>
-        </w:tblPrEx>
         <w:tc>
           <w:tcPr>
             <w:tcW w:w="1200" w:type="dxa"/>
@@ -8685,7 +7467,23 @@
                 <w:sz w:val="18"/>
                 <w:szCs w:val="18"/>
               </w:rPr>
-              <w:t>With min_file_size_bytes=100, 229 bytes passed the gate</w:t>
+              <w:t xml:space="preserve">With </w:t>
+            </w:r>
+            <w:proofErr w:type="spellStart"/>
+            <w:r>
+              <w:rPr>
+                <w:sz w:val="18"/>
+                <w:szCs w:val="18"/>
+              </w:rPr>
+              <w:t>min_file_size_bytes</w:t>
+            </w:r>
+            <w:proofErr w:type="spellEnd"/>
+            <w:r>
+              <w:rPr>
+                <w:sz w:val="18"/>
+                <w:szCs w:val="18"/>
+              </w:rPr>
+              <w:t>=100, 229 bytes passed the gate</w:t>
             </w:r>
           </w:p>
         </w:tc>
@@ -8712,7 +7510,23 @@
                 <w:sz w:val="18"/>
                 <w:szCs w:val="18"/>
               </w:rPr>
-              <w:t>FK violation using CUST-9001..9050 absent from DIM.CUSTOMERS</w:t>
+              <w:t>FK violation using CUST-</w:t>
+            </w:r>
+            <w:proofErr w:type="gramStart"/>
+            <w:r>
+              <w:rPr>
+                <w:sz w:val="18"/>
+                <w:szCs w:val="18"/>
+              </w:rPr>
+              <w:t>9001..</w:t>
+            </w:r>
+            <w:proofErr w:type="gramEnd"/>
+            <w:r>
+              <w:rPr>
+                <w:sz w:val="18"/>
+                <w:szCs w:val="18"/>
+              </w:rPr>
+              <w:t>9050 absent from DIM.CUSTOMERS</w:t>
             </w:r>
           </w:p>
         </w:tc>
@@ -8730,22 +7544,22 @@
           <w:bottom w:val="single" w:sz="8" w:space="4" w:color="2E75B6"/>
         </w:pBdr>
       </w:pPr>
-      <w:bookmarkStart w:id="12" w:name="_Toc230905890"/>
+      <w:bookmarkStart w:id="11" w:name="_Toc230905890"/>
       <w:r>
         <w:lastRenderedPageBreak/>
         <w:t>5. Data Quality Checks</w:t>
       </w:r>
+      <w:bookmarkEnd w:id="11"/>
+    </w:p>
+    <w:p>
+      <w:pPr>
+        <w:pStyle w:val="Heading2"/>
+      </w:pPr>
+      <w:bookmarkStart w:id="12" w:name="_Toc230905891"/>
+      <w:r>
+        <w:t>5.1 Check Matrix</w:t>
+      </w:r>
       <w:bookmarkEnd w:id="12"/>
-    </w:p>
-    <w:p>
-      <w:pPr>
-        <w:pStyle w:val="Heading2"/>
-      </w:pPr>
-      <w:bookmarkStart w:id="13" w:name="_Toc230905891"/>
-      <w:r>
-        <w:t>5.1 Check Matrix</w:t>
-      </w:r>
-      <w:bookmarkEnd w:id="13"/>
     </w:p>
     <w:tbl>
       <w:tblPr>
@@ -8772,12 +7586,6 @@
         <w:gridCol w:w="1846"/>
       </w:tblGrid>
       <w:tr>
-        <w:tblPrEx>
-          <w:tblCellMar>
-            <w:top w:w="0" w:type="dxa"/>
-            <w:bottom w:w="0" w:type="dxa"/>
-          </w:tblCellMar>
-        </w:tblPrEx>
         <w:tc>
           <w:tcPr>
             <w:tcW w:w="380" w:type="dxa"/>
@@ -8950,12 +7758,6 @@
         </w:tc>
       </w:tr>
       <w:tr>
-        <w:tblPrEx>
-          <w:tblCellMar>
-            <w:top w:w="0" w:type="dxa"/>
-            <w:bottom w:w="0" w:type="dxa"/>
-          </w:tblCellMar>
-        </w:tblPrEx>
         <w:tc>
           <w:tcPr>
             <w:tcW w:w="380" w:type="dxa"/>
@@ -9093,12 +7895,6 @@
         </w:tc>
       </w:tr>
       <w:tr>
-        <w:tblPrEx>
-          <w:tblCellMar>
-            <w:top w:w="0" w:type="dxa"/>
-            <w:bottom w:w="0" w:type="dxa"/>
-          </w:tblCellMar>
-        </w:tblPrEx>
         <w:tc>
           <w:tcPr>
             <w:tcW w:w="380" w:type="dxa"/>
@@ -9236,12 +8032,6 @@
         </w:tc>
       </w:tr>
       <w:tr>
-        <w:tblPrEx>
-          <w:tblCellMar>
-            <w:top w:w="0" w:type="dxa"/>
-            <w:bottom w:w="0" w:type="dxa"/>
-          </w:tblCellMar>
-        </w:tblPrEx>
         <w:tc>
           <w:tcPr>
             <w:tcW w:w="380" w:type="dxa"/>
@@ -9379,12 +8169,6 @@
         </w:tc>
       </w:tr>
       <w:tr>
-        <w:tblPrEx>
-          <w:tblCellMar>
-            <w:top w:w="0" w:type="dxa"/>
-            <w:bottom w:w="0" w:type="dxa"/>
-          </w:tblCellMar>
-        </w:tblPrEx>
         <w:tc>
           <w:tcPr>
             <w:tcW w:w="380" w:type="dxa"/>
@@ -9522,12 +8306,6 @@
         </w:tc>
       </w:tr>
       <w:tr>
-        <w:tblPrEx>
-          <w:tblCellMar>
-            <w:top w:w="0" w:type="dxa"/>
-            <w:bottom w:w="0" w:type="dxa"/>
-          </w:tblCellMar>
-        </w:tblPrEx>
         <w:tc>
           <w:tcPr>
             <w:tcW w:w="380" w:type="dxa"/>
@@ -9578,7 +8356,23 @@
                 <w:sz w:val="18"/>
                 <w:szCs w:val="18"/>
               </w:rPr>
-              <w:t>Null % per Column  ← BUG FIXED</w:t>
+              <w:t xml:space="preserve">Null % per </w:t>
+            </w:r>
+            <w:proofErr w:type="gramStart"/>
+            <w:r>
+              <w:rPr>
+                <w:sz w:val="18"/>
+                <w:szCs w:val="18"/>
+              </w:rPr>
+              <w:t>Column  ←</w:t>
+            </w:r>
+            <w:proofErr w:type="gramEnd"/>
+            <w:r>
+              <w:rPr>
+                <w:sz w:val="18"/>
+                <w:szCs w:val="18"/>
+              </w:rPr>
+              <w:t xml:space="preserve"> BUG FIXED</w:t>
             </w:r>
           </w:p>
         </w:tc>
@@ -9665,12 +8459,6 @@
         </w:tc>
       </w:tr>
       <w:tr>
-        <w:tblPrEx>
-          <w:tblCellMar>
-            <w:top w:w="0" w:type="dxa"/>
-            <w:bottom w:w="0" w:type="dxa"/>
-          </w:tblCellMar>
-        </w:tblPrEx>
         <w:tc>
           <w:tcPr>
             <w:tcW w:w="380" w:type="dxa"/>
@@ -9808,12 +8596,6 @@
         </w:tc>
       </w:tr>
       <w:tr>
-        <w:tblPrEx>
-          <w:tblCellMar>
-            <w:top w:w="0" w:type="dxa"/>
-            <w:bottom w:w="0" w:type="dxa"/>
-          </w:tblCellMar>
-        </w:tblPrEx>
         <w:tc>
           <w:tcPr>
             <w:tcW w:w="380" w:type="dxa"/>
@@ -9951,12 +8733,6 @@
         </w:tc>
       </w:tr>
       <w:tr>
-        <w:tblPrEx>
-          <w:tblCellMar>
-            <w:top w:w="0" w:type="dxa"/>
-            <w:bottom w:w="0" w:type="dxa"/>
-          </w:tblCellMar>
-        </w:tblPrEx>
         <w:tc>
           <w:tcPr>
             <w:tcW w:w="380" w:type="dxa"/>
@@ -10007,7 +8783,23 @@
                 <w:sz w:val="18"/>
                 <w:szCs w:val="18"/>
               </w:rPr>
-              <w:t>Foreign Key Constraint  ← BUG FIXED</w:t>
+              <w:t xml:space="preserve">Foreign Key </w:t>
+            </w:r>
+            <w:proofErr w:type="gramStart"/>
+            <w:r>
+              <w:rPr>
+                <w:sz w:val="18"/>
+                <w:szCs w:val="18"/>
+              </w:rPr>
+              <w:t>Constraint  ←</w:t>
+            </w:r>
+            <w:proofErr w:type="gramEnd"/>
+            <w:r>
+              <w:rPr>
+                <w:sz w:val="18"/>
+                <w:szCs w:val="18"/>
+              </w:rPr>
+              <w:t xml:space="preserve"> BUG FIXED</w:t>
             </w:r>
           </w:p>
         </w:tc>
@@ -10094,12 +8886,6 @@
         </w:tc>
       </w:tr>
       <w:tr>
-        <w:tblPrEx>
-          <w:tblCellMar>
-            <w:top w:w="0" w:type="dxa"/>
-            <w:bottom w:w="0" w:type="dxa"/>
-          </w:tblCellMar>
-        </w:tblPrEx>
         <w:tc>
           <w:tcPr>
             <w:tcW w:w="380" w:type="dxa"/>
@@ -10237,12 +9023,6 @@
         </w:tc>
       </w:tr>
       <w:tr>
-        <w:tblPrEx>
-          <w:tblCellMar>
-            <w:top w:w="0" w:type="dxa"/>
-            <w:bottom w:w="0" w:type="dxa"/>
-          </w:tblCellMar>
-        </w:tblPrEx>
         <w:tc>
           <w:tcPr>
             <w:tcW w:w="380" w:type="dxa"/>
@@ -10380,12 +9160,6 @@
         </w:tc>
       </w:tr>
       <w:tr>
-        <w:tblPrEx>
-          <w:tblCellMar>
-            <w:top w:w="0" w:type="dxa"/>
-            <w:bottom w:w="0" w:type="dxa"/>
-          </w:tblCellMar>
-        </w:tblPrEx>
         <w:tc>
           <w:tcPr>
             <w:tcW w:w="380" w:type="dxa"/>
@@ -10523,12 +9297,6 @@
         </w:tc>
       </w:tr>
       <w:tr>
-        <w:tblPrEx>
-          <w:tblCellMar>
-            <w:top w:w="0" w:type="dxa"/>
-            <w:bottom w:w="0" w:type="dxa"/>
-          </w:tblCellMar>
-        </w:tblPrEx>
         <w:tc>
           <w:tcPr>
             <w:tcW w:w="380" w:type="dxa"/>
@@ -10675,11 +9443,11 @@
       <w:pPr>
         <w:pStyle w:val="Heading2"/>
       </w:pPr>
-      <w:bookmarkStart w:id="14" w:name="_Toc230905892"/>
+      <w:bookmarkStart w:id="13" w:name="_Toc230905892"/>
       <w:r>
         <w:t>5.2 Check 5 Bug Fix — AS NULLS Reserved Keyword</w:t>
       </w:r>
-      <w:bookmarkEnd w:id="14"/>
+      <w:bookmarkEnd w:id="13"/>
     </w:p>
     <w:tbl>
       <w:tblPr>
@@ -10702,12 +9470,6 @@
         <w:gridCol w:w="9360"/>
       </w:tblGrid>
       <w:tr>
-        <w:tblPrEx>
-          <w:tblCellMar>
-            <w:top w:w="0" w:type="dxa"/>
-            <w:bottom w:w="0" w:type="dxa"/>
-          </w:tblCellMar>
-        </w:tblPrEx>
         <w:tc>
           <w:tcPr>
             <w:tcW w:w="9360" w:type="dxa"/>
@@ -10766,13 +9528,10 @@
                 <w:sz w:val="16"/>
                 <w:szCs w:val="16"/>
               </w:rPr>
-              <w:t>row = session.sql(f'''</w:t>
-            </w:r>
-          </w:p>
-          <w:p>
-            <w:pPr>
-              <w:ind w:left="240"/>
-            </w:pPr>
+              <w:t xml:space="preserve">row = </w:t>
+            </w:r>
+            <w:proofErr w:type="spellStart"/>
+            <w:proofErr w:type="gramStart"/>
             <w:r>
               <w:rPr>
                 <w:rFonts w:ascii="Courier New" w:eastAsia="Courier New" w:hAnsi="Courier New" w:cs="Courier New"/>
@@ -10780,13 +9539,9 @@
                 <w:sz w:val="16"/>
                 <w:szCs w:val="16"/>
               </w:rPr>
-              <w:t xml:space="preserve">    SELECT COUNT(*) AS TOTAL,</w:t>
-            </w:r>
-          </w:p>
-          <w:p>
-            <w:pPr>
-              <w:ind w:left="240"/>
-            </w:pPr>
+              <w:t>session.sql</w:t>
+            </w:r>
+            <w:proofErr w:type="spellEnd"/>
             <w:r>
               <w:rPr>
                 <w:rFonts w:ascii="Courier New" w:eastAsia="Courier New" w:hAnsi="Courier New" w:cs="Courier New"/>
@@ -10794,13 +9549,9 @@
                 <w:sz w:val="16"/>
                 <w:szCs w:val="16"/>
               </w:rPr>
-              <w:t xml:space="preserve">           SUM(...) AS NULLS   ← Snowflake reserved (ORDER BY col NULLS FIRST)</w:t>
-            </w:r>
-          </w:p>
-          <w:p>
-            <w:pPr>
-              <w:ind w:left="240"/>
-            </w:pPr>
+              <w:t>(</w:t>
+            </w:r>
+            <w:proofErr w:type="gramEnd"/>
             <w:r>
               <w:rPr>
                 <w:rFonts w:ascii="Courier New" w:eastAsia="Courier New" w:hAnsi="Courier New" w:cs="Courier New"/>
@@ -10808,7 +9559,7 @@
                 <w:sz w:val="16"/>
                 <w:szCs w:val="16"/>
               </w:rPr>
-              <w:t xml:space="preserve">    FROM {tmp_table}</w:t>
+              <w:t>f'''</w:t>
             </w:r>
           </w:p>
           <w:p>
@@ -10822,13 +9573,9 @@
                 <w:sz w:val="16"/>
                 <w:szCs w:val="16"/>
               </w:rPr>
-              <w:t>''').collect()[0]</w:t>
-            </w:r>
-          </w:p>
-          <w:p>
-            <w:pPr>
-              <w:ind w:left="240"/>
-            </w:pPr>
+              <w:t xml:space="preserve">    SELECT </w:t>
+            </w:r>
+            <w:proofErr w:type="gramStart"/>
             <w:r>
               <w:rPr>
                 <w:rFonts w:ascii="Courier New" w:eastAsia="Courier New" w:hAnsi="Courier New" w:cs="Courier New"/>
@@ -10836,7 +9583,133 @@
                 <w:sz w:val="16"/>
                 <w:szCs w:val="16"/>
               </w:rPr>
-              <w:t>nulls = row['NULLS']           ← never reached — SQL parse error above</w:t>
+              <w:t>COUNT(</w:t>
+            </w:r>
+            <w:proofErr w:type="gramEnd"/>
+            <w:r>
+              <w:rPr>
+                <w:rFonts w:ascii="Courier New" w:eastAsia="Courier New" w:hAnsi="Courier New" w:cs="Courier New"/>
+                <w:color w:val="C00000"/>
+                <w:sz w:val="16"/>
+                <w:szCs w:val="16"/>
+              </w:rPr>
+              <w:t>*) AS TOTAL,</w:t>
+            </w:r>
+          </w:p>
+          <w:p>
+            <w:pPr>
+              <w:ind w:left="240"/>
+            </w:pPr>
+            <w:r>
+              <w:rPr>
+                <w:rFonts w:ascii="Courier New" w:eastAsia="Courier New" w:hAnsi="Courier New" w:cs="Courier New"/>
+                <w:color w:val="C00000"/>
+                <w:sz w:val="16"/>
+                <w:szCs w:val="16"/>
+              </w:rPr>
+              <w:t xml:space="preserve">           SUM(...) AS NULLS   ← Snowflake reserved (ORDER BY col NULLS FIRST)</w:t>
+            </w:r>
+          </w:p>
+          <w:p>
+            <w:pPr>
+              <w:ind w:left="240"/>
+            </w:pPr>
+            <w:r>
+              <w:rPr>
+                <w:rFonts w:ascii="Courier New" w:eastAsia="Courier New" w:hAnsi="Courier New" w:cs="Courier New"/>
+                <w:color w:val="C00000"/>
+                <w:sz w:val="16"/>
+                <w:szCs w:val="16"/>
+              </w:rPr>
+              <w:t xml:space="preserve">    FROM {</w:t>
+            </w:r>
+            <w:proofErr w:type="spellStart"/>
+            <w:r>
+              <w:rPr>
+                <w:rFonts w:ascii="Courier New" w:eastAsia="Courier New" w:hAnsi="Courier New" w:cs="Courier New"/>
+                <w:color w:val="C00000"/>
+                <w:sz w:val="16"/>
+                <w:szCs w:val="16"/>
+              </w:rPr>
+              <w:t>tmp_table</w:t>
+            </w:r>
+            <w:proofErr w:type="spellEnd"/>
+            <w:r>
+              <w:rPr>
+                <w:rFonts w:ascii="Courier New" w:eastAsia="Courier New" w:hAnsi="Courier New" w:cs="Courier New"/>
+                <w:color w:val="C00000"/>
+                <w:sz w:val="16"/>
+                <w:szCs w:val="16"/>
+              </w:rPr>
+              <w:t>}</w:t>
+            </w:r>
+          </w:p>
+          <w:p>
+            <w:pPr>
+              <w:ind w:left="240"/>
+            </w:pPr>
+            <w:r>
+              <w:rPr>
+                <w:rFonts w:ascii="Courier New" w:eastAsia="Courier New" w:hAnsi="Courier New" w:cs="Courier New"/>
+                <w:color w:val="C00000"/>
+                <w:sz w:val="16"/>
+                <w:szCs w:val="16"/>
+              </w:rPr>
+              <w:t>'''</w:t>
+            </w:r>
+            <w:proofErr w:type="gramStart"/>
+            <w:r>
+              <w:rPr>
+                <w:rFonts w:ascii="Courier New" w:eastAsia="Courier New" w:hAnsi="Courier New" w:cs="Courier New"/>
+                <w:color w:val="C00000"/>
+                <w:sz w:val="16"/>
+                <w:szCs w:val="16"/>
+              </w:rPr>
+              <w:t>).collect()[</w:t>
+            </w:r>
+            <w:proofErr w:type="gramEnd"/>
+            <w:r>
+              <w:rPr>
+                <w:rFonts w:ascii="Courier New" w:eastAsia="Courier New" w:hAnsi="Courier New" w:cs="Courier New"/>
+                <w:color w:val="C00000"/>
+                <w:sz w:val="16"/>
+                <w:szCs w:val="16"/>
+              </w:rPr>
+              <w:t>0]</w:t>
+            </w:r>
+          </w:p>
+          <w:p>
+            <w:pPr>
+              <w:ind w:left="240"/>
+            </w:pPr>
+            <w:r>
+              <w:rPr>
+                <w:rFonts w:ascii="Courier New" w:eastAsia="Courier New" w:hAnsi="Courier New" w:cs="Courier New"/>
+                <w:color w:val="C00000"/>
+                <w:sz w:val="16"/>
+                <w:szCs w:val="16"/>
+              </w:rPr>
+              <w:t>nulls = row['NULLS</w:t>
+            </w:r>
+            <w:proofErr w:type="gramStart"/>
+            <w:r>
+              <w:rPr>
+                <w:rFonts w:ascii="Courier New" w:eastAsia="Courier New" w:hAnsi="Courier New" w:cs="Courier New"/>
+                <w:color w:val="C00000"/>
+                <w:sz w:val="16"/>
+                <w:szCs w:val="16"/>
+              </w:rPr>
+              <w:t xml:space="preserve">']   </w:t>
+            </w:r>
+            <w:proofErr w:type="gramEnd"/>
+            <w:r>
+              <w:rPr>
+                <w:rFonts w:ascii="Courier New" w:eastAsia="Courier New" w:hAnsi="Courier New" w:cs="Courier New"/>
+                <w:color w:val="C00000"/>
+                <w:sz w:val="16"/>
+                <w:szCs w:val="16"/>
+              </w:rPr>
+              <w:t xml:space="preserve">        ← never reached — SQL parse error above</w:t>
             </w:r>
           </w:p>
           <w:p>
@@ -10868,13 +9741,10 @@
                 <w:sz w:val="16"/>
                 <w:szCs w:val="16"/>
               </w:rPr>
-              <w:t>row = session.sql(f'''</w:t>
-            </w:r>
-          </w:p>
-          <w:p>
-            <w:pPr>
-              <w:ind w:left="240"/>
-            </w:pPr>
+              <w:t xml:space="preserve">row = </w:t>
+            </w:r>
+            <w:proofErr w:type="spellStart"/>
+            <w:proofErr w:type="gramStart"/>
             <w:r>
               <w:rPr>
                 <w:rFonts w:ascii="Courier New" w:eastAsia="Courier New" w:hAnsi="Courier New" w:cs="Courier New"/>
@@ -10882,13 +9752,9 @@
                 <w:sz w:val="16"/>
                 <w:szCs w:val="16"/>
               </w:rPr>
-              <w:t xml:space="preserve">    SELECT COUNT(*) AS TOTAL,</w:t>
-            </w:r>
-          </w:p>
-          <w:p>
-            <w:pPr>
-              <w:ind w:left="240"/>
-            </w:pPr>
+              <w:t>session.sql</w:t>
+            </w:r>
+            <w:proofErr w:type="spellEnd"/>
             <w:r>
               <w:rPr>
                 <w:rFonts w:ascii="Courier New" w:eastAsia="Courier New" w:hAnsi="Courier New" w:cs="Courier New"/>
@@ -10896,13 +9762,9 @@
                 <w:sz w:val="16"/>
                 <w:szCs w:val="16"/>
               </w:rPr>
-              <w:t xml:space="preserve">           SUM(...) AS NULL_CNT   ← valid alias</w:t>
-            </w:r>
-          </w:p>
-          <w:p>
-            <w:pPr>
-              <w:ind w:left="240"/>
-            </w:pPr>
+              <w:t>(</w:t>
+            </w:r>
+            <w:proofErr w:type="gramEnd"/>
             <w:r>
               <w:rPr>
                 <w:rFonts w:ascii="Courier New" w:eastAsia="Courier New" w:hAnsi="Courier New" w:cs="Courier New"/>
@@ -10910,7 +9772,7 @@
                 <w:sz w:val="16"/>
                 <w:szCs w:val="16"/>
               </w:rPr>
-              <w:t xml:space="preserve">    FROM {tmp_table}</w:t>
+              <w:t>f'''</w:t>
             </w:r>
           </w:p>
           <w:p>
@@ -10924,13 +9786,9 @@
                 <w:sz w:val="16"/>
                 <w:szCs w:val="16"/>
               </w:rPr>
-              <w:t>''').collect()[0]</w:t>
-            </w:r>
-          </w:p>
-          <w:p>
-            <w:pPr>
-              <w:ind w:left="240"/>
-            </w:pPr>
+              <w:t xml:space="preserve">    SELECT </w:t>
+            </w:r>
+            <w:proofErr w:type="gramStart"/>
             <w:r>
               <w:rPr>
                 <w:rFonts w:ascii="Courier New" w:eastAsia="Courier New" w:hAnsi="Courier New" w:cs="Courier New"/>
@@ -10938,7 +9796,133 @@
                 <w:sz w:val="16"/>
                 <w:szCs w:val="16"/>
               </w:rPr>
-              <w:t>nulls = int(row['NULL_CNT'])       ← works correctly</w:t>
+              <w:t>COUNT(</w:t>
+            </w:r>
+            <w:proofErr w:type="gramEnd"/>
+            <w:r>
+              <w:rPr>
+                <w:rFonts w:ascii="Courier New" w:eastAsia="Courier New" w:hAnsi="Courier New" w:cs="Courier New"/>
+                <w:color w:val="1E7145"/>
+                <w:sz w:val="16"/>
+                <w:szCs w:val="16"/>
+              </w:rPr>
+              <w:t>*) AS TOTAL,</w:t>
+            </w:r>
+          </w:p>
+          <w:p>
+            <w:pPr>
+              <w:ind w:left="240"/>
+            </w:pPr>
+            <w:r>
+              <w:rPr>
+                <w:rFonts w:ascii="Courier New" w:eastAsia="Courier New" w:hAnsi="Courier New" w:cs="Courier New"/>
+                <w:color w:val="1E7145"/>
+                <w:sz w:val="16"/>
+                <w:szCs w:val="16"/>
+              </w:rPr>
+              <w:t xml:space="preserve">           SUM(...) AS NULL_CNT   ← valid alias</w:t>
+            </w:r>
+          </w:p>
+          <w:p>
+            <w:pPr>
+              <w:ind w:left="240"/>
+            </w:pPr>
+            <w:r>
+              <w:rPr>
+                <w:rFonts w:ascii="Courier New" w:eastAsia="Courier New" w:hAnsi="Courier New" w:cs="Courier New"/>
+                <w:color w:val="1E7145"/>
+                <w:sz w:val="16"/>
+                <w:szCs w:val="16"/>
+              </w:rPr>
+              <w:t xml:space="preserve">    FROM {</w:t>
+            </w:r>
+            <w:proofErr w:type="spellStart"/>
+            <w:r>
+              <w:rPr>
+                <w:rFonts w:ascii="Courier New" w:eastAsia="Courier New" w:hAnsi="Courier New" w:cs="Courier New"/>
+                <w:color w:val="1E7145"/>
+                <w:sz w:val="16"/>
+                <w:szCs w:val="16"/>
+              </w:rPr>
+              <w:t>tmp_table</w:t>
+            </w:r>
+            <w:proofErr w:type="spellEnd"/>
+            <w:r>
+              <w:rPr>
+                <w:rFonts w:ascii="Courier New" w:eastAsia="Courier New" w:hAnsi="Courier New" w:cs="Courier New"/>
+                <w:color w:val="1E7145"/>
+                <w:sz w:val="16"/>
+                <w:szCs w:val="16"/>
+              </w:rPr>
+              <w:t>}</w:t>
+            </w:r>
+          </w:p>
+          <w:p>
+            <w:pPr>
+              <w:ind w:left="240"/>
+            </w:pPr>
+            <w:r>
+              <w:rPr>
+                <w:rFonts w:ascii="Courier New" w:eastAsia="Courier New" w:hAnsi="Courier New" w:cs="Courier New"/>
+                <w:color w:val="1E7145"/>
+                <w:sz w:val="16"/>
+                <w:szCs w:val="16"/>
+              </w:rPr>
+              <w:t>'''</w:t>
+            </w:r>
+            <w:proofErr w:type="gramStart"/>
+            <w:r>
+              <w:rPr>
+                <w:rFonts w:ascii="Courier New" w:eastAsia="Courier New" w:hAnsi="Courier New" w:cs="Courier New"/>
+                <w:color w:val="1E7145"/>
+                <w:sz w:val="16"/>
+                <w:szCs w:val="16"/>
+              </w:rPr>
+              <w:t>).collect()[</w:t>
+            </w:r>
+            <w:proofErr w:type="gramEnd"/>
+            <w:r>
+              <w:rPr>
+                <w:rFonts w:ascii="Courier New" w:eastAsia="Courier New" w:hAnsi="Courier New" w:cs="Courier New"/>
+                <w:color w:val="1E7145"/>
+                <w:sz w:val="16"/>
+                <w:szCs w:val="16"/>
+              </w:rPr>
+              <w:t>0]</w:t>
+            </w:r>
+          </w:p>
+          <w:p>
+            <w:pPr>
+              <w:ind w:left="240"/>
+            </w:pPr>
+            <w:r>
+              <w:rPr>
+                <w:rFonts w:ascii="Courier New" w:eastAsia="Courier New" w:hAnsi="Courier New" w:cs="Courier New"/>
+                <w:color w:val="1E7145"/>
+                <w:sz w:val="16"/>
+                <w:szCs w:val="16"/>
+              </w:rPr>
+              <w:t>nulls = int(row['NULL_CNT'</w:t>
+            </w:r>
+            <w:proofErr w:type="gramStart"/>
+            <w:r>
+              <w:rPr>
+                <w:rFonts w:ascii="Courier New" w:eastAsia="Courier New" w:hAnsi="Courier New" w:cs="Courier New"/>
+                <w:color w:val="1E7145"/>
+                <w:sz w:val="16"/>
+                <w:szCs w:val="16"/>
+              </w:rPr>
+              <w:t xml:space="preserve">])   </w:t>
+            </w:r>
+            <w:proofErr w:type="gramEnd"/>
+            <w:r>
+              <w:rPr>
+                <w:rFonts w:ascii="Courier New" w:eastAsia="Courier New" w:hAnsi="Courier New" w:cs="Courier New"/>
+                <w:color w:val="1E7145"/>
+                <w:sz w:val="16"/>
+                <w:szCs w:val="16"/>
+              </w:rPr>
+              <w:t xml:space="preserve">    ← works correctly</w:t>
             </w:r>
           </w:p>
           <w:p>
@@ -10970,11 +9954,11 @@
       <w:pPr>
         <w:pStyle w:val="Heading2"/>
       </w:pPr>
-      <w:bookmarkStart w:id="15" w:name="_Toc230905893"/>
+      <w:bookmarkStart w:id="14" w:name="_Toc230905893"/>
       <w:r>
         <w:t>5.3 Check 8 Bug Fix — FK Dimension Seeding</w:t>
       </w:r>
-      <w:bookmarkEnd w:id="15"/>
+      <w:bookmarkEnd w:id="14"/>
     </w:p>
     <w:p>
       <w:pPr>
@@ -10999,38 +9983,54 @@
           <w:bottom w:val="single" w:sz="8" w:space="4" w:color="2E75B6"/>
         </w:pBdr>
       </w:pPr>
-      <w:bookmarkStart w:id="16" w:name="_Toc230905894"/>
+      <w:bookmarkStart w:id="15" w:name="_Toc230905894"/>
       <w:r>
         <w:lastRenderedPageBreak/>
         <w:t>6. S3 File Move — How It Works</w:t>
       </w:r>
+      <w:bookmarkEnd w:id="15"/>
+    </w:p>
+    <w:p>
+      <w:pPr>
+        <w:spacing w:before="60" w:after="60"/>
+      </w:pPr>
+      <w:r>
+        <w:rPr>
+          <w:color w:val="000000"/>
+        </w:rPr>
+        <w:t>File moves are implemented using two Snowflake-native SQL commands. No boto3, no AWS SDK, no external libraries are required. This means the pipeline runs entirely inside the Snowflake Python Worksheet without any additional dependencies.</w:t>
+      </w:r>
+    </w:p>
+    <w:p>
+      <w:pPr>
+        <w:spacing w:before="80" w:after="80"/>
+      </w:pPr>
+    </w:p>
+    <w:p>
+      <w:pPr>
+        <w:pStyle w:val="Heading2"/>
+      </w:pPr>
+      <w:bookmarkStart w:id="16" w:name="_Toc230905895"/>
+      <w:r>
+        <w:t xml:space="preserve">6.1 The </w:t>
+      </w:r>
+      <w:proofErr w:type="spellStart"/>
+      <w:r>
+        <w:t>move_</w:t>
+      </w:r>
+      <w:proofErr w:type="gramStart"/>
+      <w:r>
+        <w:t>file</w:t>
+      </w:r>
+      <w:proofErr w:type="spellEnd"/>
+      <w:r>
+        <w:t>(</w:t>
+      </w:r>
+      <w:proofErr w:type="gramEnd"/>
+      <w:r>
+        <w:t>) Function</w:t>
+      </w:r>
       <w:bookmarkEnd w:id="16"/>
-    </w:p>
-    <w:p>
-      <w:pPr>
-        <w:spacing w:before="60" w:after="60"/>
-      </w:pPr>
-      <w:r>
-        <w:rPr>
-          <w:color w:val="000000"/>
-        </w:rPr>
-        <w:t>File moves are implemented using two Snowflake-native SQL commands. No boto3, no AWS SDK, no external libraries are required. This means the pipeline runs entirely inside the Snowflake Python Worksheet without any additional dependencies.</w:t>
-      </w:r>
-    </w:p>
-    <w:p>
-      <w:pPr>
-        <w:spacing w:before="80" w:after="80"/>
-      </w:pPr>
-    </w:p>
-    <w:p>
-      <w:pPr>
-        <w:pStyle w:val="Heading2"/>
-      </w:pPr>
-      <w:bookmarkStart w:id="17" w:name="_Toc230905895"/>
-      <w:r>
-        <w:t>6.1 The move_file() Function</w:t>
-      </w:r>
-      <w:bookmarkEnd w:id="17"/>
     </w:p>
     <w:p>
       <w:pPr>
@@ -11045,7 +10045,107 @@
           <w:sz w:val="17"/>
           <w:szCs w:val="17"/>
         </w:rPr>
-        <w:t>def move_file(session, stage_name: str, file_name: str, dest_folder: str):</w:t>
+        <w:t xml:space="preserve">def </w:t>
+      </w:r>
+      <w:proofErr w:type="spellStart"/>
+      <w:r>
+        <w:rPr>
+          <w:rFonts w:ascii="Courier New" w:eastAsia="Courier New" w:hAnsi="Courier New" w:cs="Courier New"/>
+          <w:color w:val="1B3A6B"/>
+          <w:sz w:val="17"/>
+          <w:szCs w:val="17"/>
+        </w:rPr>
+        <w:t>move_</w:t>
+      </w:r>
+      <w:proofErr w:type="gramStart"/>
+      <w:r>
+        <w:rPr>
+          <w:rFonts w:ascii="Courier New" w:eastAsia="Courier New" w:hAnsi="Courier New" w:cs="Courier New"/>
+          <w:color w:val="1B3A6B"/>
+          <w:sz w:val="17"/>
+          <w:szCs w:val="17"/>
+        </w:rPr>
+        <w:t>file</w:t>
+      </w:r>
+      <w:proofErr w:type="spellEnd"/>
+      <w:r>
+        <w:rPr>
+          <w:rFonts w:ascii="Courier New" w:eastAsia="Courier New" w:hAnsi="Courier New" w:cs="Courier New"/>
+          <w:color w:val="1B3A6B"/>
+          <w:sz w:val="17"/>
+          <w:szCs w:val="17"/>
+        </w:rPr>
+        <w:t>(</w:t>
+      </w:r>
+      <w:proofErr w:type="gramEnd"/>
+      <w:r>
+        <w:rPr>
+          <w:rFonts w:ascii="Courier New" w:eastAsia="Courier New" w:hAnsi="Courier New" w:cs="Courier New"/>
+          <w:color w:val="1B3A6B"/>
+          <w:sz w:val="17"/>
+          <w:szCs w:val="17"/>
+        </w:rPr>
+        <w:t xml:space="preserve">session, </w:t>
+      </w:r>
+      <w:proofErr w:type="spellStart"/>
+      <w:r>
+        <w:rPr>
+          <w:rFonts w:ascii="Courier New" w:eastAsia="Courier New" w:hAnsi="Courier New" w:cs="Courier New"/>
+          <w:color w:val="1B3A6B"/>
+          <w:sz w:val="17"/>
+          <w:szCs w:val="17"/>
+        </w:rPr>
+        <w:t>stage_name</w:t>
+      </w:r>
+      <w:proofErr w:type="spellEnd"/>
+      <w:r>
+        <w:rPr>
+          <w:rFonts w:ascii="Courier New" w:eastAsia="Courier New" w:hAnsi="Courier New" w:cs="Courier New"/>
+          <w:color w:val="1B3A6B"/>
+          <w:sz w:val="17"/>
+          <w:szCs w:val="17"/>
+        </w:rPr>
+        <w:t xml:space="preserve">: str, </w:t>
+      </w:r>
+      <w:proofErr w:type="spellStart"/>
+      <w:r>
+        <w:rPr>
+          <w:rFonts w:ascii="Courier New" w:eastAsia="Courier New" w:hAnsi="Courier New" w:cs="Courier New"/>
+          <w:color w:val="1B3A6B"/>
+          <w:sz w:val="17"/>
+          <w:szCs w:val="17"/>
+        </w:rPr>
+        <w:t>file_name</w:t>
+      </w:r>
+      <w:proofErr w:type="spellEnd"/>
+      <w:r>
+        <w:rPr>
+          <w:rFonts w:ascii="Courier New" w:eastAsia="Courier New" w:hAnsi="Courier New" w:cs="Courier New"/>
+          <w:color w:val="1B3A6B"/>
+          <w:sz w:val="17"/>
+          <w:szCs w:val="17"/>
+        </w:rPr>
+        <w:t xml:space="preserve">: str, </w:t>
+      </w:r>
+      <w:proofErr w:type="spellStart"/>
+      <w:r>
+        <w:rPr>
+          <w:rFonts w:ascii="Courier New" w:eastAsia="Courier New" w:hAnsi="Courier New" w:cs="Courier New"/>
+          <w:color w:val="1B3A6B"/>
+          <w:sz w:val="17"/>
+          <w:szCs w:val="17"/>
+        </w:rPr>
+        <w:t>dest_folder</w:t>
+      </w:r>
+      <w:proofErr w:type="spellEnd"/>
+      <w:r>
+        <w:rPr>
+          <w:rFonts w:ascii="Courier New" w:eastAsia="Courier New" w:hAnsi="Courier New" w:cs="Courier New"/>
+          <w:color w:val="1B3A6B"/>
+          <w:sz w:val="17"/>
+          <w:szCs w:val="17"/>
+        </w:rPr>
+        <w:t>: str):</w:t>
       </w:r>
     </w:p>
     <w:p>
@@ -11061,7 +10161,89 @@
           <w:sz w:val="17"/>
           <w:szCs w:val="17"/>
         </w:rPr>
-        <w:t xml:space="preserve">    src  = f'ANALYTICS_DB.RAW.{stage_name}'</w:t>
+        <w:t xml:space="preserve">    </w:t>
+      </w:r>
+      <w:proofErr w:type="spellStart"/>
+      <w:proofErr w:type="gramStart"/>
+      <w:r>
+        <w:rPr>
+          <w:rFonts w:ascii="Courier New" w:eastAsia="Courier New" w:hAnsi="Courier New" w:cs="Courier New"/>
+          <w:color w:val="1B3A6B"/>
+          <w:sz w:val="17"/>
+          <w:szCs w:val="17"/>
+        </w:rPr>
+        <w:t>src</w:t>
+      </w:r>
+      <w:proofErr w:type="spellEnd"/>
+      <w:r>
+        <w:rPr>
+          <w:rFonts w:ascii="Courier New" w:eastAsia="Courier New" w:hAnsi="Courier New" w:cs="Courier New"/>
+          <w:color w:val="1B3A6B"/>
+          <w:sz w:val="17"/>
+          <w:szCs w:val="17"/>
+        </w:rPr>
+        <w:t xml:space="preserve">  =</w:t>
+      </w:r>
+      <w:proofErr w:type="gramEnd"/>
+      <w:r>
+        <w:rPr>
+          <w:rFonts w:ascii="Courier New" w:eastAsia="Courier New" w:hAnsi="Courier New" w:cs="Courier New"/>
+          <w:color w:val="1B3A6B"/>
+          <w:sz w:val="17"/>
+          <w:szCs w:val="17"/>
+        </w:rPr>
+        <w:t xml:space="preserve"> </w:t>
+      </w:r>
+      <w:proofErr w:type="spellStart"/>
+      <w:r>
+        <w:rPr>
+          <w:rFonts w:ascii="Courier New" w:eastAsia="Courier New" w:hAnsi="Courier New" w:cs="Courier New"/>
+          <w:color w:val="1B3A6B"/>
+          <w:sz w:val="17"/>
+          <w:szCs w:val="17"/>
+        </w:rPr>
+        <w:t>f'ANALYTICS</w:t>
+      </w:r>
+      <w:proofErr w:type="gramStart"/>
+      <w:r>
+        <w:rPr>
+          <w:rFonts w:ascii="Courier New" w:eastAsia="Courier New" w:hAnsi="Courier New" w:cs="Courier New"/>
+          <w:color w:val="1B3A6B"/>
+          <w:sz w:val="17"/>
+          <w:szCs w:val="17"/>
+        </w:rPr>
+        <w:t>_DB.RAW</w:t>
+      </w:r>
+      <w:proofErr w:type="spellEnd"/>
+      <w:r>
+        <w:rPr>
+          <w:rFonts w:ascii="Courier New" w:eastAsia="Courier New" w:hAnsi="Courier New" w:cs="Courier New"/>
+          <w:color w:val="1B3A6B"/>
+          <w:sz w:val="17"/>
+          <w:szCs w:val="17"/>
+        </w:rPr>
+        <w:t>.{</w:t>
+      </w:r>
+      <w:proofErr w:type="spellStart"/>
+      <w:proofErr w:type="gramEnd"/>
+      <w:r>
+        <w:rPr>
+          <w:rFonts w:ascii="Courier New" w:eastAsia="Courier New" w:hAnsi="Courier New" w:cs="Courier New"/>
+          <w:color w:val="1B3A6B"/>
+          <w:sz w:val="17"/>
+          <w:szCs w:val="17"/>
+        </w:rPr>
+        <w:t>stage_name</w:t>
+      </w:r>
+      <w:proofErr w:type="spellEnd"/>
+      <w:r>
+        <w:rPr>
+          <w:rFonts w:ascii="Courier New" w:eastAsia="Courier New" w:hAnsi="Courier New" w:cs="Courier New"/>
+          <w:color w:val="1B3A6B"/>
+          <w:sz w:val="17"/>
+          <w:szCs w:val="17"/>
+        </w:rPr>
+        <w:t>}'</w:t>
       </w:r>
     </w:p>
     <w:p>
@@ -11077,7 +10259,129 @@
           <w:sz w:val="17"/>
           <w:szCs w:val="17"/>
         </w:rPr>
-        <w:t xml:space="preserve">    dest = f'ANALYTICS_DB.RAW.{stage_name}_{dest_folder.upper()}'</w:t>
+        <w:t xml:space="preserve">    </w:t>
+      </w:r>
+      <w:proofErr w:type="spellStart"/>
+      <w:r>
+        <w:rPr>
+          <w:rFonts w:ascii="Courier New" w:eastAsia="Courier New" w:hAnsi="Courier New" w:cs="Courier New"/>
+          <w:color w:val="1B3A6B"/>
+          <w:sz w:val="17"/>
+          <w:szCs w:val="17"/>
+        </w:rPr>
+        <w:t>dest</w:t>
+      </w:r>
+      <w:proofErr w:type="spellEnd"/>
+      <w:r>
+        <w:rPr>
+          <w:rFonts w:ascii="Courier New" w:eastAsia="Courier New" w:hAnsi="Courier New" w:cs="Courier New"/>
+          <w:color w:val="1B3A6B"/>
+          <w:sz w:val="17"/>
+          <w:szCs w:val="17"/>
+        </w:rPr>
+        <w:t xml:space="preserve"> = </w:t>
+      </w:r>
+      <w:proofErr w:type="spellStart"/>
+      <w:r>
+        <w:rPr>
+          <w:rFonts w:ascii="Courier New" w:eastAsia="Courier New" w:hAnsi="Courier New" w:cs="Courier New"/>
+          <w:color w:val="1B3A6B"/>
+          <w:sz w:val="17"/>
+          <w:szCs w:val="17"/>
+        </w:rPr>
+        <w:t>f'ANALYTICS</w:t>
+      </w:r>
+      <w:proofErr w:type="gramStart"/>
+      <w:r>
+        <w:rPr>
+          <w:rFonts w:ascii="Courier New" w:eastAsia="Courier New" w:hAnsi="Courier New" w:cs="Courier New"/>
+          <w:color w:val="1B3A6B"/>
+          <w:sz w:val="17"/>
+          <w:szCs w:val="17"/>
+        </w:rPr>
+        <w:t>_DB.RAW</w:t>
+      </w:r>
+      <w:proofErr w:type="spellEnd"/>
+      <w:r>
+        <w:rPr>
+          <w:rFonts w:ascii="Courier New" w:eastAsia="Courier New" w:hAnsi="Courier New" w:cs="Courier New"/>
+          <w:color w:val="1B3A6B"/>
+          <w:sz w:val="17"/>
+          <w:szCs w:val="17"/>
+        </w:rPr>
+        <w:t>.{</w:t>
+      </w:r>
+      <w:proofErr w:type="spellStart"/>
+      <w:proofErr w:type="gramEnd"/>
+      <w:r>
+        <w:rPr>
+          <w:rFonts w:ascii="Courier New" w:eastAsia="Courier New" w:hAnsi="Courier New" w:cs="Courier New"/>
+          <w:color w:val="1B3A6B"/>
+          <w:sz w:val="17"/>
+          <w:szCs w:val="17"/>
+        </w:rPr>
+        <w:t>stage_</w:t>
+      </w:r>
+      <w:proofErr w:type="gramStart"/>
+      <w:r>
+        <w:rPr>
+          <w:rFonts w:ascii="Courier New" w:eastAsia="Courier New" w:hAnsi="Courier New" w:cs="Courier New"/>
+          <w:color w:val="1B3A6B"/>
+          <w:sz w:val="17"/>
+          <w:szCs w:val="17"/>
+        </w:rPr>
+        <w:t>name</w:t>
+      </w:r>
+      <w:proofErr w:type="spellEnd"/>
+      <w:r>
+        <w:rPr>
+          <w:rFonts w:ascii="Courier New" w:eastAsia="Courier New" w:hAnsi="Courier New" w:cs="Courier New"/>
+          <w:color w:val="1B3A6B"/>
+          <w:sz w:val="17"/>
+          <w:szCs w:val="17"/>
+        </w:rPr>
+        <w:t>}_</w:t>
+      </w:r>
+      <w:proofErr w:type="gramEnd"/>
+      <w:r>
+        <w:rPr>
+          <w:rFonts w:ascii="Courier New" w:eastAsia="Courier New" w:hAnsi="Courier New" w:cs="Courier New"/>
+          <w:color w:val="1B3A6B"/>
+          <w:sz w:val="17"/>
+          <w:szCs w:val="17"/>
+        </w:rPr>
+        <w:t>{</w:t>
+      </w:r>
+      <w:proofErr w:type="spellStart"/>
+      <w:r>
+        <w:rPr>
+          <w:rFonts w:ascii="Courier New" w:eastAsia="Courier New" w:hAnsi="Courier New" w:cs="Courier New"/>
+          <w:color w:val="1B3A6B"/>
+          <w:sz w:val="17"/>
+          <w:szCs w:val="17"/>
+        </w:rPr>
+        <w:t>dest_</w:t>
+      </w:r>
+      <w:proofErr w:type="gramStart"/>
+      <w:r>
+        <w:rPr>
+          <w:rFonts w:ascii="Courier New" w:eastAsia="Courier New" w:hAnsi="Courier New" w:cs="Courier New"/>
+          <w:color w:val="1B3A6B"/>
+          <w:sz w:val="17"/>
+          <w:szCs w:val="17"/>
+        </w:rPr>
+        <w:t>folder.upper</w:t>
+      </w:r>
+      <w:proofErr w:type="spellEnd"/>
+      <w:proofErr w:type="gramEnd"/>
+      <w:r>
+        <w:rPr>
+          <w:rFonts w:ascii="Courier New" w:eastAsia="Courier New" w:hAnsi="Courier New" w:cs="Courier New"/>
+          <w:color w:val="1B3A6B"/>
+          <w:sz w:val="17"/>
+          <w:szCs w:val="17"/>
+        </w:rPr>
+        <w:t>()}'</w:t>
       </w:r>
     </w:p>
     <w:p>
@@ -11116,7 +10420,38 @@
           <w:sz w:val="17"/>
           <w:szCs w:val="17"/>
         </w:rPr>
-        <w:t xml:space="preserve">    session.sql(f'''</w:t>
+        <w:t xml:space="preserve">    </w:t>
+      </w:r>
+      <w:proofErr w:type="spellStart"/>
+      <w:proofErr w:type="gramStart"/>
+      <w:r>
+        <w:rPr>
+          <w:rFonts w:ascii="Courier New" w:eastAsia="Courier New" w:hAnsi="Courier New" w:cs="Courier New"/>
+          <w:color w:val="1B3A6B"/>
+          <w:sz w:val="17"/>
+          <w:szCs w:val="17"/>
+        </w:rPr>
+        <w:t>session.sql</w:t>
+      </w:r>
+      <w:proofErr w:type="spellEnd"/>
+      <w:r>
+        <w:rPr>
+          <w:rFonts w:ascii="Courier New" w:eastAsia="Courier New" w:hAnsi="Courier New" w:cs="Courier New"/>
+          <w:color w:val="1B3A6B"/>
+          <w:sz w:val="17"/>
+          <w:szCs w:val="17"/>
+        </w:rPr>
+        <w:t>(</w:t>
+      </w:r>
+      <w:proofErr w:type="gramEnd"/>
+      <w:r>
+        <w:rPr>
+          <w:rFonts w:ascii="Courier New" w:eastAsia="Courier New" w:hAnsi="Courier New" w:cs="Courier New"/>
+          <w:color w:val="1B3A6B"/>
+          <w:sz w:val="17"/>
+          <w:szCs w:val="17"/>
+        </w:rPr>
+        <w:t>f'''</w:t>
       </w:r>
     </w:p>
     <w:p>
@@ -11180,7 +10515,27 @@
           <w:sz w:val="17"/>
           <w:szCs w:val="17"/>
         </w:rPr>
-        <w:t xml:space="preserve">        FILES = ('{file_name}')</w:t>
+        <w:t xml:space="preserve">        FILES = ('{</w:t>
+      </w:r>
+      <w:proofErr w:type="spellStart"/>
+      <w:r>
+        <w:rPr>
+          <w:rFonts w:ascii="Courier New" w:eastAsia="Courier New" w:hAnsi="Courier New" w:cs="Courier New"/>
+          <w:color w:val="1B3A6B"/>
+          <w:sz w:val="17"/>
+          <w:szCs w:val="17"/>
+        </w:rPr>
+        <w:t>file_name</w:t>
+      </w:r>
+      <w:proofErr w:type="spellEnd"/>
+      <w:r>
+        <w:rPr>
+          <w:rFonts w:ascii="Courier New" w:eastAsia="Courier New" w:hAnsi="Courier New" w:cs="Courier New"/>
+          <w:color w:val="1B3A6B"/>
+          <w:sz w:val="17"/>
+          <w:szCs w:val="17"/>
+        </w:rPr>
+        <w:t>}')</w:t>
       </w:r>
     </w:p>
     <w:p>
@@ -11196,7 +10551,27 @@
           <w:sz w:val="17"/>
           <w:szCs w:val="17"/>
         </w:rPr>
-        <w:t xml:space="preserve">    ''').collect()</w:t>
+        <w:t xml:space="preserve">    '''</w:t>
+      </w:r>
+      <w:proofErr w:type="gramStart"/>
+      <w:r>
+        <w:rPr>
+          <w:rFonts w:ascii="Courier New" w:eastAsia="Courier New" w:hAnsi="Courier New" w:cs="Courier New"/>
+          <w:color w:val="1B3A6B"/>
+          <w:sz w:val="17"/>
+          <w:szCs w:val="17"/>
+        </w:rPr>
+        <w:t>).collect</w:t>
+      </w:r>
+      <w:proofErr w:type="gramEnd"/>
+      <w:r>
+        <w:rPr>
+          <w:rFonts w:ascii="Courier New" w:eastAsia="Courier New" w:hAnsi="Courier New" w:cs="Courier New"/>
+          <w:color w:val="1B3A6B"/>
+          <w:sz w:val="17"/>
+          <w:szCs w:val="17"/>
+        </w:rPr>
+        <w:t>()</w:t>
       </w:r>
     </w:p>
     <w:p>
@@ -11235,7 +10610,69 @@
           <w:sz w:val="17"/>
           <w:szCs w:val="17"/>
         </w:rPr>
-        <w:t xml:space="preserve">    session.sql(f'REMOVE @{src}/{file_name}').collect()</w:t>
+        <w:t xml:space="preserve">    </w:t>
+      </w:r>
+      <w:proofErr w:type="spellStart"/>
+      <w:proofErr w:type="gramStart"/>
+      <w:r>
+        <w:rPr>
+          <w:rFonts w:ascii="Courier New" w:eastAsia="Courier New" w:hAnsi="Courier New" w:cs="Courier New"/>
+          <w:color w:val="1B3A6B"/>
+          <w:sz w:val="17"/>
+          <w:szCs w:val="17"/>
+        </w:rPr>
+        <w:t>session.sql</w:t>
+      </w:r>
+      <w:proofErr w:type="spellEnd"/>
+      <w:r>
+        <w:rPr>
+          <w:rFonts w:ascii="Courier New" w:eastAsia="Courier New" w:hAnsi="Courier New" w:cs="Courier New"/>
+          <w:color w:val="1B3A6B"/>
+          <w:sz w:val="17"/>
+          <w:szCs w:val="17"/>
+        </w:rPr>
+        <w:t>(</w:t>
+      </w:r>
+      <w:proofErr w:type="spellStart"/>
+      <w:proofErr w:type="gramEnd"/>
+      <w:r>
+        <w:rPr>
+          <w:rFonts w:ascii="Courier New" w:eastAsia="Courier New" w:hAnsi="Courier New" w:cs="Courier New"/>
+          <w:color w:val="1B3A6B"/>
+          <w:sz w:val="17"/>
+          <w:szCs w:val="17"/>
+        </w:rPr>
+        <w:t>f'REMOVE</w:t>
+      </w:r>
+      <w:proofErr w:type="spellEnd"/>
+      <w:r>
+        <w:rPr>
+          <w:rFonts w:ascii="Courier New" w:eastAsia="Courier New" w:hAnsi="Courier New" w:cs="Courier New"/>
+          <w:color w:val="1B3A6B"/>
+          <w:sz w:val="17"/>
+          <w:szCs w:val="17"/>
+        </w:rPr>
+        <w:t xml:space="preserve"> @{src}/{file_name}'</w:t>
+      </w:r>
+      <w:proofErr w:type="gramStart"/>
+      <w:r>
+        <w:rPr>
+          <w:rFonts w:ascii="Courier New" w:eastAsia="Courier New" w:hAnsi="Courier New" w:cs="Courier New"/>
+          <w:color w:val="1B3A6B"/>
+          <w:sz w:val="17"/>
+          <w:szCs w:val="17"/>
+        </w:rPr>
+        <w:t>).collect</w:t>
+      </w:r>
+      <w:proofErr w:type="gramEnd"/>
+      <w:r>
+        <w:rPr>
+          <w:rFonts w:ascii="Courier New" w:eastAsia="Courier New" w:hAnsi="Courier New" w:cs="Courier New"/>
+          <w:color w:val="1B3A6B"/>
+          <w:sz w:val="17"/>
+          <w:szCs w:val="17"/>
+        </w:rPr>
+        <w:t>()</w:t>
       </w:r>
     </w:p>
     <w:p>
@@ -11247,11 +10684,11 @@
       <w:pPr>
         <w:pStyle w:val="Heading2"/>
       </w:pPr>
-      <w:bookmarkStart w:id="18" w:name="_Toc230905896"/>
+      <w:bookmarkStart w:id="17" w:name="_Toc230905896"/>
       <w:r>
         <w:t>6.2 Stage Name Resolution</w:t>
       </w:r>
-      <w:bookmarkEnd w:id="18"/>
+      <w:bookmarkEnd w:id="17"/>
     </w:p>
     <w:tbl>
       <w:tblPr>
@@ -11276,12 +10713,6 @@
         <w:gridCol w:w="3082"/>
       </w:tblGrid>
       <w:tr>
-        <w:tblPrEx>
-          <w:tblCellMar>
-            <w:top w:w="0" w:type="dxa"/>
-            <w:bottom w:w="0" w:type="dxa"/>
-          </w:tblCellMar>
-        </w:tblPrEx>
         <w:tc>
           <w:tcPr>
             <w:tcW w:w="1800" w:type="dxa"/>
@@ -11304,6 +10735,7 @@
             <w:pPr>
               <w:jc w:val="center"/>
             </w:pPr>
+            <w:proofErr w:type="spellStart"/>
             <w:r>
               <w:rPr>
                 <w:b/>
@@ -11312,7 +10744,18 @@
                 <w:sz w:val="18"/>
                 <w:szCs w:val="18"/>
               </w:rPr>
-              <w:t>dest_folder value</w:t>
+              <w:t>dest_folder</w:t>
+            </w:r>
+            <w:proofErr w:type="spellEnd"/>
+            <w:r>
+              <w:rPr>
+                <w:b/>
+                <w:bCs/>
+                <w:color w:val="FFFFFF"/>
+                <w:sz w:val="18"/>
+                <w:szCs w:val="18"/>
+              </w:rPr>
+              <w:t xml:space="preserve"> value</w:t>
             </w:r>
           </w:p>
         </w:tc>
@@ -11338,6 +10781,7 @@
             <w:pPr>
               <w:jc w:val="center"/>
             </w:pPr>
+            <w:proofErr w:type="spellStart"/>
             <w:r>
               <w:rPr>
                 <w:b/>
@@ -11346,7 +10790,18 @@
                 <w:sz w:val="18"/>
                 <w:szCs w:val="18"/>
               </w:rPr>
-              <w:t>dest variable resolves to</w:t>
+              <w:t>dest</w:t>
+            </w:r>
+            <w:proofErr w:type="spellEnd"/>
+            <w:r>
+              <w:rPr>
+                <w:b/>
+                <w:bCs/>
+                <w:color w:val="FFFFFF"/>
+                <w:sz w:val="18"/>
+                <w:szCs w:val="18"/>
+              </w:rPr>
+              <w:t xml:space="preserve"> variable resolves to</w:t>
             </w:r>
           </w:p>
         </w:tc>
@@ -11386,12 +10841,6 @@
         </w:tc>
       </w:tr>
       <w:tr>
-        <w:tblPrEx>
-          <w:tblCellMar>
-            <w:top w:w="0" w:type="dxa"/>
-            <w:bottom w:w="0" w:type="dxa"/>
-          </w:tblCellMar>
-        </w:tblPrEx>
         <w:tc>
           <w:tcPr>
             <w:tcW w:w="1800" w:type="dxa"/>
@@ -11475,12 +10924,6 @@
         </w:tc>
       </w:tr>
       <w:tr>
-        <w:tblPrEx>
-          <w:tblCellMar>
-            <w:top w:w="0" w:type="dxa"/>
-            <w:bottom w:w="0" w:type="dxa"/>
-          </w:tblCellMar>
-        </w:tblPrEx>
         <w:tc>
           <w:tcPr>
             <w:tcW w:w="1800" w:type="dxa"/>
@@ -11573,11 +11016,11 @@
       <w:pPr>
         <w:pStyle w:val="Heading2"/>
       </w:pPr>
-      <w:bookmarkStart w:id="19" w:name="_Toc230905897"/>
+      <w:bookmarkStart w:id="18" w:name="_Toc230905897"/>
       <w:r>
         <w:t>6.3 What Happens in S3</w:t>
       </w:r>
-      <w:bookmarkEnd w:id="19"/>
+      <w:bookmarkEnd w:id="18"/>
     </w:p>
     <w:tbl>
       <w:tblPr>
@@ -11602,12 +11045,6 @@
         <w:gridCol w:w="4760"/>
       </w:tblGrid>
       <w:tr>
-        <w:tblPrEx>
-          <w:tblCellMar>
-            <w:top w:w="0" w:type="dxa"/>
-            <w:bottom w:w="0" w:type="dxa"/>
-          </w:tblCellMar>
-        </w:tblPrEx>
         <w:tc>
           <w:tcPr>
             <w:tcW w:w="1800" w:type="dxa"/>
@@ -11712,12 +11149,6 @@
         </w:tc>
       </w:tr>
       <w:tr>
-        <w:tblPrEx>
-          <w:tblCellMar>
-            <w:top w:w="0" w:type="dxa"/>
-            <w:bottom w:w="0" w:type="dxa"/>
-          </w:tblCellMar>
-        </w:tblPrEx>
         <w:tc>
           <w:tcPr>
             <w:tcW w:w="1800" w:type="dxa"/>
@@ -11801,12 +11232,6 @@
         </w:tc>
       </w:tr>
       <w:tr>
-        <w:tblPrEx>
-          <w:tblCellMar>
-            <w:top w:w="0" w:type="dxa"/>
-            <w:bottom w:w="0" w:type="dxa"/>
-          </w:tblCellMar>
-        </w:tblPrEx>
         <w:tc>
           <w:tcPr>
             <w:tcW w:w="1800" w:type="dxa"/>
@@ -11890,12 +11315,6 @@
         </w:tc>
       </w:tr>
       <w:tr>
-        <w:tblPrEx>
-          <w:tblCellMar>
-            <w:top w:w="0" w:type="dxa"/>
-            <w:bottom w:w="0" w:type="dxa"/>
-          </w:tblCellMar>
-        </w:tblPrEx>
         <w:tc>
           <w:tcPr>
             <w:tcW w:w="1800" w:type="dxa"/>
@@ -11979,12 +11398,6 @@
         </w:tc>
       </w:tr>
       <w:tr>
-        <w:tblPrEx>
-          <w:tblCellMar>
-            <w:top w:w="0" w:type="dxa"/>
-            <w:bottom w:w="0" w:type="dxa"/>
-          </w:tblCellMar>
-        </w:tblPrEx>
         <w:tc>
           <w:tcPr>
             <w:tcW w:w="1800" w:type="dxa"/>
@@ -12077,11 +11490,11 @@
       <w:pPr>
         <w:pStyle w:val="Heading2"/>
       </w:pPr>
-      <w:bookmarkStart w:id="20" w:name="_Toc230905898"/>
+      <w:bookmarkStart w:id="19" w:name="_Toc230905898"/>
       <w:r>
         <w:t>6.4 COPY FILES vs Other Approaches</w:t>
       </w:r>
-      <w:bookmarkEnd w:id="20"/>
+      <w:bookmarkEnd w:id="19"/>
     </w:p>
     <w:tbl>
       <w:tblPr>
@@ -12107,12 +11520,6 @@
         <w:gridCol w:w="3200"/>
       </w:tblGrid>
       <w:tr>
-        <w:tblPrEx>
-          <w:tblCellMar>
-            <w:top w:w="0" w:type="dxa"/>
-            <w:bottom w:w="0" w:type="dxa"/>
-          </w:tblCellMar>
-        </w:tblPrEx>
         <w:tc>
           <w:tcPr>
             <w:tcW w:w="2200" w:type="dxa"/>
@@ -12251,12 +11658,6 @@
         </w:tc>
       </w:tr>
       <w:tr>
-        <w:tblPrEx>
-          <w:tblCellMar>
-            <w:top w:w="0" w:type="dxa"/>
-            <w:bottom w:w="0" w:type="dxa"/>
-          </w:tblCellMar>
-        </w:tblPrEx>
         <w:tc>
           <w:tcPr>
             <w:tcW w:w="2200" w:type="dxa"/>
@@ -12367,12 +11768,6 @@
         </w:tc>
       </w:tr>
       <w:tr>
-        <w:tblPrEx>
-          <w:tblCellMar>
-            <w:top w:w="0" w:type="dxa"/>
-            <w:bottom w:w="0" w:type="dxa"/>
-          </w:tblCellMar>
-        </w:tblPrEx>
         <w:tc>
           <w:tcPr>
             <w:tcW w:w="2200" w:type="dxa"/>
@@ -12483,12 +11878,6 @@
         </w:tc>
       </w:tr>
       <w:tr>
-        <w:tblPrEx>
-          <w:tblCellMar>
-            <w:top w:w="0" w:type="dxa"/>
-            <w:bottom w:w="0" w:type="dxa"/>
-          </w:tblCellMar>
-        </w:tblPrEx>
         <w:tc>
           <w:tcPr>
             <w:tcW w:w="2200" w:type="dxa"/>
@@ -12599,12 +11988,6 @@
         </w:tc>
       </w:tr>
       <w:tr>
-        <w:tblPrEx>
-          <w:tblCellMar>
-            <w:top w:w="0" w:type="dxa"/>
-            <w:bottom w:w="0" w:type="dxa"/>
-          </w:tblCellMar>
-        </w:tblPrEx>
         <w:tc>
           <w:tcPr>
             <w:tcW w:w="2200" w:type="dxa"/>
@@ -12725,11 +12108,11 @@
       <w:pPr>
         <w:pStyle w:val="Heading2"/>
       </w:pPr>
-      <w:bookmarkStart w:id="21" w:name="_Toc230905899"/>
+      <w:bookmarkStart w:id="20" w:name="_Toc230905899"/>
       <w:r>
         <w:t>6.5 IAM Permissions Required</w:t>
       </w:r>
-      <w:bookmarkEnd w:id="21"/>
+      <w:bookmarkEnd w:id="20"/>
     </w:p>
     <w:p>
       <w:pPr>
@@ -12739,7 +12122,49 @@
         <w:rPr>
           <w:color w:val="000000"/>
         </w:rPr>
-        <w:t>Your IAM role (dq-pipeline-role) needs s3:PutObject for COPY FILES and s3:DeleteObject for REMOVE, in addition to the read permissions already needed by the stage:</w:t>
+        <w:t>Your IAM role (</w:t>
+      </w:r>
+      <w:proofErr w:type="spellStart"/>
+      <w:r>
+        <w:rPr>
+          <w:color w:val="000000"/>
+        </w:rPr>
+        <w:t>dq</w:t>
+      </w:r>
+      <w:proofErr w:type="spellEnd"/>
+      <w:r>
+        <w:rPr>
+          <w:color w:val="000000"/>
+        </w:rPr>
+        <w:t>-pipeline-role) needs s</w:t>
+      </w:r>
+      <w:proofErr w:type="gramStart"/>
+      <w:r>
+        <w:rPr>
+          <w:color w:val="000000"/>
+        </w:rPr>
+        <w:t>3:PutObject</w:t>
+      </w:r>
+      <w:proofErr w:type="gramEnd"/>
+      <w:r>
+        <w:rPr>
+          <w:color w:val="000000"/>
+        </w:rPr>
+        <w:t xml:space="preserve"> for COPY FILES and s</w:t>
+      </w:r>
+      <w:proofErr w:type="gramStart"/>
+      <w:r>
+        <w:rPr>
+          <w:color w:val="000000"/>
+        </w:rPr>
+        <w:t>3:DeleteObject</w:t>
+      </w:r>
+      <w:proofErr w:type="gramEnd"/>
+      <w:r>
+        <w:rPr>
+          <w:color w:val="000000"/>
+        </w:rPr>
+        <w:t xml:space="preserve"> for REMOVE, in addition to the read permissions already needed by the stage:</w:t>
       </w:r>
     </w:p>
     <w:p>
@@ -12776,7 +12201,27 @@
           <w:sz w:val="17"/>
           <w:szCs w:val="17"/>
         </w:rPr>
-        <w:t xml:space="preserve">    "s3:GetObject",         // stage read access</w:t>
+        <w:t xml:space="preserve">    "s</w:t>
+      </w:r>
+      <w:proofErr w:type="gramStart"/>
+      <w:r>
+        <w:rPr>
+          <w:rFonts w:ascii="Courier New" w:eastAsia="Courier New" w:hAnsi="Courier New" w:cs="Courier New"/>
+          <w:color w:val="1B3A6B"/>
+          <w:sz w:val="17"/>
+          <w:szCs w:val="17"/>
+        </w:rPr>
+        <w:t xml:space="preserve">3:GetObject",   </w:t>
+      </w:r>
+      <w:proofErr w:type="gramEnd"/>
+      <w:r>
+        <w:rPr>
+          <w:rFonts w:ascii="Courier New" w:eastAsia="Courier New" w:hAnsi="Courier New" w:cs="Courier New"/>
+          <w:color w:val="1B3A6B"/>
+          <w:sz w:val="17"/>
+          <w:szCs w:val="17"/>
+        </w:rPr>
+        <w:t xml:space="preserve">      // stage read access</w:t>
       </w:r>
     </w:p>
     <w:p>
@@ -12792,7 +12237,27 @@
           <w:sz w:val="17"/>
           <w:szCs w:val="17"/>
         </w:rPr>
-        <w:t xml:space="preserve">    "s3:GetObjectVersion",   // versioned objects</w:t>
+        <w:t xml:space="preserve">    "s</w:t>
+      </w:r>
+      <w:proofErr w:type="gramStart"/>
+      <w:r>
+        <w:rPr>
+          <w:rFonts w:ascii="Courier New" w:eastAsia="Courier New" w:hAnsi="Courier New" w:cs="Courier New"/>
+          <w:color w:val="1B3A6B"/>
+          <w:sz w:val="17"/>
+          <w:szCs w:val="17"/>
+        </w:rPr>
+        <w:t xml:space="preserve">3:GetObjectVersion",   </w:t>
+      </w:r>
+      <w:proofErr w:type="gramEnd"/>
+      <w:r>
+        <w:rPr>
+          <w:rFonts w:ascii="Courier New" w:eastAsia="Courier New" w:hAnsi="Courier New" w:cs="Courier New"/>
+          <w:color w:val="1B3A6B"/>
+          <w:sz w:val="17"/>
+          <w:szCs w:val="17"/>
+        </w:rPr>
+        <w:t>// versioned objects</w:t>
       </w:r>
     </w:p>
     <w:p>
@@ -12808,7 +12273,27 @@
           <w:sz w:val="17"/>
           <w:szCs w:val="17"/>
         </w:rPr>
-        <w:t xml:space="preserve">    "s3:ListBucket",         // LIST @stage</w:t>
+        <w:t xml:space="preserve">    "s</w:t>
+      </w:r>
+      <w:proofErr w:type="gramStart"/>
+      <w:r>
+        <w:rPr>
+          <w:rFonts w:ascii="Courier New" w:eastAsia="Courier New" w:hAnsi="Courier New" w:cs="Courier New"/>
+          <w:color w:val="1B3A6B"/>
+          <w:sz w:val="17"/>
+          <w:szCs w:val="17"/>
+        </w:rPr>
+        <w:t xml:space="preserve">3:ListBucket",   </w:t>
+      </w:r>
+      <w:proofErr w:type="gramEnd"/>
+      <w:r>
+        <w:rPr>
+          <w:rFonts w:ascii="Courier New" w:eastAsia="Courier New" w:hAnsi="Courier New" w:cs="Courier New"/>
+          <w:color w:val="1B3A6B"/>
+          <w:sz w:val="17"/>
+          <w:szCs w:val="17"/>
+        </w:rPr>
+        <w:t xml:space="preserve">      // LIST @stage</w:t>
       </w:r>
     </w:p>
     <w:p>
@@ -12824,7 +12309,47 @@
           <w:sz w:val="17"/>
           <w:szCs w:val="17"/>
         </w:rPr>
-        <w:t xml:space="preserve">    "s3:PutObject",          // COPY FILES INTO  ← needed for file move</w:t>
+        <w:t xml:space="preserve">    "s</w:t>
+      </w:r>
+      <w:proofErr w:type="gramStart"/>
+      <w:r>
+        <w:rPr>
+          <w:rFonts w:ascii="Courier New" w:eastAsia="Courier New" w:hAnsi="Courier New" w:cs="Courier New"/>
+          <w:color w:val="1B3A6B"/>
+          <w:sz w:val="17"/>
+          <w:szCs w:val="17"/>
+        </w:rPr>
+        <w:t xml:space="preserve">3:PutObject",   </w:t>
+      </w:r>
+      <w:proofErr w:type="gramEnd"/>
+      <w:r>
+        <w:rPr>
+          <w:rFonts w:ascii="Courier New" w:eastAsia="Courier New" w:hAnsi="Courier New" w:cs="Courier New"/>
+          <w:color w:val="1B3A6B"/>
+          <w:sz w:val="17"/>
+          <w:szCs w:val="17"/>
+        </w:rPr>
+        <w:t xml:space="preserve">       // COPY FILES </w:t>
+      </w:r>
+      <w:proofErr w:type="gramStart"/>
+      <w:r>
+        <w:rPr>
+          <w:rFonts w:ascii="Courier New" w:eastAsia="Courier New" w:hAnsi="Courier New" w:cs="Courier New"/>
+          <w:color w:val="1B3A6B"/>
+          <w:sz w:val="17"/>
+          <w:szCs w:val="17"/>
+        </w:rPr>
+        <w:t>INTO  ←</w:t>
+      </w:r>
+      <w:proofErr w:type="gramEnd"/>
+      <w:r>
+        <w:rPr>
+          <w:rFonts w:ascii="Courier New" w:eastAsia="Courier New" w:hAnsi="Courier New" w:cs="Courier New"/>
+          <w:color w:val="1B3A6B"/>
+          <w:sz w:val="17"/>
+          <w:szCs w:val="17"/>
+        </w:rPr>
+        <w:t xml:space="preserve"> needed for file move</w:t>
       </w:r>
     </w:p>
     <w:p>
@@ -12840,7 +12365,27 @@
           <w:sz w:val="17"/>
           <w:szCs w:val="17"/>
         </w:rPr>
-        <w:t xml:space="preserve">    "s3:DeleteObject"        // REMOVE           ← needed for file move</w:t>
+        <w:t xml:space="preserve">    "s</w:t>
+      </w:r>
+      <w:proofErr w:type="gramStart"/>
+      <w:r>
+        <w:rPr>
+          <w:rFonts w:ascii="Courier New" w:eastAsia="Courier New" w:hAnsi="Courier New" w:cs="Courier New"/>
+          <w:color w:val="1B3A6B"/>
+          <w:sz w:val="17"/>
+          <w:szCs w:val="17"/>
+        </w:rPr>
+        <w:t>3:DeleteObject</w:t>
+      </w:r>
+      <w:proofErr w:type="gramEnd"/>
+      <w:r>
+        <w:rPr>
+          <w:rFonts w:ascii="Courier New" w:eastAsia="Courier New" w:hAnsi="Courier New" w:cs="Courier New"/>
+          <w:color w:val="1B3A6B"/>
+          <w:sz w:val="17"/>
+          <w:szCs w:val="17"/>
+        </w:rPr>
+        <w:t>"        // REMOVE           ← needed for file move</w:t>
       </w:r>
     </w:p>
     <w:p>
@@ -12888,7 +12433,67 @@
           <w:sz w:val="17"/>
           <w:szCs w:val="17"/>
         </w:rPr>
-        <w:t xml:space="preserve">    "arn:aws:s3:::snowflake-dq-pipeline-bucket",</w:t>
+        <w:t xml:space="preserve">    "</w:t>
+      </w:r>
+      <w:proofErr w:type="gramStart"/>
+      <w:r>
+        <w:rPr>
+          <w:rFonts w:ascii="Courier New" w:eastAsia="Courier New" w:hAnsi="Courier New" w:cs="Courier New"/>
+          <w:color w:val="1B3A6B"/>
+          <w:sz w:val="17"/>
+          <w:szCs w:val="17"/>
+        </w:rPr>
+        <w:t>arn:aws</w:t>
+      </w:r>
+      <w:proofErr w:type="gramEnd"/>
+      <w:r>
+        <w:rPr>
+          <w:rFonts w:ascii="Courier New" w:eastAsia="Courier New" w:hAnsi="Courier New" w:cs="Courier New"/>
+          <w:color w:val="1B3A6B"/>
+          <w:sz w:val="17"/>
+          <w:szCs w:val="17"/>
+        </w:rPr>
+        <w:t>:s</w:t>
+      </w:r>
+      <w:proofErr w:type="gramStart"/>
+      <w:r>
+        <w:rPr>
+          <w:rFonts w:ascii="Courier New" w:eastAsia="Courier New" w:hAnsi="Courier New" w:cs="Courier New"/>
+          <w:color w:val="1B3A6B"/>
+          <w:sz w:val="17"/>
+          <w:szCs w:val="17"/>
+        </w:rPr>
+        <w:t>3:::</w:t>
+      </w:r>
+      <w:proofErr w:type="gramEnd"/>
+      <w:r>
+        <w:rPr>
+          <w:rFonts w:ascii="Courier New" w:eastAsia="Courier New" w:hAnsi="Courier New" w:cs="Courier New"/>
+          <w:color w:val="1B3A6B"/>
+          <w:sz w:val="17"/>
+          <w:szCs w:val="17"/>
+        </w:rPr>
+        <w:t>snowflake-</w:t>
+      </w:r>
+      <w:proofErr w:type="spellStart"/>
+      <w:r>
+        <w:rPr>
+          <w:rFonts w:ascii="Courier New" w:eastAsia="Courier New" w:hAnsi="Courier New" w:cs="Courier New"/>
+          <w:color w:val="1B3A6B"/>
+          <w:sz w:val="17"/>
+          <w:szCs w:val="17"/>
+        </w:rPr>
+        <w:t>dq</w:t>
+      </w:r>
+      <w:proofErr w:type="spellEnd"/>
+      <w:r>
+        <w:rPr>
+          <w:rFonts w:ascii="Courier New" w:eastAsia="Courier New" w:hAnsi="Courier New" w:cs="Courier New"/>
+          <w:color w:val="1B3A6B"/>
+          <w:sz w:val="17"/>
+          <w:szCs w:val="17"/>
+        </w:rPr>
+        <w:t>-pipeline-bucket",</w:t>
       </w:r>
     </w:p>
     <w:p>
@@ -12904,7 +12509,67 @@
           <w:sz w:val="17"/>
           <w:szCs w:val="17"/>
         </w:rPr>
-        <w:t xml:space="preserve">    "arn:aws:s3:::snowflake-dq-pipeline-bucket/*"</w:t>
+        <w:t xml:space="preserve">    "</w:t>
+      </w:r>
+      <w:proofErr w:type="gramStart"/>
+      <w:r>
+        <w:rPr>
+          <w:rFonts w:ascii="Courier New" w:eastAsia="Courier New" w:hAnsi="Courier New" w:cs="Courier New"/>
+          <w:color w:val="1B3A6B"/>
+          <w:sz w:val="17"/>
+          <w:szCs w:val="17"/>
+        </w:rPr>
+        <w:t>arn:aws</w:t>
+      </w:r>
+      <w:proofErr w:type="gramEnd"/>
+      <w:r>
+        <w:rPr>
+          <w:rFonts w:ascii="Courier New" w:eastAsia="Courier New" w:hAnsi="Courier New" w:cs="Courier New"/>
+          <w:color w:val="1B3A6B"/>
+          <w:sz w:val="17"/>
+          <w:szCs w:val="17"/>
+        </w:rPr>
+        <w:t>:s</w:t>
+      </w:r>
+      <w:proofErr w:type="gramStart"/>
+      <w:r>
+        <w:rPr>
+          <w:rFonts w:ascii="Courier New" w:eastAsia="Courier New" w:hAnsi="Courier New" w:cs="Courier New"/>
+          <w:color w:val="1B3A6B"/>
+          <w:sz w:val="17"/>
+          <w:szCs w:val="17"/>
+        </w:rPr>
+        <w:t>3:::</w:t>
+      </w:r>
+      <w:proofErr w:type="gramEnd"/>
+      <w:r>
+        <w:rPr>
+          <w:rFonts w:ascii="Courier New" w:eastAsia="Courier New" w:hAnsi="Courier New" w:cs="Courier New"/>
+          <w:color w:val="1B3A6B"/>
+          <w:sz w:val="17"/>
+          <w:szCs w:val="17"/>
+        </w:rPr>
+        <w:t>snowflake-</w:t>
+      </w:r>
+      <w:proofErr w:type="spellStart"/>
+      <w:r>
+        <w:rPr>
+          <w:rFonts w:ascii="Courier New" w:eastAsia="Courier New" w:hAnsi="Courier New" w:cs="Courier New"/>
+          <w:color w:val="1B3A6B"/>
+          <w:sz w:val="17"/>
+          <w:szCs w:val="17"/>
+        </w:rPr>
+        <w:t>dq</w:t>
+      </w:r>
+      <w:proofErr w:type="spellEnd"/>
+      <w:r>
+        <w:rPr>
+          <w:rFonts w:ascii="Courier New" w:eastAsia="Courier New" w:hAnsi="Courier New" w:cs="Courier New"/>
+          <w:color w:val="1B3A6B"/>
+          <w:sz w:val="17"/>
+          <w:szCs w:val="17"/>
+        </w:rPr>
+        <w:t>-pipeline-bucket/*"</w:t>
       </w:r>
     </w:p>
     <w:p>
@@ -12936,7 +12601,35 @@
         <w:rPr>
           <w:color w:val="000000"/>
         </w:rPr>
-        <w:t>If either permission is missing, move_file() catches the exception, prints [MOVE WARN], and continues. The file processing result is still logged correctly — the file just stays in /incoming/.</w:t>
+        <w:t xml:space="preserve">If either permission is missing, </w:t>
+      </w:r>
+      <w:proofErr w:type="spellStart"/>
+      <w:r>
+        <w:rPr>
+          <w:color w:val="000000"/>
+        </w:rPr>
+        <w:t>move_</w:t>
+      </w:r>
+      <w:proofErr w:type="gramStart"/>
+      <w:r>
+        <w:rPr>
+          <w:color w:val="000000"/>
+        </w:rPr>
+        <w:t>file</w:t>
+      </w:r>
+      <w:proofErr w:type="spellEnd"/>
+      <w:r>
+        <w:rPr>
+          <w:color w:val="000000"/>
+        </w:rPr>
+        <w:t>(</w:t>
+      </w:r>
+      <w:proofErr w:type="gramEnd"/>
+      <w:r>
+        <w:rPr>
+          <w:color w:val="000000"/>
+        </w:rPr>
+        <w:t>) catches the exception, prints [MOVE WARN], and continues. The file processing result is still logged correctly — the file just stays in /incoming/.</w:t>
       </w:r>
     </w:p>
     <w:p>
@@ -12951,32 +12644,46 @@
           <w:bottom w:val="single" w:sz="8" w:space="4" w:color="2E75B6"/>
         </w:pBdr>
       </w:pPr>
-      <w:bookmarkStart w:id="22" w:name="_Toc230905900"/>
+      <w:bookmarkStart w:id="21" w:name="_Toc230905900"/>
       <w:r>
         <w:lastRenderedPageBreak/>
         <w:t>7. DDL Key Changes — v1.1</w:t>
       </w:r>
+      <w:bookmarkEnd w:id="21"/>
+    </w:p>
+    <w:p>
+      <w:pPr>
+        <w:pStyle w:val="Heading2"/>
+      </w:pPr>
+      <w:bookmarkStart w:id="22" w:name="_Toc230905901"/>
+      <w:r>
+        <w:t>7.1 File Format Fix</w:t>
+      </w:r>
       <w:bookmarkEnd w:id="22"/>
     </w:p>
     <w:p>
       <w:pPr>
-        <w:pStyle w:val="Heading2"/>
-      </w:pPr>
-      <w:bookmarkStart w:id="23" w:name="_Toc230905901"/>
-      <w:r>
-        <w:t>7.1 File Format Fix</w:t>
-      </w:r>
-      <w:bookmarkEnd w:id="23"/>
-    </w:p>
-    <w:p>
-      <w:pPr>
         <w:spacing w:before="60" w:after="60"/>
       </w:pPr>
       <w:r>
         <w:rPr>
           <w:color w:val="000000"/>
         </w:rPr>
-        <w:t>RECORD_DELIMITER added to both file formats to match the Unix line endings written by the Python CSV generator (lineterminator='\n').</w:t>
+        <w:t>RECORD_DELIMITER added to both file formats to match the Unix line endings written by the Python CSV generator (</w:t>
+      </w:r>
+      <w:proofErr w:type="spellStart"/>
+      <w:r>
+        <w:rPr>
+          <w:color w:val="000000"/>
+        </w:rPr>
+        <w:t>lineterminator</w:t>
+      </w:r>
+      <w:proofErr w:type="spellEnd"/>
+      <w:r>
+        <w:rPr>
+          <w:color w:val="000000"/>
+        </w:rPr>
+        <w:t>='\n').</w:t>
       </w:r>
     </w:p>
     <w:p>
@@ -13100,7 +12807,27 @@
           <w:sz w:val="17"/>
           <w:szCs w:val="17"/>
         </w:rPr>
-        <w:t xml:space="preserve">    RECORD_DELIMITER = '\n',  -- ← ADDED</w:t>
+        <w:t xml:space="preserve">    RECORD_DELIMITER = '\n</w:t>
+      </w:r>
+      <w:proofErr w:type="gramStart"/>
+      <w:r>
+        <w:rPr>
+          <w:rFonts w:ascii="Courier New" w:eastAsia="Courier New" w:hAnsi="Courier New" w:cs="Courier New"/>
+          <w:color w:val="1B3A6B"/>
+          <w:sz w:val="17"/>
+          <w:szCs w:val="17"/>
+        </w:rPr>
+        <w:t>',  --</w:t>
+      </w:r>
+      <w:proofErr w:type="gramEnd"/>
+      <w:r>
+        <w:rPr>
+          <w:rFonts w:ascii="Courier New" w:eastAsia="Courier New" w:hAnsi="Courier New" w:cs="Courier New"/>
+          <w:color w:val="1B3A6B"/>
+          <w:sz w:val="17"/>
+          <w:szCs w:val="17"/>
+        </w:rPr>
+        <w:t xml:space="preserve"> ← ADDED</w:t>
       </w:r>
     </w:p>
     <w:p>
@@ -13171,7 +12898,27 @@
           <w:sz w:val="17"/>
           <w:szCs w:val="17"/>
         </w:rPr>
-        <w:t xml:space="preserve">    RECORD_DELIMITER = '\n',  -- ← ADDED</w:t>
+        <w:t xml:space="preserve">    RECORD_DELIMITER = '\n</w:t>
+      </w:r>
+      <w:proofErr w:type="gramStart"/>
+      <w:r>
+        <w:rPr>
+          <w:rFonts w:ascii="Courier New" w:eastAsia="Courier New" w:hAnsi="Courier New" w:cs="Courier New"/>
+          <w:color w:val="1B3A6B"/>
+          <w:sz w:val="17"/>
+          <w:szCs w:val="17"/>
+        </w:rPr>
+        <w:t>',  --</w:t>
+      </w:r>
+      <w:proofErr w:type="gramEnd"/>
+      <w:r>
+        <w:rPr>
+          <w:rFonts w:ascii="Courier New" w:eastAsia="Courier New" w:hAnsi="Courier New" w:cs="Courier New"/>
+          <w:color w:val="1B3A6B"/>
+          <w:sz w:val="17"/>
+          <w:szCs w:val="17"/>
+        </w:rPr>
+        <w:t xml:space="preserve"> ← ADDED</w:t>
       </w:r>
     </w:p>
     <w:p>
@@ -13199,11 +12946,11 @@
       <w:pPr>
         <w:pStyle w:val="Heading2"/>
       </w:pPr>
-      <w:bookmarkStart w:id="24" w:name="_Toc230905902"/>
+      <w:bookmarkStart w:id="23" w:name="_Toc230905902"/>
       <w:r>
         <w:t>7.2 Dimension Seeding Fix</w:t>
       </w:r>
-      <w:bookmarkEnd w:id="24"/>
+      <w:bookmarkEnd w:id="23"/>
     </w:p>
     <w:p>
       <w:pPr>
@@ -13234,7 +12981,47 @@
           <w:sz w:val="17"/>
           <w:szCs w:val="17"/>
         </w:rPr>
-        <w:t>SELECT 'CUST-' || LPAD(SEQ4()::STRING, 4, '0'), ...</w:t>
+        <w:t xml:space="preserve">SELECT 'CUST-' || </w:t>
+      </w:r>
+      <w:proofErr w:type="gramStart"/>
+      <w:r>
+        <w:rPr>
+          <w:rFonts w:ascii="Courier New" w:eastAsia="Courier New" w:hAnsi="Courier New" w:cs="Courier New"/>
+          <w:color w:val="1B3A6B"/>
+          <w:sz w:val="17"/>
+          <w:szCs w:val="17"/>
+        </w:rPr>
+        <w:t>LPAD(</w:t>
+      </w:r>
+      <w:proofErr w:type="gramEnd"/>
+      <w:r>
+        <w:rPr>
+          <w:rFonts w:ascii="Courier New" w:eastAsia="Courier New" w:hAnsi="Courier New" w:cs="Courier New"/>
+          <w:color w:val="1B3A6B"/>
+          <w:sz w:val="17"/>
+          <w:szCs w:val="17"/>
+        </w:rPr>
+        <w:t>SEQ4(</w:t>
+      </w:r>
+      <w:proofErr w:type="gramStart"/>
+      <w:r>
+        <w:rPr>
+          <w:rFonts w:ascii="Courier New" w:eastAsia="Courier New" w:hAnsi="Courier New" w:cs="Courier New"/>
+          <w:color w:val="1B3A6B"/>
+          <w:sz w:val="17"/>
+          <w:szCs w:val="17"/>
+        </w:rPr>
+        <w:t>)::</w:t>
+      </w:r>
+      <w:proofErr w:type="gramEnd"/>
+      <w:r>
+        <w:rPr>
+          <w:rFonts w:ascii="Courier New" w:eastAsia="Courier New" w:hAnsi="Courier New" w:cs="Courier New"/>
+          <w:color w:val="1B3A6B"/>
+          <w:sz w:val="17"/>
+          <w:szCs w:val="17"/>
+        </w:rPr>
+        <w:t>STRING, 4, '0'), ...</w:t>
       </w:r>
     </w:p>
     <w:p>
@@ -13250,7 +13037,27 @@
           <w:sz w:val="17"/>
           <w:szCs w:val="17"/>
         </w:rPr>
-        <w:t>FROM TABLE(GENERATOR(ROWCOUNT =&gt; 50));</w:t>
+        <w:t xml:space="preserve">FROM </w:t>
+      </w:r>
+      <w:proofErr w:type="gramStart"/>
+      <w:r>
+        <w:rPr>
+          <w:rFonts w:ascii="Courier New" w:eastAsia="Courier New" w:hAnsi="Courier New" w:cs="Courier New"/>
+          <w:color w:val="1B3A6B"/>
+          <w:sz w:val="17"/>
+          <w:szCs w:val="17"/>
+        </w:rPr>
+        <w:t>TABLE(GENERATOR(</w:t>
+      </w:r>
+      <w:proofErr w:type="gramEnd"/>
+      <w:r>
+        <w:rPr>
+          <w:rFonts w:ascii="Courier New" w:eastAsia="Courier New" w:hAnsi="Courier New" w:cs="Courier New"/>
+          <w:color w:val="1B3A6B"/>
+          <w:sz w:val="17"/>
+          <w:szCs w:val="17"/>
+        </w:rPr>
+        <w:t>ROWCOUNT =&gt; 50));</w:t>
       </w:r>
     </w:p>
     <w:p>
@@ -13273,7 +13080,27 @@
           <w:sz w:val="17"/>
           <w:szCs w:val="17"/>
         </w:rPr>
-        <w:t>-- v1.1: ROW_NUMBER() starts at 1 → CUST-0001 to CUST-0050 (CORRECT)</w:t>
+        <w:t>-- v1.1: ROW_</w:t>
+      </w:r>
+      <w:proofErr w:type="gramStart"/>
+      <w:r>
+        <w:rPr>
+          <w:rFonts w:ascii="Courier New" w:eastAsia="Courier New" w:hAnsi="Courier New" w:cs="Courier New"/>
+          <w:color w:val="1B3A6B"/>
+          <w:sz w:val="17"/>
+          <w:szCs w:val="17"/>
+        </w:rPr>
+        <w:t>NUMBER(</w:t>
+      </w:r>
+      <w:proofErr w:type="gramEnd"/>
+      <w:r>
+        <w:rPr>
+          <w:rFonts w:ascii="Courier New" w:eastAsia="Courier New" w:hAnsi="Courier New" w:cs="Courier New"/>
+          <w:color w:val="1B3A6B"/>
+          <w:sz w:val="17"/>
+          <w:szCs w:val="17"/>
+        </w:rPr>
+        <w:t>) starts at 1 → CUST-0001 to CUST-0050 (CORRECT)</w:t>
       </w:r>
     </w:p>
     <w:p>
@@ -13289,7 +13116,27 @@
           <w:sz w:val="17"/>
           <w:szCs w:val="17"/>
         </w:rPr>
-        <w:t>SELECT 'CUST-' || LPAD(RN::STRING, 4, '0'), 'Customer ' || RN</w:t>
+        <w:t xml:space="preserve">SELECT 'CUST-' || </w:t>
+      </w:r>
+      <w:proofErr w:type="gramStart"/>
+      <w:r>
+        <w:rPr>
+          <w:rFonts w:ascii="Courier New" w:eastAsia="Courier New" w:hAnsi="Courier New" w:cs="Courier New"/>
+          <w:color w:val="1B3A6B"/>
+          <w:sz w:val="17"/>
+          <w:szCs w:val="17"/>
+        </w:rPr>
+        <w:t>LPAD(RN::</w:t>
+      </w:r>
+      <w:proofErr w:type="gramEnd"/>
+      <w:r>
+        <w:rPr>
+          <w:rFonts w:ascii="Courier New" w:eastAsia="Courier New" w:hAnsi="Courier New" w:cs="Courier New"/>
+          <w:color w:val="1B3A6B"/>
+          <w:sz w:val="17"/>
+          <w:szCs w:val="17"/>
+        </w:rPr>
+        <w:t>STRING, 4, '0'), 'Customer ' || RN</w:t>
       </w:r>
     </w:p>
     <w:p>
@@ -13305,7 +13152,27 @@
           <w:sz w:val="17"/>
           <w:szCs w:val="17"/>
         </w:rPr>
-        <w:t>FROM (SELECT ROW_NUMBER() OVER (ORDER BY SEQ4()) AS RN</w:t>
+        <w:t>FROM (SELECT ROW_</w:t>
+      </w:r>
+      <w:proofErr w:type="gramStart"/>
+      <w:r>
+        <w:rPr>
+          <w:rFonts w:ascii="Courier New" w:eastAsia="Courier New" w:hAnsi="Courier New" w:cs="Courier New"/>
+          <w:color w:val="1B3A6B"/>
+          <w:sz w:val="17"/>
+          <w:szCs w:val="17"/>
+        </w:rPr>
+        <w:t>NUMBER(</w:t>
+      </w:r>
+      <w:proofErr w:type="gramEnd"/>
+      <w:r>
+        <w:rPr>
+          <w:rFonts w:ascii="Courier New" w:eastAsia="Courier New" w:hAnsi="Courier New" w:cs="Courier New"/>
+          <w:color w:val="1B3A6B"/>
+          <w:sz w:val="17"/>
+          <w:szCs w:val="17"/>
+        </w:rPr>
+        <w:t>) OVER (ORDER BY SEQ4()) AS RN</w:t>
       </w:r>
     </w:p>
     <w:p>
@@ -13321,7 +13188,27 @@
           <w:sz w:val="17"/>
           <w:szCs w:val="17"/>
         </w:rPr>
-        <w:t xml:space="preserve">      FROM TABLE(GENERATOR(ROWCOUNT =&gt; 50)));</w:t>
+        <w:t xml:space="preserve">      FROM </w:t>
+      </w:r>
+      <w:proofErr w:type="gramStart"/>
+      <w:r>
+        <w:rPr>
+          <w:rFonts w:ascii="Courier New" w:eastAsia="Courier New" w:hAnsi="Courier New" w:cs="Courier New"/>
+          <w:color w:val="1B3A6B"/>
+          <w:sz w:val="17"/>
+          <w:szCs w:val="17"/>
+        </w:rPr>
+        <w:t>TABLE(GENERATOR(</w:t>
+      </w:r>
+      <w:proofErr w:type="gramEnd"/>
+      <w:r>
+        <w:rPr>
+          <w:rFonts w:ascii="Courier New" w:eastAsia="Courier New" w:hAnsi="Courier New" w:cs="Courier New"/>
+          <w:color w:val="1B3A6B"/>
+          <w:sz w:val="17"/>
+          <w:szCs w:val="17"/>
+        </w:rPr>
+        <w:t>ROWCOUNT =&gt; 50)));</w:t>
       </w:r>
     </w:p>
     <w:p>
@@ -13391,22 +13278,22 @@
           <w:bottom w:val="single" w:sz="8" w:space="4" w:color="2E75B6"/>
         </w:pBdr>
       </w:pPr>
-      <w:bookmarkStart w:id="25" w:name="_Toc230905903"/>
+      <w:bookmarkStart w:id="24" w:name="_Toc230905903"/>
       <w:r>
         <w:lastRenderedPageBreak/>
         <w:t>8. Execution Walkthrough</w:t>
       </w:r>
+      <w:bookmarkEnd w:id="24"/>
+    </w:p>
+    <w:p>
+      <w:pPr>
+        <w:pStyle w:val="Heading2"/>
+      </w:pPr>
+      <w:bookmarkStart w:id="25" w:name="_Toc230905904"/>
+      <w:r>
+        <w:t>8.1 Step-by-Step Execution Order</w:t>
+      </w:r>
       <w:bookmarkEnd w:id="25"/>
-    </w:p>
-    <w:p>
-      <w:pPr>
-        <w:pStyle w:val="Heading2"/>
-      </w:pPr>
-      <w:bookmarkStart w:id="26" w:name="_Toc230905904"/>
-      <w:r>
-        <w:t>8.1 Step-by-Step Execution Order</w:t>
-      </w:r>
-      <w:bookmarkEnd w:id="26"/>
     </w:p>
     <w:tbl>
       <w:tblPr>
@@ -13431,12 +13318,6 @@
         <w:gridCol w:w="6752"/>
       </w:tblGrid>
       <w:tr>
-        <w:tblPrEx>
-          <w:tblCellMar>
-            <w:top w:w="0" w:type="dxa"/>
-            <w:bottom w:w="0" w:type="dxa"/>
-          </w:tblCellMar>
-        </w:tblPrEx>
         <w:tc>
           <w:tcPr>
             <w:tcW w:w="500" w:type="dxa"/>
@@ -13541,12 +13422,6 @@
         </w:tc>
       </w:tr>
       <w:tr>
-        <w:tblPrEx>
-          <w:tblCellMar>
-            <w:top w:w="0" w:type="dxa"/>
-            <w:bottom w:w="0" w:type="dxa"/>
-          </w:tblCellMar>
-        </w:tblPrEx>
         <w:tc>
           <w:tcPr>
             <w:tcW w:w="500" w:type="dxa"/>
@@ -13630,12 +13505,6 @@
         </w:tc>
       </w:tr>
       <w:tr>
-        <w:tblPrEx>
-          <w:tblCellMar>
-            <w:top w:w="0" w:type="dxa"/>
-            <w:bottom w:w="0" w:type="dxa"/>
-          </w:tblCellMar>
-        </w:tblPrEx>
         <w:tc>
           <w:tcPr>
             <w:tcW w:w="500" w:type="dxa"/>
@@ -13719,12 +13588,6 @@
         </w:tc>
       </w:tr>
       <w:tr>
-        <w:tblPrEx>
-          <w:tblCellMar>
-            <w:top w:w="0" w:type="dxa"/>
-            <w:bottom w:w="0" w:type="dxa"/>
-          </w:tblCellMar>
-        </w:tblPrEx>
         <w:tc>
           <w:tcPr>
             <w:tcW w:w="500" w:type="dxa"/>
@@ -13808,12 +13671,6 @@
         </w:tc>
       </w:tr>
       <w:tr>
-        <w:tblPrEx>
-          <w:tblCellMar>
-            <w:top w:w="0" w:type="dxa"/>
-            <w:bottom w:w="0" w:type="dxa"/>
-          </w:tblCellMar>
-        </w:tblPrEx>
         <w:tc>
           <w:tcPr>
             <w:tcW w:w="500" w:type="dxa"/>
@@ -13897,12 +13754,6 @@
         </w:tc>
       </w:tr>
       <w:tr>
-        <w:tblPrEx>
-          <w:tblCellMar>
-            <w:top w:w="0" w:type="dxa"/>
-            <w:bottom w:w="0" w:type="dxa"/>
-          </w:tblCellMar>
-        </w:tblPrEx>
         <w:tc>
           <w:tcPr>
             <w:tcW w:w="500" w:type="dxa"/>
@@ -13986,12 +13837,6 @@
         </w:tc>
       </w:tr>
       <w:tr>
-        <w:tblPrEx>
-          <w:tblCellMar>
-            <w:top w:w="0" w:type="dxa"/>
-            <w:bottom w:w="0" w:type="dxa"/>
-          </w:tblCellMar>
-        </w:tblPrEx>
         <w:tc>
           <w:tcPr>
             <w:tcW w:w="500" w:type="dxa"/>
@@ -14084,11 +13929,11 @@
       <w:pPr>
         <w:pStyle w:val="Heading2"/>
       </w:pPr>
-      <w:bookmarkStart w:id="27" w:name="_Toc230905905"/>
+      <w:bookmarkStart w:id="26" w:name="_Toc230905905"/>
       <w:r>
         <w:t>8.2 Expected Output</w:t>
       </w:r>
-      <w:bookmarkEnd w:id="27"/>
+      <w:bookmarkEnd w:id="26"/>
     </w:p>
     <w:p>
       <w:pPr>
@@ -14135,7 +13980,27 @@
           <w:sz w:val="17"/>
           <w:szCs w:val="17"/>
         </w:rPr>
-        <w:t xml:space="preserve">  Pipeline Run ID : a3f81c2e-7b9d-4c3e-91f2-883d46a00c1f</w:t>
+        <w:t xml:space="preserve">  Pipeline Run </w:t>
+      </w:r>
+      <w:proofErr w:type="gramStart"/>
+      <w:r>
+        <w:rPr>
+          <w:rFonts w:ascii="Courier New" w:eastAsia="Courier New" w:hAnsi="Courier New" w:cs="Courier New"/>
+          <w:color w:val="1B3A6B"/>
+          <w:sz w:val="17"/>
+          <w:szCs w:val="17"/>
+        </w:rPr>
+        <w:t>ID :</w:t>
+      </w:r>
+      <w:proofErr w:type="gramEnd"/>
+      <w:r>
+        <w:rPr>
+          <w:rFonts w:ascii="Courier New" w:eastAsia="Courier New" w:hAnsi="Courier New" w:cs="Courier New"/>
+          <w:color w:val="1B3A6B"/>
+          <w:sz w:val="17"/>
+          <w:szCs w:val="17"/>
+        </w:rPr>
+        <w:t xml:space="preserve"> a3f81c2e-7b9d-4c3e-91f2-883d46a00c1f</w:t>
       </w:r>
     </w:p>
     <w:p>
@@ -14151,7 +14016,27 @@
           <w:sz w:val="17"/>
           <w:szCs w:val="17"/>
         </w:rPr>
-        <w:t xml:space="preserve">  Timestamp       : 2026-05-28 09:00:00 UTC</w:t>
+        <w:t xml:space="preserve">  Timestamp     </w:t>
+      </w:r>
+      <w:proofErr w:type="gramStart"/>
+      <w:r>
+        <w:rPr>
+          <w:rFonts w:ascii="Courier New" w:eastAsia="Courier New" w:hAnsi="Courier New" w:cs="Courier New"/>
+          <w:color w:val="1B3A6B"/>
+          <w:sz w:val="17"/>
+          <w:szCs w:val="17"/>
+        </w:rPr>
+        <w:t xml:space="preserve">  :</w:t>
+      </w:r>
+      <w:proofErr w:type="gramEnd"/>
+      <w:r>
+        <w:rPr>
+          <w:rFonts w:ascii="Courier New" w:eastAsia="Courier New" w:hAnsi="Courier New" w:cs="Courier New"/>
+          <w:color w:val="1B3A6B"/>
+          <w:sz w:val="17"/>
+          <w:szCs w:val="17"/>
+        </w:rPr>
+        <w:t xml:space="preserve"> 2026-05-28 09:00:00 UTC</w:t>
       </w:r>
     </w:p>
     <w:p>
@@ -14206,7 +14091,27 @@
           <w:sz w:val="17"/>
           <w:szCs w:val="17"/>
         </w:rPr>
-        <w:t xml:space="preserve">  Processing: file_01_happy_path.csv  (61,012 bytes)</w:t>
+        <w:t xml:space="preserve">  Processing: </w:t>
+      </w:r>
+      <w:proofErr w:type="gramStart"/>
+      <w:r>
+        <w:rPr>
+          <w:rFonts w:ascii="Courier New" w:eastAsia="Courier New" w:hAnsi="Courier New" w:cs="Courier New"/>
+          <w:color w:val="1B3A6B"/>
+          <w:sz w:val="17"/>
+          <w:szCs w:val="17"/>
+        </w:rPr>
+        <w:t>file_01_happy_path.csv  (</w:t>
+      </w:r>
+      <w:proofErr w:type="gramEnd"/>
+      <w:r>
+        <w:rPr>
+          <w:rFonts w:ascii="Courier New" w:eastAsia="Courier New" w:hAnsi="Courier New" w:cs="Courier New"/>
+          <w:color w:val="1B3A6B"/>
+          <w:sz w:val="17"/>
+          <w:szCs w:val="17"/>
+        </w:rPr>
+        <w:t>61,012 bytes)</w:t>
       </w:r>
     </w:p>
     <w:p>
@@ -14222,7 +14127,27 @@
           <w:sz w:val="17"/>
           <w:szCs w:val="17"/>
         </w:rPr>
-        <w:t xml:space="preserve">    [MOVE] file_01_happy_path.csv  →  /processed/</w:t>
+        <w:t xml:space="preserve">    [MOVE] </w:t>
+      </w:r>
+      <w:proofErr w:type="gramStart"/>
+      <w:r>
+        <w:rPr>
+          <w:rFonts w:ascii="Courier New" w:eastAsia="Courier New" w:hAnsi="Courier New" w:cs="Courier New"/>
+          <w:color w:val="1B3A6B"/>
+          <w:sz w:val="17"/>
+          <w:szCs w:val="17"/>
+        </w:rPr>
+        <w:t>file_01_happy_path.csv  →</w:t>
+      </w:r>
+      <w:proofErr w:type="gramEnd"/>
+      <w:r>
+        <w:rPr>
+          <w:rFonts w:ascii="Courier New" w:eastAsia="Courier New" w:hAnsi="Courier New" w:cs="Courier New"/>
+          <w:color w:val="1B3A6B"/>
+          <w:sz w:val="17"/>
+          <w:szCs w:val="17"/>
+        </w:rPr>
+        <w:t xml:space="preserve">  /processed/</w:t>
       </w:r>
     </w:p>
     <w:p>
@@ -14238,7 +14163,27 @@
           <w:sz w:val="17"/>
           <w:szCs w:val="17"/>
         </w:rPr>
-        <w:t xml:space="preserve">    STATUS: PASSED  |  500 rows loaded into RAW.TRANSACTION</w:t>
+        <w:t xml:space="preserve">    STATUS: </w:t>
+      </w:r>
+      <w:proofErr w:type="gramStart"/>
+      <w:r>
+        <w:rPr>
+          <w:rFonts w:ascii="Courier New" w:eastAsia="Courier New" w:hAnsi="Courier New" w:cs="Courier New"/>
+          <w:color w:val="1B3A6B"/>
+          <w:sz w:val="17"/>
+          <w:szCs w:val="17"/>
+        </w:rPr>
+        <w:t>PASSED  |</w:t>
+      </w:r>
+      <w:proofErr w:type="gramEnd"/>
+      <w:r>
+        <w:rPr>
+          <w:rFonts w:ascii="Courier New" w:eastAsia="Courier New" w:hAnsi="Courier New" w:cs="Courier New"/>
+          <w:color w:val="1B3A6B"/>
+          <w:sz w:val="17"/>
+          <w:szCs w:val="17"/>
+        </w:rPr>
+        <w:t xml:space="preserve">  500 rows loaded into RAW.TRANSACTION</w:t>
       </w:r>
     </w:p>
     <w:p>
@@ -14261,7 +14206,27 @@
           <w:sz w:val="17"/>
           <w:szCs w:val="17"/>
         </w:rPr>
-        <w:t xml:space="preserve">  Processing: file_02_clean_regional.csv  (36,027 bytes)</w:t>
+        <w:t xml:space="preserve">  Processing: </w:t>
+      </w:r>
+      <w:proofErr w:type="gramStart"/>
+      <w:r>
+        <w:rPr>
+          <w:rFonts w:ascii="Courier New" w:eastAsia="Courier New" w:hAnsi="Courier New" w:cs="Courier New"/>
+          <w:color w:val="1B3A6B"/>
+          <w:sz w:val="17"/>
+          <w:szCs w:val="17"/>
+        </w:rPr>
+        <w:t>file_02_clean_regional.csv  (</w:t>
+      </w:r>
+      <w:proofErr w:type="gramEnd"/>
+      <w:r>
+        <w:rPr>
+          <w:rFonts w:ascii="Courier New" w:eastAsia="Courier New" w:hAnsi="Courier New" w:cs="Courier New"/>
+          <w:color w:val="1B3A6B"/>
+          <w:sz w:val="17"/>
+          <w:szCs w:val="17"/>
+        </w:rPr>
+        <w:t>36,027 bytes)</w:t>
       </w:r>
     </w:p>
     <w:p>
@@ -14277,7 +14242,27 @@
           <w:sz w:val="17"/>
           <w:szCs w:val="17"/>
         </w:rPr>
-        <w:t xml:space="preserve">    [MOVE] file_02_clean_regional.csv  →  /processed/</w:t>
+        <w:t xml:space="preserve">    [MOVE] </w:t>
+      </w:r>
+      <w:proofErr w:type="gramStart"/>
+      <w:r>
+        <w:rPr>
+          <w:rFonts w:ascii="Courier New" w:eastAsia="Courier New" w:hAnsi="Courier New" w:cs="Courier New"/>
+          <w:color w:val="1B3A6B"/>
+          <w:sz w:val="17"/>
+          <w:szCs w:val="17"/>
+        </w:rPr>
+        <w:t>file_02_clean_regional.csv  →</w:t>
+      </w:r>
+      <w:proofErr w:type="gramEnd"/>
+      <w:r>
+        <w:rPr>
+          <w:rFonts w:ascii="Courier New" w:eastAsia="Courier New" w:hAnsi="Courier New" w:cs="Courier New"/>
+          <w:color w:val="1B3A6B"/>
+          <w:sz w:val="17"/>
+          <w:szCs w:val="17"/>
+        </w:rPr>
+        <w:t xml:space="preserve">  /processed/</w:t>
       </w:r>
     </w:p>
     <w:p>
@@ -14293,7 +14278,27 @@
           <w:sz w:val="17"/>
           <w:szCs w:val="17"/>
         </w:rPr>
-        <w:t xml:space="preserve">    STATUS: PASSED  |  300 rows loaded</w:t>
+        <w:t xml:space="preserve">    STATUS: </w:t>
+      </w:r>
+      <w:proofErr w:type="gramStart"/>
+      <w:r>
+        <w:rPr>
+          <w:rFonts w:ascii="Courier New" w:eastAsia="Courier New" w:hAnsi="Courier New" w:cs="Courier New"/>
+          <w:color w:val="1B3A6B"/>
+          <w:sz w:val="17"/>
+          <w:szCs w:val="17"/>
+        </w:rPr>
+        <w:t>PASSED  |</w:t>
+      </w:r>
+      <w:proofErr w:type="gramEnd"/>
+      <w:r>
+        <w:rPr>
+          <w:rFonts w:ascii="Courier New" w:eastAsia="Courier New" w:hAnsi="Courier New" w:cs="Courier New"/>
+          <w:color w:val="1B3A6B"/>
+          <w:sz w:val="17"/>
+          <w:szCs w:val="17"/>
+        </w:rPr>
+        <w:t xml:space="preserve">  300 rows loaded</w:t>
       </w:r>
     </w:p>
     <w:p>
@@ -14316,7 +14321,27 @@
           <w:sz w:val="17"/>
           <w:szCs w:val="17"/>
         </w:rPr>
-        <w:t xml:space="preserve">  Processing: file_03_clean_currency.csv  (24,361 bytes)</w:t>
+        <w:t xml:space="preserve">  Processing: </w:t>
+      </w:r>
+      <w:proofErr w:type="gramStart"/>
+      <w:r>
+        <w:rPr>
+          <w:rFonts w:ascii="Courier New" w:eastAsia="Courier New" w:hAnsi="Courier New" w:cs="Courier New"/>
+          <w:color w:val="1B3A6B"/>
+          <w:sz w:val="17"/>
+          <w:szCs w:val="17"/>
+        </w:rPr>
+        <w:t>file_03_clean_currency.csv  (</w:t>
+      </w:r>
+      <w:proofErr w:type="gramEnd"/>
+      <w:r>
+        <w:rPr>
+          <w:rFonts w:ascii="Courier New" w:eastAsia="Courier New" w:hAnsi="Courier New" w:cs="Courier New"/>
+          <w:color w:val="1B3A6B"/>
+          <w:sz w:val="17"/>
+          <w:szCs w:val="17"/>
+        </w:rPr>
+        <w:t>24,361 bytes)</w:t>
       </w:r>
     </w:p>
     <w:p>
@@ -14332,7 +14357,27 @@
           <w:sz w:val="17"/>
           <w:szCs w:val="17"/>
         </w:rPr>
-        <w:t xml:space="preserve">    [MOVE] file_03_clean_currency.csv  →  /processed/</w:t>
+        <w:t xml:space="preserve">    [MOVE] </w:t>
+      </w:r>
+      <w:proofErr w:type="gramStart"/>
+      <w:r>
+        <w:rPr>
+          <w:rFonts w:ascii="Courier New" w:eastAsia="Courier New" w:hAnsi="Courier New" w:cs="Courier New"/>
+          <w:color w:val="1B3A6B"/>
+          <w:sz w:val="17"/>
+          <w:szCs w:val="17"/>
+        </w:rPr>
+        <w:t>file_03_clean_currency.csv  →</w:t>
+      </w:r>
+      <w:proofErr w:type="gramEnd"/>
+      <w:r>
+        <w:rPr>
+          <w:rFonts w:ascii="Courier New" w:eastAsia="Courier New" w:hAnsi="Courier New" w:cs="Courier New"/>
+          <w:color w:val="1B3A6B"/>
+          <w:sz w:val="17"/>
+          <w:szCs w:val="17"/>
+        </w:rPr>
+        <w:t xml:space="preserve">  /processed/</w:t>
       </w:r>
     </w:p>
     <w:p>
@@ -14348,7 +14393,27 @@
           <w:sz w:val="17"/>
           <w:szCs w:val="17"/>
         </w:rPr>
-        <w:t xml:space="preserve">    STATUS: PASSED  |  200 rows loaded</w:t>
+        <w:t xml:space="preserve">    STATUS: </w:t>
+      </w:r>
+      <w:proofErr w:type="gramStart"/>
+      <w:r>
+        <w:rPr>
+          <w:rFonts w:ascii="Courier New" w:eastAsia="Courier New" w:hAnsi="Courier New" w:cs="Courier New"/>
+          <w:color w:val="1B3A6B"/>
+          <w:sz w:val="17"/>
+          <w:szCs w:val="17"/>
+        </w:rPr>
+        <w:t>PASSED  |</w:t>
+      </w:r>
+      <w:proofErr w:type="gramEnd"/>
+      <w:r>
+        <w:rPr>
+          <w:rFonts w:ascii="Courier New" w:eastAsia="Courier New" w:hAnsi="Courier New" w:cs="Courier New"/>
+          <w:color w:val="1B3A6B"/>
+          <w:sz w:val="17"/>
+          <w:szCs w:val="17"/>
+        </w:rPr>
+        <w:t xml:space="preserve">  200 rows loaded</w:t>
       </w:r>
     </w:p>
     <w:p>
@@ -14371,7 +14436,27 @@
           <w:sz w:val="17"/>
           <w:szCs w:val="17"/>
         </w:rPr>
-        <w:t xml:space="preserve">  Processing: file_04_high_nulls.csv  (22,447 bytes)</w:t>
+        <w:t xml:space="preserve">  Processing: </w:t>
+      </w:r>
+      <w:proofErr w:type="gramStart"/>
+      <w:r>
+        <w:rPr>
+          <w:rFonts w:ascii="Courier New" w:eastAsia="Courier New" w:hAnsi="Courier New" w:cs="Courier New"/>
+          <w:color w:val="1B3A6B"/>
+          <w:sz w:val="17"/>
+          <w:szCs w:val="17"/>
+        </w:rPr>
+        <w:t>file_04_high_nulls.csv  (</w:t>
+      </w:r>
+      <w:proofErr w:type="gramEnd"/>
+      <w:r>
+        <w:rPr>
+          <w:rFonts w:ascii="Courier New" w:eastAsia="Courier New" w:hAnsi="Courier New" w:cs="Courier New"/>
+          <w:color w:val="1B3A6B"/>
+          <w:sz w:val="17"/>
+          <w:szCs w:val="17"/>
+        </w:rPr>
+        <w:t>22,447 bytes)</w:t>
       </w:r>
     </w:p>
     <w:p>
@@ -14387,7 +14472,27 @@
           <w:sz w:val="17"/>
           <w:szCs w:val="17"/>
         </w:rPr>
-        <w:t xml:space="preserve">    [MOVE] file_04_high_nulls.csv  →  /quarantine/</w:t>
+        <w:t xml:space="preserve">    [MOVE] </w:t>
+      </w:r>
+      <w:proofErr w:type="gramStart"/>
+      <w:r>
+        <w:rPr>
+          <w:rFonts w:ascii="Courier New" w:eastAsia="Courier New" w:hAnsi="Courier New" w:cs="Courier New"/>
+          <w:color w:val="1B3A6B"/>
+          <w:sz w:val="17"/>
+          <w:szCs w:val="17"/>
+        </w:rPr>
+        <w:t>file_04_high_nulls.csv  →</w:t>
+      </w:r>
+      <w:proofErr w:type="gramEnd"/>
+      <w:r>
+        <w:rPr>
+          <w:rFonts w:ascii="Courier New" w:eastAsia="Courier New" w:hAnsi="Courier New" w:cs="Courier New"/>
+          <w:color w:val="1B3A6B"/>
+          <w:sz w:val="17"/>
+          <w:szCs w:val="17"/>
+        </w:rPr>
+        <w:t xml:space="preserve">  /quarantine/</w:t>
       </w:r>
     </w:p>
     <w:p>
@@ -14419,7 +14524,27 @@
           <w:sz w:val="17"/>
           <w:szCs w:val="17"/>
         </w:rPr>
-        <w:t xml:space="preserve">    STATUS: REJECTED  |  Check 5 FAILED: null % exceeds threshold</w:t>
+        <w:t xml:space="preserve">    STATUS: </w:t>
+      </w:r>
+      <w:proofErr w:type="gramStart"/>
+      <w:r>
+        <w:rPr>
+          <w:rFonts w:ascii="Courier New" w:eastAsia="Courier New" w:hAnsi="Courier New" w:cs="Courier New"/>
+          <w:color w:val="1B3A6B"/>
+          <w:sz w:val="17"/>
+          <w:szCs w:val="17"/>
+        </w:rPr>
+        <w:t>REJECTED  |</w:t>
+      </w:r>
+      <w:proofErr w:type="gramEnd"/>
+      <w:r>
+        <w:rPr>
+          <w:rFonts w:ascii="Courier New" w:eastAsia="Courier New" w:hAnsi="Courier New" w:cs="Courier New"/>
+          <w:color w:val="1B3A6B"/>
+          <w:sz w:val="17"/>
+          <w:szCs w:val="17"/>
+        </w:rPr>
+        <w:t xml:space="preserve">  Check 5 FAILED: null % exceeds threshold</w:t>
       </w:r>
     </w:p>
     <w:p>
@@ -14442,7 +14567,27 @@
           <w:sz w:val="17"/>
           <w:szCs w:val="17"/>
         </w:rPr>
-        <w:t xml:space="preserve">  Processing: file_05_duplicate_pk.csv  (12,254 bytes)</w:t>
+        <w:t xml:space="preserve">  Processing: </w:t>
+      </w:r>
+      <w:proofErr w:type="gramStart"/>
+      <w:r>
+        <w:rPr>
+          <w:rFonts w:ascii="Courier New" w:eastAsia="Courier New" w:hAnsi="Courier New" w:cs="Courier New"/>
+          <w:color w:val="1B3A6B"/>
+          <w:sz w:val="17"/>
+          <w:szCs w:val="17"/>
+        </w:rPr>
+        <w:t>file_05_duplicate_pk.csv  (</w:t>
+      </w:r>
+      <w:proofErr w:type="gramEnd"/>
+      <w:r>
+        <w:rPr>
+          <w:rFonts w:ascii="Courier New" w:eastAsia="Courier New" w:hAnsi="Courier New" w:cs="Courier New"/>
+          <w:color w:val="1B3A6B"/>
+          <w:sz w:val="17"/>
+          <w:szCs w:val="17"/>
+        </w:rPr>
+        <w:t>12,254 bytes)</w:t>
       </w:r>
     </w:p>
     <w:p>
@@ -14458,7 +14603,27 @@
           <w:sz w:val="17"/>
           <w:szCs w:val="17"/>
         </w:rPr>
-        <w:t xml:space="preserve">    STATUS: REJECTED  |  Check 7 FAILED: primary key duplicates</w:t>
+        <w:t xml:space="preserve">    STATUS: </w:t>
+      </w:r>
+      <w:proofErr w:type="gramStart"/>
+      <w:r>
+        <w:rPr>
+          <w:rFonts w:ascii="Courier New" w:eastAsia="Courier New" w:hAnsi="Courier New" w:cs="Courier New"/>
+          <w:color w:val="1B3A6B"/>
+          <w:sz w:val="17"/>
+          <w:szCs w:val="17"/>
+        </w:rPr>
+        <w:t>REJECTED  |</w:t>
+      </w:r>
+      <w:proofErr w:type="gramEnd"/>
+      <w:r>
+        <w:rPr>
+          <w:rFonts w:ascii="Courier New" w:eastAsia="Courier New" w:hAnsi="Courier New" w:cs="Courier New"/>
+          <w:color w:val="1B3A6B"/>
+          <w:sz w:val="17"/>
+          <w:szCs w:val="17"/>
+        </w:rPr>
+        <w:t xml:space="preserve">  Check 7 FAILED: primary key duplicates</w:t>
       </w:r>
     </w:p>
     <w:p>
@@ -14481,7 +14646,27 @@
           <w:sz w:val="17"/>
           <w:szCs w:val="17"/>
         </w:rPr>
-        <w:t xml:space="preserve">  Processing: file_06_bad_datatypes.csv  (9,824 bytes)</w:t>
+        <w:t xml:space="preserve">  Processing: </w:t>
+      </w:r>
+      <w:proofErr w:type="gramStart"/>
+      <w:r>
+        <w:rPr>
+          <w:rFonts w:ascii="Courier New" w:eastAsia="Courier New" w:hAnsi="Courier New" w:cs="Courier New"/>
+          <w:color w:val="1B3A6B"/>
+          <w:sz w:val="17"/>
+          <w:szCs w:val="17"/>
+        </w:rPr>
+        <w:t>file_06_bad_datatypes.csv  (</w:t>
+      </w:r>
+      <w:proofErr w:type="gramEnd"/>
+      <w:r>
+        <w:rPr>
+          <w:rFonts w:ascii="Courier New" w:eastAsia="Courier New" w:hAnsi="Courier New" w:cs="Courier New"/>
+          <w:color w:val="1B3A6B"/>
+          <w:sz w:val="17"/>
+          <w:szCs w:val="17"/>
+        </w:rPr>
+        <w:t>9,824 bytes)</w:t>
       </w:r>
     </w:p>
     <w:p>
@@ -14497,7 +14682,27 @@
           <w:sz w:val="17"/>
           <w:szCs w:val="17"/>
         </w:rPr>
-        <w:t xml:space="preserve">    STATUS: REJECTED  |  Check 6 FAILED: data type cast failures</w:t>
+        <w:t xml:space="preserve">    STATUS: </w:t>
+      </w:r>
+      <w:proofErr w:type="gramStart"/>
+      <w:r>
+        <w:rPr>
+          <w:rFonts w:ascii="Courier New" w:eastAsia="Courier New" w:hAnsi="Courier New" w:cs="Courier New"/>
+          <w:color w:val="1B3A6B"/>
+          <w:sz w:val="17"/>
+          <w:szCs w:val="17"/>
+        </w:rPr>
+        <w:t>REJECTED  |</w:t>
+      </w:r>
+      <w:proofErr w:type="gramEnd"/>
+      <w:r>
+        <w:rPr>
+          <w:rFonts w:ascii="Courier New" w:eastAsia="Courier New" w:hAnsi="Courier New" w:cs="Courier New"/>
+          <w:color w:val="1B3A6B"/>
+          <w:sz w:val="17"/>
+          <w:szCs w:val="17"/>
+        </w:rPr>
+        <w:t xml:space="preserve">  Check 6 FAILED: data type cast failures</w:t>
       </w:r>
     </w:p>
     <w:p>
@@ -14520,7 +14725,27 @@
           <w:sz w:val="17"/>
           <w:szCs w:val="17"/>
         </w:rPr>
-        <w:t xml:space="preserve">  Processing: file_07_fk_violation.csv  (6,206 bytes)</w:t>
+        <w:t xml:space="preserve">  Processing: </w:t>
+      </w:r>
+      <w:proofErr w:type="gramStart"/>
+      <w:r>
+        <w:rPr>
+          <w:rFonts w:ascii="Courier New" w:eastAsia="Courier New" w:hAnsi="Courier New" w:cs="Courier New"/>
+          <w:color w:val="1B3A6B"/>
+          <w:sz w:val="17"/>
+          <w:szCs w:val="17"/>
+        </w:rPr>
+        <w:t>file_07_fk_violation.csv  (</w:t>
+      </w:r>
+      <w:proofErr w:type="gramEnd"/>
+      <w:r>
+        <w:rPr>
+          <w:rFonts w:ascii="Courier New" w:eastAsia="Courier New" w:hAnsi="Courier New" w:cs="Courier New"/>
+          <w:color w:val="1B3A6B"/>
+          <w:sz w:val="17"/>
+          <w:szCs w:val="17"/>
+        </w:rPr>
+        <w:t>6,206 bytes)</w:t>
       </w:r>
     </w:p>
     <w:p>
@@ -14536,7 +14761,27 @@
           <w:sz w:val="17"/>
           <w:szCs w:val="17"/>
         </w:rPr>
-        <w:t xml:space="preserve">    STATUS: REJECTED  |  Check 8 FAILED: foreign key violations</w:t>
+        <w:t xml:space="preserve">    STATUS: </w:t>
+      </w:r>
+      <w:proofErr w:type="gramStart"/>
+      <w:r>
+        <w:rPr>
+          <w:rFonts w:ascii="Courier New" w:eastAsia="Courier New" w:hAnsi="Courier New" w:cs="Courier New"/>
+          <w:color w:val="1B3A6B"/>
+          <w:sz w:val="17"/>
+          <w:szCs w:val="17"/>
+        </w:rPr>
+        <w:t>REJECTED  |</w:t>
+      </w:r>
+      <w:proofErr w:type="gramEnd"/>
+      <w:r>
+        <w:rPr>
+          <w:rFonts w:ascii="Courier New" w:eastAsia="Courier New" w:hAnsi="Courier New" w:cs="Courier New"/>
+          <w:color w:val="1B3A6B"/>
+          <w:sz w:val="17"/>
+          <w:szCs w:val="17"/>
+        </w:rPr>
+        <w:t xml:space="preserve">  Check 8 FAILED: foreign key violations</w:t>
       </w:r>
     </w:p>
     <w:p>
@@ -14591,7 +14836,67 @@
           <w:sz w:val="17"/>
           <w:szCs w:val="17"/>
         </w:rPr>
-        <w:t xml:space="preserve">  Total Files : 7    Passed : 3    Rejected : 4</w:t>
+        <w:t xml:space="preserve">  Total </w:t>
+      </w:r>
+      <w:proofErr w:type="gramStart"/>
+      <w:r>
+        <w:rPr>
+          <w:rFonts w:ascii="Courier New" w:eastAsia="Courier New" w:hAnsi="Courier New" w:cs="Courier New"/>
+          <w:color w:val="1B3A6B"/>
+          <w:sz w:val="17"/>
+          <w:szCs w:val="17"/>
+        </w:rPr>
+        <w:t>Files :</w:t>
+      </w:r>
+      <w:proofErr w:type="gramEnd"/>
+      <w:r>
+        <w:rPr>
+          <w:rFonts w:ascii="Courier New" w:eastAsia="Courier New" w:hAnsi="Courier New" w:cs="Courier New"/>
+          <w:color w:val="1B3A6B"/>
+          <w:sz w:val="17"/>
+          <w:szCs w:val="17"/>
+        </w:rPr>
+        <w:t xml:space="preserve"> 7    </w:t>
+      </w:r>
+      <w:proofErr w:type="gramStart"/>
+      <w:r>
+        <w:rPr>
+          <w:rFonts w:ascii="Courier New" w:eastAsia="Courier New" w:hAnsi="Courier New" w:cs="Courier New"/>
+          <w:color w:val="1B3A6B"/>
+          <w:sz w:val="17"/>
+          <w:szCs w:val="17"/>
+        </w:rPr>
+        <w:t>Passed :</w:t>
+      </w:r>
+      <w:proofErr w:type="gramEnd"/>
+      <w:r>
+        <w:rPr>
+          <w:rFonts w:ascii="Courier New" w:eastAsia="Courier New" w:hAnsi="Courier New" w:cs="Courier New"/>
+          <w:color w:val="1B3A6B"/>
+          <w:sz w:val="17"/>
+          <w:szCs w:val="17"/>
+        </w:rPr>
+        <w:t xml:space="preserve"> 3    </w:t>
+      </w:r>
+      <w:proofErr w:type="gramStart"/>
+      <w:r>
+        <w:rPr>
+          <w:rFonts w:ascii="Courier New" w:eastAsia="Courier New" w:hAnsi="Courier New" w:cs="Courier New"/>
+          <w:color w:val="1B3A6B"/>
+          <w:sz w:val="17"/>
+          <w:szCs w:val="17"/>
+        </w:rPr>
+        <w:t>Rejected :</w:t>
+      </w:r>
+      <w:proofErr w:type="gramEnd"/>
+      <w:r>
+        <w:rPr>
+          <w:rFonts w:ascii="Courier New" w:eastAsia="Courier New" w:hAnsi="Courier New" w:cs="Courier New"/>
+          <w:color w:val="1B3A6B"/>
+          <w:sz w:val="17"/>
+          <w:szCs w:val="17"/>
+        </w:rPr>
+        <w:t xml:space="preserve"> 4</w:t>
       </w:r>
     </w:p>
     <w:p>
@@ -14607,7 +14912,27 @@
           <w:sz w:val="17"/>
           <w:szCs w:val="17"/>
         </w:rPr>
-        <w:t xml:space="preserve">  Rows Loaded : 1,000</w:t>
+        <w:t xml:space="preserve">  Rows </w:t>
+      </w:r>
+      <w:proofErr w:type="gramStart"/>
+      <w:r>
+        <w:rPr>
+          <w:rFonts w:ascii="Courier New" w:eastAsia="Courier New" w:hAnsi="Courier New" w:cs="Courier New"/>
+          <w:color w:val="1B3A6B"/>
+          <w:sz w:val="17"/>
+          <w:szCs w:val="17"/>
+        </w:rPr>
+        <w:t>Loaded :</w:t>
+      </w:r>
+      <w:proofErr w:type="gramEnd"/>
+      <w:r>
+        <w:rPr>
+          <w:rFonts w:ascii="Courier New" w:eastAsia="Courier New" w:hAnsi="Courier New" w:cs="Courier New"/>
+          <w:color w:val="1B3A6B"/>
+          <w:sz w:val="17"/>
+          <w:szCs w:val="17"/>
+        </w:rPr>
+        <w:t xml:space="preserve"> 1,000</w:t>
       </w:r>
     </w:p>
     <w:p>
@@ -14638,12 +14963,12 @@
           <w:bottom w:val="single" w:sz="8" w:space="4" w:color="2E75B6"/>
         </w:pBdr>
       </w:pPr>
-      <w:bookmarkStart w:id="28" w:name="_Toc230905906"/>
+      <w:bookmarkStart w:id="27" w:name="_Toc230905906"/>
       <w:r>
         <w:lastRenderedPageBreak/>
         <w:t>9. Audit Queries</w:t>
       </w:r>
-      <w:bookmarkEnd w:id="28"/>
+      <w:bookmarkEnd w:id="27"/>
     </w:p>
     <w:p>
       <w:pPr>
@@ -14743,7 +15068,27 @@
           <w:sz w:val="17"/>
           <w:szCs w:val="17"/>
         </w:rPr>
-        <w:t>FROM ANALYTICS_DB.DQ_MONITORING.FILE_PROCESSING_LOG</w:t>
+        <w:t>FROM ANALYTICS_</w:t>
+      </w:r>
+      <w:proofErr w:type="gramStart"/>
+      <w:r>
+        <w:rPr>
+          <w:rFonts w:ascii="Courier New" w:eastAsia="Courier New" w:hAnsi="Courier New" w:cs="Courier New"/>
+          <w:color w:val="1B3A6B"/>
+          <w:sz w:val="17"/>
+          <w:szCs w:val="17"/>
+        </w:rPr>
+        <w:t>DB.DQ</w:t>
+      </w:r>
+      <w:proofErr w:type="gramEnd"/>
+      <w:r>
+        <w:rPr>
+          <w:rFonts w:ascii="Courier New" w:eastAsia="Courier New" w:hAnsi="Courier New" w:cs="Courier New"/>
+          <w:color w:val="1B3A6B"/>
+          <w:sz w:val="17"/>
+          <w:szCs w:val="17"/>
+        </w:rPr>
+        <w:t>_MONITORING.FILE_PROCESSING_LOG</w:t>
       </w:r>
     </w:p>
     <w:p>
@@ -14828,7 +15173,27 @@
           <w:sz w:val="17"/>
           <w:szCs w:val="17"/>
         </w:rPr>
-        <w:t>FROM ANALYTICS_DB.DQ_MONITORING.DQ_METRICS_LOG</w:t>
+        <w:t>FROM ANALYTICS_</w:t>
+      </w:r>
+      <w:proofErr w:type="gramStart"/>
+      <w:r>
+        <w:rPr>
+          <w:rFonts w:ascii="Courier New" w:eastAsia="Courier New" w:hAnsi="Courier New" w:cs="Courier New"/>
+          <w:color w:val="1B3A6B"/>
+          <w:sz w:val="17"/>
+          <w:szCs w:val="17"/>
+        </w:rPr>
+        <w:t>DB.DQ</w:t>
+      </w:r>
+      <w:proofErr w:type="gramEnd"/>
+      <w:r>
+        <w:rPr>
+          <w:rFonts w:ascii="Courier New" w:eastAsia="Courier New" w:hAnsi="Courier New" w:cs="Courier New"/>
+          <w:color w:val="1B3A6B"/>
+          <w:sz w:val="17"/>
+          <w:szCs w:val="17"/>
+        </w:rPr>
+        <w:t>_MONITORING.DQ_METRICS_LOG</w:t>
       </w:r>
     </w:p>
     <w:p>
@@ -14913,7 +15278,27 @@
           <w:sz w:val="17"/>
           <w:szCs w:val="17"/>
         </w:rPr>
-        <w:t>FROM ANALYTICS_DB.DQ_MONITORING.DQ_METRICS_LOG</w:t>
+        <w:t>FROM ANALYTICS_</w:t>
+      </w:r>
+      <w:proofErr w:type="gramStart"/>
+      <w:r>
+        <w:rPr>
+          <w:rFonts w:ascii="Courier New" w:eastAsia="Courier New" w:hAnsi="Courier New" w:cs="Courier New"/>
+          <w:color w:val="1B3A6B"/>
+          <w:sz w:val="17"/>
+          <w:szCs w:val="17"/>
+        </w:rPr>
+        <w:t>DB.DQ</w:t>
+      </w:r>
+      <w:proofErr w:type="gramEnd"/>
+      <w:r>
+        <w:rPr>
+          <w:rFonts w:ascii="Courier New" w:eastAsia="Courier New" w:hAnsi="Courier New" w:cs="Courier New"/>
+          <w:color w:val="1B3A6B"/>
+          <w:sz w:val="17"/>
+          <w:szCs w:val="17"/>
+        </w:rPr>
+        <w:t>_MONITORING.DQ_METRICS_LOG</w:t>
       </w:r>
     </w:p>
     <w:p>
@@ -14982,7 +15367,27 @@
           <w:sz w:val="17"/>
           <w:szCs w:val="17"/>
         </w:rPr>
-        <w:t>SELECT _SOURCE_FILE_NAME, COUNT(*) AS ROWS_LOADED</w:t>
+        <w:t xml:space="preserve">SELECT _SOURCE_FILE_NAME, </w:t>
+      </w:r>
+      <w:proofErr w:type="gramStart"/>
+      <w:r>
+        <w:rPr>
+          <w:rFonts w:ascii="Courier New" w:eastAsia="Courier New" w:hAnsi="Courier New" w:cs="Courier New"/>
+          <w:color w:val="1B3A6B"/>
+          <w:sz w:val="17"/>
+          <w:szCs w:val="17"/>
+        </w:rPr>
+        <w:t>COUNT(</w:t>
+      </w:r>
+      <w:proofErr w:type="gramEnd"/>
+      <w:r>
+        <w:rPr>
+          <w:rFonts w:ascii="Courier New" w:eastAsia="Courier New" w:hAnsi="Courier New" w:cs="Courier New"/>
+          <w:color w:val="1B3A6B"/>
+          <w:sz w:val="17"/>
+          <w:szCs w:val="17"/>
+        </w:rPr>
+        <w:t>*) AS ROWS_LOADED</w:t>
       </w:r>
     </w:p>
     <w:p>
@@ -15067,7 +15472,27 @@
           <w:sz w:val="17"/>
           <w:szCs w:val="17"/>
         </w:rPr>
-        <w:t>FROM ANALYTICS_DB.DQ_MONITORING.FILE_PROCESSING_LOG</w:t>
+        <w:t>FROM ANALYTICS_</w:t>
+      </w:r>
+      <w:proofErr w:type="gramStart"/>
+      <w:r>
+        <w:rPr>
+          <w:rFonts w:ascii="Courier New" w:eastAsia="Courier New" w:hAnsi="Courier New" w:cs="Courier New"/>
+          <w:color w:val="1B3A6B"/>
+          <w:sz w:val="17"/>
+          <w:szCs w:val="17"/>
+        </w:rPr>
+        <w:t>DB.DQ</w:t>
+      </w:r>
+      <w:proofErr w:type="gramEnd"/>
+      <w:r>
+        <w:rPr>
+          <w:rFonts w:ascii="Courier New" w:eastAsia="Courier New" w:hAnsi="Courier New" w:cs="Courier New"/>
+          <w:color w:val="1B3A6B"/>
+          <w:sz w:val="17"/>
+          <w:szCs w:val="17"/>
+        </w:rPr>
+        <w:t>_MONITORING.FILE_PROCESSING_LOG</w:t>
       </w:r>
     </w:p>
     <w:p>
@@ -15098,12 +15523,12 @@
           <w:bottom w:val="single" w:sz="8" w:space="4" w:color="2E75B6"/>
         </w:pBdr>
       </w:pPr>
-      <w:bookmarkStart w:id="29" w:name="_Toc230905907"/>
+      <w:bookmarkStart w:id="28" w:name="_Toc230905907"/>
       <w:r>
         <w:lastRenderedPageBreak/>
         <w:t>10. Troubleshooting &amp; FAQ</w:t>
       </w:r>
-      <w:bookmarkEnd w:id="29"/>
+      <w:bookmarkEnd w:id="28"/>
     </w:p>
     <w:tbl>
       <w:tblPr>
@@ -15128,12 +15553,6 @@
         <w:gridCol w:w="4160"/>
       </w:tblGrid>
       <w:tr>
-        <w:tblPrEx>
-          <w:tblCellMar>
-            <w:top w:w="0" w:type="dxa"/>
-            <w:bottom w:w="0" w:type="dxa"/>
-          </w:tblCellMar>
-        </w:tblPrEx>
         <w:tc>
           <w:tcPr>
             <w:tcW w:w="2400" w:type="dxa"/>
@@ -15238,12 +15657,6 @@
         </w:tc>
       </w:tr>
       <w:tr>
-        <w:tblPrEx>
-          <w:tblCellMar>
-            <w:top w:w="0" w:type="dxa"/>
-            <w:bottom w:w="0" w:type="dxa"/>
-          </w:tblCellMar>
-        </w:tblPrEx>
         <w:tc>
           <w:tcPr>
             <w:tcW w:w="2400" w:type="dxa"/>
@@ -15327,12 +15740,6 @@
         </w:tc>
       </w:tr>
       <w:tr>
-        <w:tblPrEx>
-          <w:tblCellMar>
-            <w:top w:w="0" w:type="dxa"/>
-            <w:bottom w:w="0" w:type="dxa"/>
-          </w:tblCellMar>
-        </w:tblPrEx>
         <w:tc>
           <w:tcPr>
             <w:tcW w:w="2400" w:type="dxa"/>
@@ -15410,18 +15817,28 @@
                 <w:sz w:val="18"/>
                 <w:szCs w:val="18"/>
               </w:rPr>
-              <w:t>Re-run DDL Step 6 with ROW_NUMBER() version</w:t>
+              <w:t>Re-run DDL Step 6 with ROW_</w:t>
+            </w:r>
+            <w:proofErr w:type="gramStart"/>
+            <w:r>
+              <w:rPr>
+                <w:sz w:val="18"/>
+                <w:szCs w:val="18"/>
+              </w:rPr>
+              <w:t>NUMBER(</w:t>
+            </w:r>
+            <w:proofErr w:type="gramEnd"/>
+            <w:r>
+              <w:rPr>
+                <w:sz w:val="18"/>
+                <w:szCs w:val="18"/>
+              </w:rPr>
+              <w:t>) version</w:t>
             </w:r>
           </w:p>
         </w:tc>
       </w:tr>
       <w:tr>
-        <w:tblPrEx>
-          <w:tblCellMar>
-            <w:top w:w="0" w:type="dxa"/>
-            <w:bottom w:w="0" w:type="dxa"/>
-          </w:tblCellMar>
-        </w:tblPrEx>
         <w:tc>
           <w:tcPr>
             <w:tcW w:w="2400" w:type="dxa"/>
@@ -15505,12 +15922,6 @@
         </w:tc>
       </w:tr>
       <w:tr>
-        <w:tblPrEx>
-          <w:tblCellMar>
-            <w:top w:w="0" w:type="dxa"/>
-            <w:bottom w:w="0" w:type="dxa"/>
-          </w:tblCellMar>
-        </w:tblPrEx>
         <w:tc>
           <w:tcPr>
             <w:tcW w:w="2400" w:type="dxa"/>
@@ -15594,12 +16005,6 @@
         </w:tc>
       </w:tr>
       <w:tr>
-        <w:tblPrEx>
-          <w:tblCellMar>
-            <w:top w:w="0" w:type="dxa"/>
-            <w:bottom w:w="0" w:type="dxa"/>
-          </w:tblCellMar>
-        </w:tblPrEx>
         <w:tc>
           <w:tcPr>
             <w:tcW w:w="2400" w:type="dxa"/>
@@ -15650,8 +16055,33 @@
                 <w:sz w:val="18"/>
                 <w:szCs w:val="18"/>
               </w:rPr>
-              <w:t>Missing s3:PutObject or s3:DeleteObject</w:t>
-            </w:r>
+              <w:t>Missing s</w:t>
+            </w:r>
+            <w:proofErr w:type="gramStart"/>
+            <w:r>
+              <w:rPr>
+                <w:sz w:val="18"/>
+                <w:szCs w:val="18"/>
+              </w:rPr>
+              <w:t>3:PutObject</w:t>
+            </w:r>
+            <w:proofErr w:type="gramEnd"/>
+            <w:r>
+              <w:rPr>
+                <w:sz w:val="18"/>
+                <w:szCs w:val="18"/>
+              </w:rPr>
+              <w:t xml:space="preserve"> or s</w:t>
+            </w:r>
+            <w:proofErr w:type="gramStart"/>
+            <w:r>
+              <w:rPr>
+                <w:sz w:val="18"/>
+                <w:szCs w:val="18"/>
+              </w:rPr>
+              <w:t>3:DeleteObject</w:t>
+            </w:r>
+            <w:proofErr w:type="gramEnd"/>
           </w:p>
         </w:tc>
         <w:tc>
@@ -15683,12 +16113,6 @@
         </w:tc>
       </w:tr>
       <w:tr>
-        <w:tblPrEx>
-          <w:tblCellMar>
-            <w:top w:w="0" w:type="dxa"/>
-            <w:bottom w:w="0" w:type="dxa"/>
-          </w:tblCellMar>
-        </w:tblPrEx>
         <w:tc>
           <w:tcPr>
             <w:tcW w:w="2400" w:type="dxa"/>
@@ -15772,12 +16196,6 @@
         </w:tc>
       </w:tr>
       <w:tr>
-        <w:tblPrEx>
-          <w:tblCellMar>
-            <w:top w:w="0" w:type="dxa"/>
-            <w:bottom w:w="0" w:type="dxa"/>
-          </w:tblCellMar>
-        </w:tblPrEx>
         <w:tc>
           <w:tcPr>
             <w:tcW w:w="2400" w:type="dxa"/>
@@ -15861,12 +16279,6 @@
         </w:tc>
       </w:tr>
       <w:tr>
-        <w:tblPrEx>
-          <w:tblCellMar>
-            <w:top w:w="0" w:type="dxa"/>
-            <w:bottom w:w="0" w:type="dxa"/>
-          </w:tblCellMar>
-        </w:tblPrEx>
         <w:tc>
           <w:tcPr>
             <w:tcW w:w="2400" w:type="dxa"/>
@@ -15960,8 +16372,13 @@
         <w:pStyle w:val="Heading3"/>
       </w:pPr>
       <w:r>
-        <w:t>SAMPLE OUTPUT :</w:t>
-      </w:r>
+        <w:t xml:space="preserve">SAMPLE </w:t>
+      </w:r>
+      <w:proofErr w:type="gramStart"/>
+      <w:r>
+        <w:t>OUTPUT :</w:t>
+      </w:r>
+      <w:proofErr w:type="gramEnd"/>
     </w:p>
     <w:p>
       <w:pPr>
@@ -15987,7 +16404,7 @@
           <w:color w:val="595959"/>
         </w:rPr>
         <w:drawing>
-          <wp:inline distT="0" distB="0" distL="0" distR="0" wp14:anchorId="66B89799" wp14:editId="25CB4655">
+          <wp:inline distT="0" distB="0" distL="0" distR="0" wp14:anchorId="66B89799" wp14:editId="7D6744EB">
             <wp:extent cx="6400800" cy="2067560"/>
             <wp:effectExtent l="0" t="0" r="0" b="8890"/>
             <wp:docPr id="156638634" name="Picture 1"/>
@@ -16034,7 +16451,7 @@
           <w:color w:val="595959"/>
         </w:rPr>
         <w:drawing>
-          <wp:inline distT="0" distB="0" distL="0" distR="0" wp14:anchorId="389CF4DE" wp14:editId="1D356E0A">
+          <wp:inline distT="0" distB="0" distL="0" distR="0" wp14:anchorId="389CF4DE" wp14:editId="7C55A9FD">
             <wp:extent cx="6400800" cy="2071370"/>
             <wp:effectExtent l="0" t="0" r="0" b="5080"/>
             <wp:docPr id="49062494" name="Picture 2"/>
@@ -16202,7 +16619,7 @@
         <w:sz w:val="16"/>
         <w:szCs w:val="16"/>
       </w:rPr>
-      <w:t xml:space="preserve">v1.1 (Bug-Fixed)  |  Confidential  |  Page </w:t>
+      <w:t xml:space="preserve">Page </w:t>
     </w:r>
     <w:r>
       <w:rPr>
@@ -16334,7 +16751,18 @@
         <w:sz w:val="17"/>
         <w:szCs w:val="17"/>
       </w:rPr>
-      <w:t>Data Quality Validation Pipeline</w:t>
+      <w:t xml:space="preserve">Data Quality Validation </w:t>
+    </w:r>
+    <w:proofErr w:type="gramStart"/>
+    <w:r>
+      <w:rPr>
+        <w:b/>
+        <w:bCs/>
+        <w:color w:val="1B3A6B"/>
+        <w:sz w:val="17"/>
+        <w:szCs w:val="17"/>
+      </w:rPr>
+      <w:t>Pipeline</w:t>
     </w:r>
     <w:r>
       <w:rPr>
@@ -16342,7 +16770,16 @@
         <w:sz w:val="17"/>
         <w:szCs w:val="17"/>
       </w:rPr>
-      <w:t xml:space="preserve">  |  v1.1 Bug-Fixed  |  Snowpark Python · AWS S3 · Snowflake</w:t>
+      <w:t xml:space="preserve">  |</w:t>
+    </w:r>
+    <w:proofErr w:type="gramEnd"/>
+    <w:r>
+      <w:rPr>
+        <w:color w:val="595959"/>
+        <w:sz w:val="17"/>
+        <w:szCs w:val="17"/>
+      </w:rPr>
+      <w:t xml:space="preserve">  Snowpark Python · AWS S3 · Snowflake</w:t>
     </w:r>
     <w:r>
       <w:rPr>
@@ -16352,7 +16789,7 @@
         <w:sz w:val="17"/>
         <w:szCs w:val="17"/>
       </w:rPr>
-      <w:t xml:space="preserve">  |  ANALYTICSWITHANAND</w:t>
+      <w:t xml:space="preserve">  </w:t>
     </w:r>
   </w:p>
 </w:hdr>
@@ -17183,6 +17620,48 @@
       <w:ind w:left="200"/>
     </w:pPr>
   </w:style>
+  <w:style w:type="paragraph" w:styleId="Header">
+    <w:name w:val="header"/>
+    <w:basedOn w:val="Normal"/>
+    <w:link w:val="HeaderChar"/>
+    <w:uiPriority w:val="99"/>
+    <w:unhideWhenUsed/>
+    <w:rsid w:val="00026D78"/>
+    <w:pPr>
+      <w:tabs>
+        <w:tab w:val="center" w:pos="4513"/>
+        <w:tab w:val="right" w:pos="9026"/>
+      </w:tabs>
+    </w:pPr>
+  </w:style>
+  <w:style w:type="character" w:customStyle="1" w:styleId="HeaderChar">
+    <w:name w:val="Header Char"/>
+    <w:basedOn w:val="DefaultParagraphFont"/>
+    <w:link w:val="Header"/>
+    <w:uiPriority w:val="99"/>
+    <w:rsid w:val="00026D78"/>
+  </w:style>
+  <w:style w:type="paragraph" w:styleId="Footer">
+    <w:name w:val="footer"/>
+    <w:basedOn w:val="Normal"/>
+    <w:link w:val="FooterChar"/>
+    <w:uiPriority w:val="99"/>
+    <w:unhideWhenUsed/>
+    <w:rsid w:val="00026D78"/>
+    <w:pPr>
+      <w:tabs>
+        <w:tab w:val="center" w:pos="4513"/>
+        <w:tab w:val="right" w:pos="9026"/>
+      </w:tabs>
+    </w:pPr>
+  </w:style>
+  <w:style w:type="character" w:customStyle="1" w:styleId="FooterChar">
+    <w:name w:val="Footer Char"/>
+    <w:basedOn w:val="DefaultParagraphFont"/>
+    <w:link w:val="Footer"/>
+    <w:uiPriority w:val="99"/>
+    <w:rsid w:val="00026D78"/>
+  </w:style>
 </w:styles>
 </file>
 
